--- a/python_oriented_interview/selenium/Alerts_popup_handle.docx
+++ b/python_oriented_interview/selenium/Alerts_popup_handle.docx
@@ -1,7 +1,30 @@
 
 <file path=word/document.xml><?xml version="1.0" encoding="utf-8"?>
-<w:document xmlns:wpc="http://schemas.microsoft.com/office/word/2010/wordprocessingCanvas" xmlns:cx="http://schemas.microsoft.com/office/drawing/2014/chartex" xmlns:cx1="http://schemas.microsoft.com/office/drawing/2015/9/8/chartex" xmlns:cx2="http://schemas.microsoft.com/office/drawing/2015/10/21/chartex" xmlns:cx3="http://schemas.microsoft.com/office/drawing/2016/5/9/chartex" xmlns:cx4="http://schemas.microsoft.com/office/drawing/2016/5/10/chartex" xmlns:cx5="http://schemas.microsoft.com/office/drawing/2016/5/11/chartex" xmlns:cx6="http://schemas.microsoft.com/office/drawing/2016/5/12/chartex" xmlns:cx7="http://schemas.microsoft.com/office/drawing/2016/5/13/chartex" xmlns:cx8="http://schemas.microsoft.com/office/drawing/2016/5/14/chartex" xmlns:mc="http://schemas.openxmlformats.org/markup-compatibility/2006" xmlns:aink="http://schemas.microsoft.com/office/drawing/2016/ink" xmlns:am3d="http://schemas.microsoft.com/office/drawing/2017/model3d" xmlns:o="urn:schemas-microsoft-com:office:office" xmlns:oel="http://schemas.microsoft.com/office/2019/extlst" xmlns:r="http://schemas.openxmlformats.org/officeDocument/2006/relationships" xmlns:m="http://schemas.openxmlformats.org/officeDocument/2006/math" xmlns:v="urn:schemas-microsoft-com:vml" xmlns:wp14="http://schemas.microsoft.com/office/word/2010/wordprocessingDrawing" xmlns:wp="http://schemas.openxmlformats.org/drawingml/2006/wordprocessingDrawing" xmlns:w10="urn:schemas-microsoft-com:office:word" xmlns:w="http://schemas.openxmlformats.org/wordprocessingml/2006/main" xmlns:w14="http://schemas.microsoft.com/office/word/2010/wordml" xmlns:w15="http://schemas.microsoft.com/office/word/2012/wordml" xmlns:w16cex="http://schemas.microsoft.com/office/word/2018/wordml/cex" xmlns:w16cid="http://schemas.microsoft.com/office/word/2016/wordml/cid" xmlns:w16="http://schemas.microsoft.com/office/word/2018/wordml" xmlns:w16du="http://schemas.microsoft.com/office/word/2023/wordml/word16du" xmlns:w16sdtdh="http://schemas.microsoft.com/office/word/2020/wordml/sdtdatahash" xmlns:w16sdtfl="http://schemas.microsoft.com/office/word/2024/wordml/sdtformatlock" xmlns:w16se="http://schemas.microsoft.com/office/word/2015/wordml/symex" xmlns:wpg="http://schemas.microsoft.com/office/word/2010/wordprocessingGroup" xmlns:wpi="http://schemas.microsoft.com/office/word/2010/wordprocessingInk" xmlns:wne="http://schemas.microsoft.com/office/word/2006/wordml" xmlns:wps="http://schemas.microsoft.com/office/word/2010/wordprocessingShape" mc:Ignorable="w14 w15 w16se w16cid w16 w16cex w16sdtdh w16sdtfl w16du wp14">
+<w:document xmlns:wpc="http://schemas.microsoft.com/office/word/2010/wordprocessingCanvas" xmlns:cx="http://schemas.microsoft.com/office/drawing/2014/chartex" xmlns:cx1="http://schemas.microsoft.com/office/drawing/2015/9/8/chartex" xmlns:cx2="http://schemas.microsoft.com/office/drawing/2015/10/21/chartex" xmlns:cx3="http://schemas.microsoft.com/office/drawing/2016/5/9/chartex" xmlns:cx4="http://schemas.microsoft.com/office/drawing/2016/5/10/chartex" xmlns:cx5="http://schemas.microsoft.com/office/drawing/2016/5/11/chartex" xmlns:cx6="http://schemas.microsoft.com/office/drawing/2016/5/12/chartex" xmlns:cx7="http://schemas.microsoft.com/office/drawing/2016/5/13/chartex" xmlns:cx8="http://schemas.microsoft.com/office/drawing/2016/5/14/chartex" xmlns:mc="http://schemas.openxmlformats.org/markup-compatibility/2006" xmlns:aink="http://schemas.microsoft.com/office/drawing/2016/ink" xmlns:am3d="http://schemas.microsoft.com/office/drawing/2017/model3d" xmlns:o="urn:schemas-microsoft-com:office:office" xmlns:oel="http://schemas.microsoft.com/office/2019/extlst" xmlns:r="http://schemas.openxmlformats.org/officeDocument/2006/relationships" xmlns:m="http://schemas.openxmlformats.org/officeDocument/2006/math" xmlns:v="urn:schemas-microsoft-com:vml" xmlns:wp14="http://schemas.microsoft.com/office/word/2010/wordprocessingDrawing" xmlns:wp="http://schemas.openxmlformats.org/drawingml/2006/wordprocessingDrawing" xmlns:w10="urn:schemas-microsoft-com:office:word" xmlns:w="http://schemas.openxmlformats.org/wordprocessingml/2006/main" xmlns:w14="http://schemas.microsoft.com/office/word/2010/wordml" xmlns:w15="http://schemas.microsoft.com/office/word/2012/wordml" xmlns:w16cei="http://schemas.microsoft.com/office/word/2026/wordml/cei" xmlns:w16cex="http://schemas.microsoft.com/office/word/2018/wordml/cex" xmlns:w16cid="http://schemas.microsoft.com/office/word/2016/wordml/cid" xmlns:w16="http://schemas.microsoft.com/office/word/2018/wordml" xmlns:w16du="http://schemas.microsoft.com/office/word/2023/wordml/word16du" xmlns:w16sdtdh="http://schemas.microsoft.com/office/word/2020/wordml/sdtdatahash" xmlns:w16sdtfl="http://schemas.microsoft.com/office/word/2024/wordml/sdtformatlock" xmlns:w16se="http://schemas.microsoft.com/office/word/2015/wordml/symex" xmlns:wpg="http://schemas.microsoft.com/office/word/2010/wordprocessingGroup" xmlns:wpi="http://schemas.microsoft.com/office/word/2010/wordprocessingInk" xmlns:wne="http://schemas.microsoft.com/office/word/2006/wordml" xmlns:wps="http://schemas.microsoft.com/office/word/2010/wordprocessingShape" mc:Ignorable="w14 w15 w16se w16cid w16 w16cex w16sdtdh w16sdtfl w16du wp14">
   <w:body>
+    <w:p>
+      <w:pPr>
+        <w:pBdr>
+          <w:bottom w:val="single" w:sz="4" w:space="1" w:color="auto"/>
+        </w:pBdr>
+        <w:spacing w:after="0"/>
+        <w:rPr>
+          <w:b/>
+          <w:bCs/>
+          <w:sz w:val="28"/>
+          <w:szCs w:val="28"/>
+        </w:rPr>
+      </w:pPr>
+      <w:r>
+        <w:rPr>
+          <w:b/>
+          <w:bCs/>
+          <w:sz w:val="28"/>
+          <w:szCs w:val="28"/>
+        </w:rPr>
+        <w:t>Alert handling</w:t>
+      </w:r>
+    </w:p>
     <w:p>
       <w:pPr>
         <w:pBdr>
@@ -46,7 +69,7 @@
       </w:pPr>
       <w:r>
         <w:pict w14:anchorId="55045DA3">
-          <v:rect id="_x0000_i1259" style="width:0;height:1.5pt" o:hralign="center" o:hrstd="t" o:hr="t" fillcolor="#a0a0a0" stroked="f"/>
+          <v:rect id="_x0000_i1025" style="width:0;height:1.5pt" o:hralign="center" o:hrstd="t" o:hr="t" fillcolor="#a0a0a0" stroked="f"/>
         </w:pict>
       </w:r>
     </w:p>
@@ -108,9 +131,9 @@
         <w:tblLook w:val="04A0" w:firstRow="1" w:lastRow="0" w:firstColumn="1" w:lastColumn="0" w:noHBand="0" w:noVBand="1"/>
       </w:tblPr>
       <w:tblGrid>
-        <w:gridCol w:w="2898"/>
-        <w:gridCol w:w="2127"/>
-        <w:gridCol w:w="2738"/>
+        <w:gridCol w:w="1962"/>
+        <w:gridCol w:w="1555"/>
+        <w:gridCol w:w="2010"/>
       </w:tblGrid>
       <w:tr>
         <w:trPr>
@@ -589,7 +612,7 @@
       </w:pPr>
       <w:r>
         <w:pict w14:anchorId="2389106E">
-          <v:rect id="_x0000_i1260" style="width:0;height:1.5pt" o:hralign="center" o:hrstd="t" o:hr="t" fillcolor="#a0a0a0" stroked="f"/>
+          <v:rect id="_x0000_i1026" style="width:0;height:1.5pt" o:hralign="center" o:hrstd="t" o:hr="t" fillcolor="#a0a0a0" stroked="f"/>
         </w:pict>
       </w:r>
     </w:p>
@@ -675,7 +698,7 @@
       </w:pPr>
       <w:r>
         <w:pict w14:anchorId="5C481A1C">
-          <v:rect id="_x0000_i1261" style="width:0;height:1.5pt" o:hralign="center" o:hrstd="t" o:hr="t" fillcolor="#a0a0a0" stroked="f"/>
+          <v:rect id="_x0000_i1027" style="width:0;height:1.5pt" o:hralign="center" o:hrstd="t" o:hr="t" fillcolor="#a0a0a0" stroked="f"/>
         </w:pict>
       </w:r>
     </w:p>
@@ -770,7 +793,7 @@
       </w:pPr>
       <w:r>
         <w:pict w14:anchorId="551E8F52">
-          <v:rect id="_x0000_i1262" style="width:0;height:1.5pt" o:hralign="center" o:hrstd="t" o:hr="t" fillcolor="#a0a0a0" stroked="f"/>
+          <v:rect id="_x0000_i1028" style="width:0;height:1.5pt" o:hralign="center" o:hrstd="t" o:hr="t" fillcolor="#a0a0a0" stroked="f"/>
         </w:pict>
       </w:r>
     </w:p>
@@ -919,7 +942,7 @@
       </w:pPr>
       <w:r>
         <w:pict w14:anchorId="106D0CE4">
-          <v:rect id="_x0000_i1263" style="width:0;height:1.5pt" o:hralign="center" o:hrstd="t" o:hr="t" fillcolor="#a0a0a0" stroked="f"/>
+          <v:rect id="_x0000_i1029" style="width:0;height:1.5pt" o:hralign="center" o:hrstd="t" o:hr="t" fillcolor="#a0a0a0" stroked="f"/>
         </w:pict>
       </w:r>
     </w:p>
@@ -1027,7 +1050,7 @@
       </w:pPr>
       <w:r>
         <w:pict w14:anchorId="429440F9">
-          <v:rect id="_x0000_i1264" style="width:0;height:1.5pt" o:hralign="center" o:hrstd="t" o:hr="t" fillcolor="#a0a0a0" stroked="f"/>
+          <v:rect id="_x0000_i1030" style="width:0;height:1.5pt" o:hralign="center" o:hrstd="t" o:hr="t" fillcolor="#a0a0a0" stroked="f"/>
         </w:pict>
       </w:r>
     </w:p>
@@ -1103,7 +1126,7 @@
       </w:pPr>
       <w:r>
         <w:pict w14:anchorId="4C8D687F">
-          <v:rect id="_x0000_i1265" style="width:0;height:1.5pt" o:hralign="center" o:hrstd="t" o:hr="t" fillcolor="#a0a0a0" stroked="f"/>
+          <v:rect id="_x0000_i1031" style="width:0;height:1.5pt" o:hralign="center" o:hrstd="t" o:hr="t" fillcolor="#a0a0a0" stroked="f"/>
         </w:pict>
       </w:r>
     </w:p>
@@ -1162,7 +1185,978 @@
       <w:proofErr w:type="spellStart"/>
       <w:proofErr w:type="gramStart"/>
       <w:r>
+        <w:t>alert.dismiss</w:t>
+      </w:r>
+      <w:proofErr w:type="spellEnd"/>
+      <w:proofErr w:type="gramEnd"/>
+      <w:r>
+        <w:t>()</w:t>
+      </w:r>
+    </w:p>
+    <w:p>
+      <w:pPr>
+        <w:pBdr>
+          <w:bottom w:val="single" w:sz="4" w:space="1" w:color="auto"/>
+        </w:pBdr>
+        <w:spacing w:after="0"/>
+      </w:pPr>
+      <w:r>
+        <w:pict w14:anchorId="67EEBA62">
+          <v:rect id="_x0000_i1032" style="width:0;height:1.5pt" o:hralign="center" o:hrstd="t" o:hr="t" fillcolor="#a0a0a0" stroked="f"/>
+        </w:pict>
+      </w:r>
+    </w:p>
+    <w:p>
+      <w:pPr>
+        <w:pBdr>
+          <w:bottom w:val="single" w:sz="4" w:space="1" w:color="auto"/>
+        </w:pBdr>
+        <w:spacing w:after="0"/>
+        <w:rPr>
+          <w:b/>
+          <w:bCs/>
+        </w:rPr>
+      </w:pPr>
+      <w:r>
+        <w:rPr>
+          <w:rFonts w:ascii="Segoe UI Emoji" w:hAnsi="Segoe UI Emoji" w:cs="Segoe UI Emoji"/>
+          <w:b/>
+          <w:bCs/>
+        </w:rPr>
+        <w:t>✅</w:t>
+      </w:r>
+      <w:r>
+        <w:rPr>
+          <w:b/>
+          <w:bCs/>
+        </w:rPr>
+        <w:t xml:space="preserve"> 3. Prompt Alert</w:t>
+      </w:r>
+    </w:p>
+    <w:p>
+      <w:pPr>
+        <w:pBdr>
+          <w:bottom w:val="single" w:sz="4" w:space="1" w:color="auto"/>
+        </w:pBdr>
+        <w:spacing w:after="0"/>
+      </w:pPr>
+      <w:r>
+        <w:t>Prompt accepts text input.</w:t>
+      </w:r>
+    </w:p>
+    <w:p>
+      <w:pPr>
+        <w:pBdr>
+          <w:bottom w:val="single" w:sz="4" w:space="1" w:color="auto"/>
+        </w:pBdr>
+        <w:spacing w:after="0"/>
+      </w:pPr>
+      <w:r>
+        <w:t>Example:</w:t>
+      </w:r>
+    </w:p>
+    <w:p>
+      <w:pPr>
+        <w:pBdr>
+          <w:bottom w:val="single" w:sz="4" w:space="1" w:color="auto"/>
+        </w:pBdr>
+        <w:spacing w:after="0"/>
+      </w:pPr>
+      <w:proofErr w:type="gramStart"/>
+      <w:r>
+        <w:t>prompt(</w:t>
+      </w:r>
+      <w:proofErr w:type="gramEnd"/>
+      <w:r>
+        <w:t>"Enter your name")</w:t>
+      </w:r>
+    </w:p>
+    <w:p>
+      <w:pPr>
+        <w:pBdr>
+          <w:bottom w:val="single" w:sz="4" w:space="1" w:color="auto"/>
+        </w:pBdr>
+        <w:spacing w:after="0"/>
+      </w:pPr>
+      <w:r>
+        <w:pict w14:anchorId="4C71312B">
+          <v:rect id="_x0000_i1033" style="width:0;height:1.5pt" o:hralign="center" o:hrstd="t" o:hr="t" fillcolor="#a0a0a0" stroked="f"/>
+        </w:pict>
+      </w:r>
+    </w:p>
+    <w:p>
+      <w:pPr>
+        <w:pBdr>
+          <w:bottom w:val="single" w:sz="4" w:space="1" w:color="auto"/>
+        </w:pBdr>
+        <w:spacing w:after="0"/>
+        <w:rPr>
+          <w:b/>
+          <w:bCs/>
+        </w:rPr>
+      </w:pPr>
+      <w:r>
+        <w:rPr>
+          <w:b/>
+          <w:bCs/>
+        </w:rPr>
+        <w:t>Python Script</w:t>
+      </w:r>
+    </w:p>
+    <w:p>
+      <w:pPr>
+        <w:pBdr>
+          <w:bottom w:val="single" w:sz="4" w:space="1" w:color="auto"/>
+        </w:pBdr>
+        <w:spacing w:after="0"/>
+      </w:pPr>
+      <w:r>
+        <w:t xml:space="preserve">alert = </w:t>
+      </w:r>
+      <w:proofErr w:type="spellStart"/>
+      <w:proofErr w:type="gramStart"/>
+      <w:r>
+        <w:t>driver.switch</w:t>
+      </w:r>
+      <w:proofErr w:type="gramEnd"/>
+      <w:r>
+        <w:t>_</w:t>
+      </w:r>
+      <w:proofErr w:type="gramStart"/>
+      <w:r>
+        <w:t>to.alert</w:t>
+      </w:r>
+      <w:proofErr w:type="spellEnd"/>
+      <w:proofErr w:type="gramEnd"/>
+    </w:p>
+    <w:p>
+      <w:pPr>
+        <w:pBdr>
+          <w:bottom w:val="single" w:sz="4" w:space="1" w:color="auto"/>
+        </w:pBdr>
+        <w:spacing w:after="0"/>
+      </w:pPr>
+      <w:proofErr w:type="spellStart"/>
+      <w:proofErr w:type="gramStart"/>
+      <w:r>
+        <w:t>alert.send</w:t>
+      </w:r>
+      <w:proofErr w:type="gramEnd"/>
+      <w:r>
+        <w:t>_keys</w:t>
+      </w:r>
+      <w:proofErr w:type="spellEnd"/>
+      <w:r>
+        <w:t>("Neeraj")</w:t>
+      </w:r>
+    </w:p>
+    <w:p>
+      <w:pPr>
+        <w:pBdr>
+          <w:bottom w:val="single" w:sz="4" w:space="1" w:color="auto"/>
+        </w:pBdr>
+        <w:spacing w:after="0"/>
+      </w:pPr>
+      <w:proofErr w:type="spellStart"/>
+      <w:proofErr w:type="gramStart"/>
+      <w:r>
+        <w:t>alert.accept</w:t>
+      </w:r>
+      <w:proofErr w:type="spellEnd"/>
+      <w:proofErr w:type="gramEnd"/>
+      <w:r>
+        <w:t>()</w:t>
+      </w:r>
+    </w:p>
+    <w:p>
+      <w:pPr>
+        <w:pBdr>
+          <w:bottom w:val="single" w:sz="4" w:space="1" w:color="auto"/>
+        </w:pBdr>
+        <w:spacing w:after="0"/>
+      </w:pPr>
+      <w:r>
+        <w:pict w14:anchorId="2D782A38">
+          <v:rect id="_x0000_i1034" style="width:0;height:1.5pt" o:hralign="center" o:hrstd="t" o:hr="t" fillcolor="#a0a0a0" stroked="f"/>
+        </w:pict>
+      </w:r>
+    </w:p>
+    <w:p>
+      <w:pPr>
+        <w:pBdr>
+          <w:bottom w:val="single" w:sz="4" w:space="1" w:color="auto"/>
+        </w:pBdr>
+        <w:spacing w:after="0"/>
+        <w:rPr>
+          <w:b/>
+          <w:bCs/>
+        </w:rPr>
+      </w:pPr>
+      <w:r>
+        <w:rPr>
+          <w:b/>
+          <w:bCs/>
+        </w:rPr>
+        <w:t>Explanation</w:t>
+      </w:r>
+    </w:p>
+    <w:p>
+      <w:pPr>
+        <w:pBdr>
+          <w:bottom w:val="single" w:sz="4" w:space="1" w:color="auto"/>
+        </w:pBdr>
+        <w:spacing w:after="0"/>
+        <w:rPr>
+          <w:b/>
+          <w:bCs/>
+        </w:rPr>
+      </w:pPr>
+      <w:r>
+        <w:rPr>
+          <w:b/>
+          <w:bCs/>
+        </w:rPr>
+        <w:t>Enter text</w:t>
+      </w:r>
+    </w:p>
+    <w:p>
+      <w:pPr>
+        <w:pBdr>
+          <w:bottom w:val="single" w:sz="4" w:space="1" w:color="auto"/>
+        </w:pBdr>
+        <w:spacing w:after="0"/>
+      </w:pPr>
+      <w:proofErr w:type="spellStart"/>
+      <w:proofErr w:type="gramStart"/>
+      <w:r>
+        <w:t>alert.send</w:t>
+      </w:r>
+      <w:proofErr w:type="gramEnd"/>
+      <w:r>
+        <w:t>_keys</w:t>
+      </w:r>
+      <w:proofErr w:type="spellEnd"/>
+      <w:r>
+        <w:t>("Neeraj")</w:t>
+      </w:r>
+    </w:p>
+    <w:p>
+      <w:pPr>
+        <w:pBdr>
+          <w:bottom w:val="single" w:sz="4" w:space="1" w:color="auto"/>
+        </w:pBdr>
+        <w:spacing w:after="0"/>
+        <w:rPr>
+          <w:b/>
+          <w:bCs/>
+        </w:rPr>
+      </w:pPr>
+      <w:r>
+        <w:rPr>
+          <w:b/>
+          <w:bCs/>
+        </w:rPr>
+        <w:t>Accept</w:t>
+      </w:r>
+    </w:p>
+    <w:p>
+      <w:pPr>
+        <w:pBdr>
+          <w:bottom w:val="single" w:sz="4" w:space="1" w:color="auto"/>
+        </w:pBdr>
+        <w:spacing w:after="0"/>
+      </w:pPr>
+      <w:proofErr w:type="spellStart"/>
+      <w:proofErr w:type="gramStart"/>
+      <w:r>
+        <w:t>alert.accept</w:t>
+      </w:r>
+      <w:proofErr w:type="spellEnd"/>
+      <w:proofErr w:type="gramEnd"/>
+      <w:r>
+        <w:t>()</w:t>
+      </w:r>
+    </w:p>
+    <w:p>
+      <w:pPr>
+        <w:pBdr>
+          <w:bottom w:val="single" w:sz="4" w:space="1" w:color="auto"/>
+        </w:pBdr>
+        <w:spacing w:after="0"/>
+      </w:pPr>
+      <w:r>
+        <w:pict w14:anchorId="75F879E3">
+          <v:rect id="_x0000_i1035" style="width:0;height:1.5pt" o:hralign="center" o:hrstd="t" o:hr="t" fillcolor="#a0a0a0" stroked="f"/>
+        </w:pict>
+      </w:r>
+    </w:p>
+    <w:p>
+      <w:pPr>
+        <w:pBdr>
+          <w:bottom w:val="single" w:sz="4" w:space="1" w:color="auto"/>
+        </w:pBdr>
+        <w:spacing w:after="0"/>
+        <w:rPr>
+          <w:b/>
+          <w:bCs/>
+        </w:rPr>
+      </w:pPr>
+      <w:r>
+        <w:rPr>
+          <w:rFonts w:ascii="Segoe UI Emoji" w:hAnsi="Segoe UI Emoji" w:cs="Segoe UI Emoji"/>
+          <w:b/>
+          <w:bCs/>
+        </w:rPr>
+        <w:t>✅</w:t>
+      </w:r>
+      <w:r>
+        <w:rPr>
+          <w:b/>
+          <w:bCs/>
+        </w:rPr>
+        <w:t xml:space="preserve"> 4. Check if Alert Exists</w:t>
+      </w:r>
+    </w:p>
+    <w:p>
+      <w:pPr>
+        <w:pBdr>
+          <w:bottom w:val="single" w:sz="4" w:space="1" w:color="auto"/>
+        </w:pBdr>
+        <w:spacing w:after="0"/>
+      </w:pPr>
+      <w:r>
+        <w:t>Use explicit wait.</w:t>
+      </w:r>
+    </w:p>
+    <w:p>
+      <w:pPr>
+        <w:pBdr>
+          <w:bottom w:val="single" w:sz="4" w:space="1" w:color="auto"/>
+        </w:pBdr>
+        <w:spacing w:after="0"/>
+      </w:pPr>
+      <w:r>
+        <w:pict w14:anchorId="5868E79C">
+          <v:rect id="_x0000_i1036" style="width:0;height:1.5pt" o:hralign="center" o:hrstd="t" o:hr="t" fillcolor="#a0a0a0" stroked="f"/>
+        </w:pict>
+      </w:r>
+    </w:p>
+    <w:p>
+      <w:pPr>
+        <w:pBdr>
+          <w:bottom w:val="single" w:sz="4" w:space="1" w:color="auto"/>
+        </w:pBdr>
+        <w:spacing w:after="0"/>
+      </w:pPr>
+      <w:r>
+        <w:t xml:space="preserve">from </w:t>
+      </w:r>
+      <w:proofErr w:type="spellStart"/>
+      <w:proofErr w:type="gramStart"/>
+      <w:r>
+        <w:t>selenium.webdriver</w:t>
+      </w:r>
+      <w:proofErr w:type="gramEnd"/>
+      <w:r>
+        <w:t>.support.ui</w:t>
+      </w:r>
+      <w:proofErr w:type="spellEnd"/>
+      <w:r>
+        <w:t xml:space="preserve"> import </w:t>
+      </w:r>
+      <w:proofErr w:type="spellStart"/>
+      <w:r>
+        <w:t>WebDriverWait</w:t>
+      </w:r>
+      <w:proofErr w:type="spellEnd"/>
+    </w:p>
+    <w:p>
+      <w:pPr>
+        <w:pBdr>
+          <w:bottom w:val="single" w:sz="4" w:space="1" w:color="auto"/>
+        </w:pBdr>
+        <w:spacing w:after="0"/>
+      </w:pPr>
+      <w:r>
+        <w:t xml:space="preserve">from </w:t>
+      </w:r>
+      <w:proofErr w:type="spellStart"/>
+      <w:proofErr w:type="gramStart"/>
+      <w:r>
+        <w:t>selenium.webdriver</w:t>
+      </w:r>
+      <w:proofErr w:type="gramEnd"/>
+      <w:r>
+        <w:t>.support</w:t>
+      </w:r>
+      <w:proofErr w:type="spellEnd"/>
+      <w:r>
+        <w:t xml:space="preserve"> import </w:t>
+      </w:r>
+      <w:proofErr w:type="spellStart"/>
+      <w:r>
+        <w:t>expected_conditions</w:t>
+      </w:r>
+      <w:proofErr w:type="spellEnd"/>
+      <w:r>
+        <w:t xml:space="preserve"> as EC</w:t>
+      </w:r>
+    </w:p>
+    <w:p>
+      <w:pPr>
+        <w:pBdr>
+          <w:bottom w:val="single" w:sz="4" w:space="1" w:color="auto"/>
+        </w:pBdr>
+        <w:spacing w:after="0"/>
+      </w:pPr>
+    </w:p>
+    <w:p>
+      <w:pPr>
+        <w:pBdr>
+          <w:bottom w:val="single" w:sz="4" w:space="1" w:color="auto"/>
+        </w:pBdr>
+        <w:spacing w:after="0"/>
+      </w:pPr>
+      <w:r>
+        <w:t xml:space="preserve">alert = </w:t>
+      </w:r>
+      <w:proofErr w:type="spellStart"/>
+      <w:proofErr w:type="gramStart"/>
+      <w:r>
+        <w:t>WebDriverWait</w:t>
+      </w:r>
+      <w:proofErr w:type="spellEnd"/>
+      <w:r>
+        <w:t>(</w:t>
+      </w:r>
+      <w:proofErr w:type="gramEnd"/>
+      <w:r>
+        <w:t>driver, 10</w:t>
+      </w:r>
+      <w:proofErr w:type="gramStart"/>
+      <w:r>
+        <w:t>).until</w:t>
+      </w:r>
+      <w:proofErr w:type="gramEnd"/>
+      <w:r>
+        <w:t>(</w:t>
+      </w:r>
+    </w:p>
+    <w:p>
+      <w:pPr>
+        <w:pBdr>
+          <w:bottom w:val="single" w:sz="4" w:space="1" w:color="auto"/>
+        </w:pBdr>
+        <w:spacing w:after="0"/>
+      </w:pPr>
+      <w:r>
+        <w:t xml:space="preserve">    </w:t>
+      </w:r>
+      <w:proofErr w:type="spellStart"/>
+      <w:proofErr w:type="gramStart"/>
+      <w:r>
+        <w:t>EC.alert</w:t>
+      </w:r>
+      <w:proofErr w:type="gramEnd"/>
+      <w:r>
+        <w:t>_is_</w:t>
+      </w:r>
+      <w:proofErr w:type="gramStart"/>
+      <w:r>
+        <w:t>present</w:t>
+      </w:r>
+      <w:proofErr w:type="spellEnd"/>
+      <w:r>
+        <w:t>(</w:t>
+      </w:r>
+      <w:proofErr w:type="gramEnd"/>
+      <w:r>
+        <w:t>)</w:t>
+      </w:r>
+    </w:p>
+    <w:p>
+      <w:pPr>
+        <w:pBdr>
+          <w:bottom w:val="single" w:sz="4" w:space="1" w:color="auto"/>
+        </w:pBdr>
+        <w:spacing w:after="0"/>
+      </w:pPr>
+      <w:r>
+        <w:t>)</w:t>
+      </w:r>
+    </w:p>
+    <w:p>
+      <w:pPr>
+        <w:pBdr>
+          <w:bottom w:val="single" w:sz="4" w:space="1" w:color="auto"/>
+        </w:pBdr>
+        <w:spacing w:after="0"/>
+      </w:pPr>
+    </w:p>
+    <w:p>
+      <w:pPr>
+        <w:pBdr>
+          <w:bottom w:val="single" w:sz="4" w:space="1" w:color="auto"/>
+        </w:pBdr>
+        <w:spacing w:after="0"/>
+      </w:pPr>
+      <w:r>
+        <w:t>print(</w:t>
+      </w:r>
+      <w:proofErr w:type="spellStart"/>
+      <w:r>
+        <w:t>alert.text</w:t>
+      </w:r>
+      <w:proofErr w:type="spellEnd"/>
+      <w:r>
+        <w:t>)</w:t>
+      </w:r>
+    </w:p>
+    <w:p>
+      <w:pPr>
+        <w:pBdr>
+          <w:bottom w:val="single" w:sz="4" w:space="1" w:color="auto"/>
+        </w:pBdr>
+        <w:spacing w:after="0"/>
+      </w:pPr>
+      <w:proofErr w:type="spellStart"/>
+      <w:proofErr w:type="gramStart"/>
+      <w:r>
+        <w:t>alert.accept</w:t>
+      </w:r>
+      <w:proofErr w:type="spellEnd"/>
+      <w:proofErr w:type="gramEnd"/>
+      <w:r>
+        <w:t>()</w:t>
+      </w:r>
+    </w:p>
+    <w:p>
+      <w:pPr>
+        <w:pBdr>
+          <w:bottom w:val="single" w:sz="4" w:space="1" w:color="auto"/>
+        </w:pBdr>
+        <w:spacing w:after="0"/>
+      </w:pPr>
+      <w:r>
+        <w:pict w14:anchorId="4B8A261C">
+          <v:rect id="_x0000_i1037" style="width:0;height:1.5pt" o:hralign="center" o:hrstd="t" o:hr="t" fillcolor="#a0a0a0" stroked="f"/>
+        </w:pict>
+      </w:r>
+    </w:p>
+    <w:p>
+      <w:pPr>
+        <w:pBdr>
+          <w:bottom w:val="single" w:sz="4" w:space="1" w:color="auto"/>
+        </w:pBdr>
+        <w:spacing w:after="0"/>
+        <w:rPr>
+          <w:b/>
+          <w:bCs/>
+        </w:rPr>
+      </w:pPr>
+      <w:r>
+        <w:rPr>
+          <w:b/>
+          <w:bCs/>
+        </w:rPr>
+        <w:t>Why senior engineers prefer this</w:t>
+      </w:r>
+    </w:p>
+    <w:p>
+      <w:pPr>
+        <w:pBdr>
+          <w:bottom w:val="single" w:sz="4" w:space="1" w:color="auto"/>
+        </w:pBdr>
+        <w:spacing w:after="0"/>
+      </w:pPr>
+      <w:r>
+        <w:t>Because direct:</w:t>
+      </w:r>
+    </w:p>
+    <w:p>
+      <w:pPr>
+        <w:pBdr>
+          <w:bottom w:val="single" w:sz="4" w:space="1" w:color="auto"/>
+        </w:pBdr>
+        <w:spacing w:after="0"/>
+      </w:pPr>
+      <w:proofErr w:type="spellStart"/>
+      <w:proofErr w:type="gramStart"/>
+      <w:r>
+        <w:t>driver.switch</w:t>
+      </w:r>
+      <w:proofErr w:type="gramEnd"/>
+      <w:r>
+        <w:t>_</w:t>
+      </w:r>
+      <w:proofErr w:type="gramStart"/>
+      <w:r>
+        <w:t>to.alert</w:t>
+      </w:r>
+      <w:proofErr w:type="spellEnd"/>
+      <w:proofErr w:type="gramEnd"/>
+    </w:p>
+    <w:p>
+      <w:pPr>
+        <w:pBdr>
+          <w:bottom w:val="single" w:sz="4" w:space="1" w:color="auto"/>
+        </w:pBdr>
+        <w:spacing w:after="0"/>
+      </w:pPr>
+      <w:r>
+        <w:t>may fail with:</w:t>
+      </w:r>
+    </w:p>
+    <w:p>
+      <w:pPr>
+        <w:pBdr>
+          <w:bottom w:val="single" w:sz="4" w:space="1" w:color="auto"/>
+        </w:pBdr>
+        <w:spacing w:after="0"/>
+      </w:pPr>
+      <w:proofErr w:type="spellStart"/>
+      <w:r>
+        <w:t>NoAlertPresentException</w:t>
+      </w:r>
+      <w:proofErr w:type="spellEnd"/>
+    </w:p>
+    <w:p>
+      <w:pPr>
+        <w:pBdr>
+          <w:bottom w:val="single" w:sz="4" w:space="1" w:color="auto"/>
+        </w:pBdr>
+        <w:spacing w:after="0"/>
+      </w:pPr>
+      <w:r>
         <w:lastRenderedPageBreak/>
+        <w:pict w14:anchorId="0DE4E33B">
+          <v:rect id="_x0000_i1038" style="width:0;height:1.5pt" o:hralign="center" o:hrstd="t" o:hr="t" fillcolor="#a0a0a0" stroked="f"/>
+        </w:pict>
+      </w:r>
+    </w:p>
+    <w:p>
+      <w:pPr>
+        <w:pBdr>
+          <w:bottom w:val="single" w:sz="4" w:space="1" w:color="auto"/>
+        </w:pBdr>
+        <w:spacing w:after="0"/>
+        <w:rPr>
+          <w:b/>
+          <w:bCs/>
+        </w:rPr>
+      </w:pPr>
+      <w:r>
+        <w:rPr>
+          <w:rFonts w:ascii="Segoe UI Emoji" w:hAnsi="Segoe UI Emoji" w:cs="Segoe UI Emoji"/>
+          <w:b/>
+          <w:bCs/>
+        </w:rPr>
+        <w:t>✅</w:t>
+      </w:r>
+      <w:r>
+        <w:rPr>
+          <w:b/>
+          <w:bCs/>
+        </w:rPr>
+        <w:t xml:space="preserve"> 5. Reusable Alert Handler (Framework Style)</w:t>
+      </w:r>
+    </w:p>
+    <w:p>
+      <w:pPr>
+        <w:pBdr>
+          <w:bottom w:val="single" w:sz="4" w:space="1" w:color="auto"/>
+        </w:pBdr>
+        <w:spacing w:after="0"/>
+      </w:pPr>
+      <w:r>
+        <w:t>Reusable utility.</w:t>
+      </w:r>
+    </w:p>
+    <w:p>
+      <w:pPr>
+        <w:pBdr>
+          <w:bottom w:val="single" w:sz="4" w:space="1" w:color="auto"/>
+        </w:pBdr>
+        <w:spacing w:after="0"/>
+      </w:pPr>
+      <w:r>
+        <w:pict w14:anchorId="20EE06DB">
+          <v:rect id="_x0000_i1039" style="width:0;height:1.5pt" o:hralign="center" o:hrstd="t" o:hr="t" fillcolor="#a0a0a0" stroked="f"/>
+        </w:pict>
+      </w:r>
+    </w:p>
+    <w:p>
+      <w:pPr>
+        <w:pBdr>
+          <w:bottom w:val="single" w:sz="4" w:space="1" w:color="auto"/>
+        </w:pBdr>
+        <w:spacing w:after="0"/>
+      </w:pPr>
+      <w:r>
+        <w:t xml:space="preserve">def </w:t>
+      </w:r>
+      <w:proofErr w:type="spellStart"/>
+      <w:r>
+        <w:t>handle_</w:t>
+      </w:r>
+      <w:proofErr w:type="gramStart"/>
+      <w:r>
+        <w:t>alert</w:t>
+      </w:r>
+      <w:proofErr w:type="spellEnd"/>
+      <w:r>
+        <w:t>(</w:t>
+      </w:r>
+      <w:proofErr w:type="gramEnd"/>
+      <w:r>
+        <w:t>driver, action="accept", text=None):</w:t>
+      </w:r>
+    </w:p>
+    <w:p>
+      <w:pPr>
+        <w:pBdr>
+          <w:bottom w:val="single" w:sz="4" w:space="1" w:color="auto"/>
+        </w:pBdr>
+        <w:spacing w:after="0"/>
+      </w:pPr>
+      <w:r>
+        <w:t xml:space="preserve">    try:</w:t>
+      </w:r>
+    </w:p>
+    <w:p>
+      <w:pPr>
+        <w:pBdr>
+          <w:bottom w:val="single" w:sz="4" w:space="1" w:color="auto"/>
+        </w:pBdr>
+        <w:spacing w:after="0"/>
+      </w:pPr>
+      <w:r>
+        <w:t xml:space="preserve">        alert = </w:t>
+      </w:r>
+      <w:proofErr w:type="spellStart"/>
+      <w:proofErr w:type="gramStart"/>
+      <w:r>
+        <w:t>WebDriverWait</w:t>
+      </w:r>
+      <w:proofErr w:type="spellEnd"/>
+      <w:r>
+        <w:t>(</w:t>
+      </w:r>
+      <w:proofErr w:type="gramEnd"/>
+      <w:r>
+        <w:t>driver, 10</w:t>
+      </w:r>
+      <w:proofErr w:type="gramStart"/>
+      <w:r>
+        <w:t>).until</w:t>
+      </w:r>
+      <w:proofErr w:type="gramEnd"/>
+      <w:r>
+        <w:t>(</w:t>
+      </w:r>
+    </w:p>
+    <w:p>
+      <w:pPr>
+        <w:pBdr>
+          <w:bottom w:val="single" w:sz="4" w:space="1" w:color="auto"/>
+        </w:pBdr>
+        <w:spacing w:after="0"/>
+      </w:pPr>
+      <w:r>
+        <w:t xml:space="preserve">            </w:t>
+      </w:r>
+      <w:proofErr w:type="spellStart"/>
+      <w:proofErr w:type="gramStart"/>
+      <w:r>
+        <w:t>EC.alert</w:t>
+      </w:r>
+      <w:proofErr w:type="gramEnd"/>
+      <w:r>
+        <w:t>_is_</w:t>
+      </w:r>
+      <w:proofErr w:type="gramStart"/>
+      <w:r>
+        <w:t>present</w:t>
+      </w:r>
+      <w:proofErr w:type="spellEnd"/>
+      <w:r>
+        <w:t>(</w:t>
+      </w:r>
+      <w:proofErr w:type="gramEnd"/>
+      <w:r>
+        <w:t>)</w:t>
+      </w:r>
+    </w:p>
+    <w:p>
+      <w:pPr>
+        <w:pBdr>
+          <w:bottom w:val="single" w:sz="4" w:space="1" w:color="auto"/>
+        </w:pBdr>
+        <w:spacing w:after="0"/>
+      </w:pPr>
+      <w:r>
+        <w:t xml:space="preserve">        )</w:t>
+      </w:r>
+    </w:p>
+    <w:p>
+      <w:pPr>
+        <w:pBdr>
+          <w:bottom w:val="single" w:sz="4" w:space="1" w:color="auto"/>
+        </w:pBdr>
+        <w:spacing w:after="0"/>
+      </w:pPr>
+    </w:p>
+    <w:p>
+      <w:pPr>
+        <w:pBdr>
+          <w:bottom w:val="single" w:sz="4" w:space="1" w:color="auto"/>
+        </w:pBdr>
+        <w:spacing w:after="0"/>
+      </w:pPr>
+      <w:r>
+        <w:t xml:space="preserve">        message = </w:t>
+      </w:r>
+      <w:proofErr w:type="spellStart"/>
+      <w:r>
+        <w:t>alert.text</w:t>
+      </w:r>
+      <w:proofErr w:type="spellEnd"/>
+    </w:p>
+    <w:p>
+      <w:pPr>
+        <w:pBdr>
+          <w:bottom w:val="single" w:sz="4" w:space="1" w:color="auto"/>
+        </w:pBdr>
+        <w:spacing w:after="0"/>
+      </w:pPr>
+    </w:p>
+    <w:p>
+      <w:pPr>
+        <w:pBdr>
+          <w:bottom w:val="single" w:sz="4" w:space="1" w:color="auto"/>
+        </w:pBdr>
+        <w:spacing w:after="0"/>
+      </w:pPr>
+      <w:r>
+        <w:t xml:space="preserve">        if text:</w:t>
+      </w:r>
+    </w:p>
+    <w:p>
+      <w:pPr>
+        <w:pBdr>
+          <w:bottom w:val="single" w:sz="4" w:space="1" w:color="auto"/>
+        </w:pBdr>
+        <w:spacing w:after="0"/>
+      </w:pPr>
+      <w:r>
+        <w:t xml:space="preserve">            </w:t>
+      </w:r>
+      <w:proofErr w:type="spellStart"/>
+      <w:proofErr w:type="gramStart"/>
+      <w:r>
+        <w:t>alert.send</w:t>
+      </w:r>
+      <w:proofErr w:type="gramEnd"/>
+      <w:r>
+        <w:t>_keys</w:t>
+      </w:r>
+      <w:proofErr w:type="spellEnd"/>
+      <w:r>
+        <w:t>(text)</w:t>
+      </w:r>
+    </w:p>
+    <w:p>
+      <w:pPr>
+        <w:pBdr>
+          <w:bottom w:val="single" w:sz="4" w:space="1" w:color="auto"/>
+        </w:pBdr>
+        <w:spacing w:after="0"/>
+      </w:pPr>
+    </w:p>
+    <w:p>
+      <w:pPr>
+        <w:pBdr>
+          <w:bottom w:val="single" w:sz="4" w:space="1" w:color="auto"/>
+        </w:pBdr>
+        <w:spacing w:after="0"/>
+      </w:pPr>
+      <w:r>
+        <w:t xml:space="preserve">        if </w:t>
+      </w:r>
+      <w:proofErr w:type="spellStart"/>
+      <w:proofErr w:type="gramStart"/>
+      <w:r>
+        <w:t>action.lower</w:t>
+      </w:r>
+      <w:proofErr w:type="spellEnd"/>
+      <w:proofErr w:type="gramEnd"/>
+      <w:r>
+        <w:t>() == "accept":</w:t>
+      </w:r>
+    </w:p>
+    <w:p>
+      <w:pPr>
+        <w:pBdr>
+          <w:bottom w:val="single" w:sz="4" w:space="1" w:color="auto"/>
+        </w:pBdr>
+        <w:spacing w:after="0"/>
+      </w:pPr>
+      <w:r>
+        <w:t xml:space="preserve">            </w:t>
+      </w:r>
+      <w:proofErr w:type="spellStart"/>
+      <w:proofErr w:type="gramStart"/>
+      <w:r>
+        <w:t>alert.accept</w:t>
+      </w:r>
+      <w:proofErr w:type="spellEnd"/>
+      <w:proofErr w:type="gramEnd"/>
+      <w:r>
+        <w:t>()</w:t>
+      </w:r>
+    </w:p>
+    <w:p>
+      <w:pPr>
+        <w:pBdr>
+          <w:bottom w:val="single" w:sz="4" w:space="1" w:color="auto"/>
+        </w:pBdr>
+        <w:spacing w:after="0"/>
+      </w:pPr>
+      <w:r>
+        <w:t xml:space="preserve">        </w:t>
+      </w:r>
+      <w:proofErr w:type="spellStart"/>
+      <w:r>
+        <w:t>elif</w:t>
+      </w:r>
+      <w:proofErr w:type="spellEnd"/>
+      <w:r>
+        <w:t xml:space="preserve"> </w:t>
+      </w:r>
+      <w:proofErr w:type="spellStart"/>
+      <w:proofErr w:type="gramStart"/>
+      <w:r>
+        <w:t>action.lower</w:t>
+      </w:r>
+      <w:proofErr w:type="spellEnd"/>
+      <w:proofErr w:type="gramEnd"/>
+      <w:r>
+        <w:t>() == "dismiss":</w:t>
+      </w:r>
+    </w:p>
+    <w:p>
+      <w:pPr>
+        <w:pBdr>
+          <w:bottom w:val="single" w:sz="4" w:space="1" w:color="auto"/>
+        </w:pBdr>
+        <w:spacing w:after="0"/>
+      </w:pPr>
+      <w:r>
+        <w:t xml:space="preserve">            </w:t>
+      </w:r>
+      <w:proofErr w:type="spellStart"/>
+      <w:proofErr w:type="gramStart"/>
+      <w:r>
         <w:t>alert.dismiss</w:t>
       </w:r>
       <w:proofErr w:type="spellEnd"/>
@@ -1178,9 +2172,90 @@
         </w:pBdr>
         <w:spacing w:after="0"/>
       </w:pPr>
-      <w:r>
-        <w:pict w14:anchorId="67EEBA62">
-          <v:rect id="_x0000_i1266" style="width:0;height:1.5pt" o:hralign="center" o:hrstd="t" o:hr="t" fillcolor="#a0a0a0" stroked="f"/>
+    </w:p>
+    <w:p>
+      <w:pPr>
+        <w:pBdr>
+          <w:bottom w:val="single" w:sz="4" w:space="1" w:color="auto"/>
+        </w:pBdr>
+        <w:spacing w:after="0"/>
+      </w:pPr>
+      <w:r>
+        <w:t xml:space="preserve">        return message</w:t>
+      </w:r>
+    </w:p>
+    <w:p>
+      <w:pPr>
+        <w:pBdr>
+          <w:bottom w:val="single" w:sz="4" w:space="1" w:color="auto"/>
+        </w:pBdr>
+        <w:spacing w:after="0"/>
+      </w:pPr>
+    </w:p>
+    <w:p>
+      <w:pPr>
+        <w:pBdr>
+          <w:bottom w:val="single" w:sz="4" w:space="1" w:color="auto"/>
+        </w:pBdr>
+        <w:spacing w:after="0"/>
+      </w:pPr>
+      <w:r>
+        <w:t xml:space="preserve">    except Exception as e:</w:t>
+      </w:r>
+    </w:p>
+    <w:p>
+      <w:pPr>
+        <w:pBdr>
+          <w:bottom w:val="single" w:sz="4" w:space="1" w:color="auto"/>
+        </w:pBdr>
+        <w:spacing w:after="0"/>
+      </w:pPr>
+      <w:r>
+        <w:t xml:space="preserve">        </w:t>
+      </w:r>
+      <w:proofErr w:type="gramStart"/>
+      <w:r>
+        <w:t>print(</w:t>
+      </w:r>
+      <w:proofErr w:type="spellStart"/>
+      <w:proofErr w:type="gramEnd"/>
+      <w:r>
+        <w:t>f"Alert</w:t>
+      </w:r>
+      <w:proofErr w:type="spellEnd"/>
+      <w:r>
+        <w:t xml:space="preserve"> not </w:t>
+      </w:r>
+      <w:proofErr w:type="gramStart"/>
+      <w:r>
+        <w:t>found:</w:t>
+      </w:r>
+      <w:proofErr w:type="gramEnd"/>
+      <w:r>
+        <w:t xml:space="preserve"> {e}")</w:t>
+      </w:r>
+    </w:p>
+    <w:p>
+      <w:pPr>
+        <w:pBdr>
+          <w:bottom w:val="single" w:sz="4" w:space="1" w:color="auto"/>
+        </w:pBdr>
+        <w:spacing w:after="0"/>
+      </w:pPr>
+      <w:r>
+        <w:t xml:space="preserve">        return None</w:t>
+      </w:r>
+    </w:p>
+    <w:p>
+      <w:pPr>
+        <w:pBdr>
+          <w:bottom w:val="single" w:sz="4" w:space="1" w:color="auto"/>
+        </w:pBdr>
+        <w:spacing w:after="0"/>
+      </w:pPr>
+      <w:r>
+        <w:pict w14:anchorId="6689D0C7">
+          <v:rect id="_x0000_i1040" style="width:0;height:1.5pt" o:hralign="center" o:hrstd="t" o:hr="t" fillcolor="#a0a0a0" stroked="f"/>
         </w:pict>
       </w:r>
     </w:p>
@@ -1197,411 +2272,80 @@
       </w:pPr>
       <w:r>
         <w:rPr>
-          <w:rFonts w:ascii="Segoe UI Emoji" w:hAnsi="Segoe UI Emoji" w:cs="Segoe UI Emoji"/>
-          <w:b/>
-          <w:bCs/>
-        </w:rPr>
-        <w:t>✅</w:t>
-      </w:r>
-      <w:r>
-        <w:rPr>
-          <w:b/>
-          <w:bCs/>
-        </w:rPr>
-        <w:t xml:space="preserve"> 3. Prompt Alert</w:t>
-      </w:r>
-    </w:p>
-    <w:p>
-      <w:pPr>
-        <w:pBdr>
-          <w:bottom w:val="single" w:sz="4" w:space="1" w:color="auto"/>
-        </w:pBdr>
-        <w:spacing w:after="0"/>
-      </w:pPr>
-      <w:r>
-        <w:t>Prompt accepts text input.</w:t>
-      </w:r>
-    </w:p>
-    <w:p>
-      <w:pPr>
-        <w:pBdr>
-          <w:bottom w:val="single" w:sz="4" w:space="1" w:color="auto"/>
-        </w:pBdr>
-        <w:spacing w:after="0"/>
-      </w:pPr>
-      <w:r>
-        <w:t>Example:</w:t>
-      </w:r>
-    </w:p>
-    <w:p>
-      <w:pPr>
-        <w:pBdr>
-          <w:bottom w:val="single" w:sz="4" w:space="1" w:color="auto"/>
-        </w:pBdr>
-        <w:spacing w:after="0"/>
-      </w:pPr>
-      <w:proofErr w:type="gramStart"/>
-      <w:r>
-        <w:t>prompt(</w:t>
-      </w:r>
-      <w:proofErr w:type="gramEnd"/>
-      <w:r>
-        <w:t>"Enter your name")</w:t>
-      </w:r>
-    </w:p>
-    <w:p>
-      <w:pPr>
-        <w:pBdr>
-          <w:bottom w:val="single" w:sz="4" w:space="1" w:color="auto"/>
-        </w:pBdr>
-        <w:spacing w:after="0"/>
-      </w:pPr>
-      <w:r>
-        <w:pict w14:anchorId="4C71312B">
-          <v:rect id="_x0000_i1267" style="width:0;height:1.5pt" o:hralign="center" o:hrstd="t" o:hr="t" fillcolor="#a0a0a0" stroked="f"/>
-        </w:pict>
-      </w:r>
-    </w:p>
-    <w:p>
-      <w:pPr>
-        <w:pBdr>
-          <w:bottom w:val="single" w:sz="4" w:space="1" w:color="auto"/>
-        </w:pBdr>
-        <w:spacing w:after="0"/>
-        <w:rPr>
-          <w:b/>
-          <w:bCs/>
-        </w:rPr>
-      </w:pPr>
-      <w:r>
-        <w:rPr>
-          <w:b/>
-          <w:bCs/>
-        </w:rPr>
-        <w:t>Python Script</w:t>
-      </w:r>
-    </w:p>
-    <w:p>
-      <w:pPr>
-        <w:pBdr>
-          <w:bottom w:val="single" w:sz="4" w:space="1" w:color="auto"/>
-        </w:pBdr>
-        <w:spacing w:after="0"/>
-      </w:pPr>
-      <w:r>
-        <w:t xml:space="preserve">alert = </w:t>
-      </w:r>
-      <w:proofErr w:type="spellStart"/>
-      <w:proofErr w:type="gramStart"/>
-      <w:r>
-        <w:t>driver.switch</w:t>
-      </w:r>
-      <w:proofErr w:type="gramEnd"/>
-      <w:r>
-        <w:t>_</w:t>
-      </w:r>
-      <w:proofErr w:type="gramStart"/>
-      <w:r>
-        <w:t>to.alert</w:t>
-      </w:r>
-      <w:proofErr w:type="spellEnd"/>
-      <w:proofErr w:type="gramEnd"/>
-    </w:p>
-    <w:p>
-      <w:pPr>
-        <w:pBdr>
-          <w:bottom w:val="single" w:sz="4" w:space="1" w:color="auto"/>
-        </w:pBdr>
-        <w:spacing w:after="0"/>
-      </w:pPr>
-      <w:proofErr w:type="spellStart"/>
-      <w:proofErr w:type="gramStart"/>
-      <w:r>
-        <w:t>alert.send</w:t>
-      </w:r>
-      <w:proofErr w:type="gramEnd"/>
-      <w:r>
-        <w:t>_keys</w:t>
-      </w:r>
-      <w:proofErr w:type="spellEnd"/>
-      <w:r>
-        <w:t>("Neeraj")</w:t>
-      </w:r>
-    </w:p>
-    <w:p>
-      <w:pPr>
-        <w:pBdr>
-          <w:bottom w:val="single" w:sz="4" w:space="1" w:color="auto"/>
-        </w:pBdr>
-        <w:spacing w:after="0"/>
-      </w:pPr>
-      <w:proofErr w:type="spellStart"/>
-      <w:proofErr w:type="gramStart"/>
-      <w:r>
-        <w:t>alert.accept</w:t>
-      </w:r>
-      <w:proofErr w:type="spellEnd"/>
-      <w:proofErr w:type="gramEnd"/>
-      <w:r>
-        <w:t>()</w:t>
-      </w:r>
-    </w:p>
-    <w:p>
-      <w:pPr>
-        <w:pBdr>
-          <w:bottom w:val="single" w:sz="4" w:space="1" w:color="auto"/>
-        </w:pBdr>
-        <w:spacing w:after="0"/>
-      </w:pPr>
-      <w:r>
-        <w:pict w14:anchorId="2D782A38">
-          <v:rect id="_x0000_i1268" style="width:0;height:1.5pt" o:hralign="center" o:hrstd="t" o:hr="t" fillcolor="#a0a0a0" stroked="f"/>
-        </w:pict>
-      </w:r>
-    </w:p>
-    <w:p>
-      <w:pPr>
-        <w:pBdr>
-          <w:bottom w:val="single" w:sz="4" w:space="1" w:color="auto"/>
-        </w:pBdr>
-        <w:spacing w:after="0"/>
-        <w:rPr>
-          <w:b/>
-          <w:bCs/>
-        </w:rPr>
-      </w:pPr>
-      <w:r>
-        <w:rPr>
-          <w:b/>
-          <w:bCs/>
-        </w:rPr>
-        <w:t>Explanation</w:t>
-      </w:r>
-    </w:p>
-    <w:p>
-      <w:pPr>
-        <w:pBdr>
-          <w:bottom w:val="single" w:sz="4" w:space="1" w:color="auto"/>
-        </w:pBdr>
-        <w:spacing w:after="0"/>
-        <w:rPr>
-          <w:b/>
-          <w:bCs/>
-        </w:rPr>
-      </w:pPr>
-      <w:r>
-        <w:rPr>
-          <w:b/>
-          <w:bCs/>
-        </w:rPr>
-        <w:t>Enter text</w:t>
-      </w:r>
-    </w:p>
-    <w:p>
-      <w:pPr>
-        <w:pBdr>
-          <w:bottom w:val="single" w:sz="4" w:space="1" w:color="auto"/>
-        </w:pBdr>
-        <w:spacing w:after="0"/>
-      </w:pPr>
-      <w:proofErr w:type="spellStart"/>
-      <w:proofErr w:type="gramStart"/>
-      <w:r>
-        <w:t>alert.send</w:t>
-      </w:r>
-      <w:proofErr w:type="gramEnd"/>
-      <w:r>
-        <w:t>_keys</w:t>
-      </w:r>
-      <w:proofErr w:type="spellEnd"/>
-      <w:r>
-        <w:t>("Neeraj")</w:t>
-      </w:r>
-    </w:p>
-    <w:p>
-      <w:pPr>
-        <w:pBdr>
-          <w:bottom w:val="single" w:sz="4" w:space="1" w:color="auto"/>
-        </w:pBdr>
-        <w:spacing w:after="0"/>
-        <w:rPr>
-          <w:b/>
-          <w:bCs/>
-        </w:rPr>
-      </w:pPr>
-      <w:r>
-        <w:rPr>
-          <w:b/>
-          <w:bCs/>
-        </w:rPr>
-        <w:t>Accept</w:t>
-      </w:r>
-    </w:p>
-    <w:p>
-      <w:pPr>
-        <w:pBdr>
-          <w:bottom w:val="single" w:sz="4" w:space="1" w:color="auto"/>
-        </w:pBdr>
-        <w:spacing w:after="0"/>
-      </w:pPr>
-      <w:proofErr w:type="spellStart"/>
-      <w:proofErr w:type="gramStart"/>
-      <w:r>
-        <w:t>alert.accept</w:t>
-      </w:r>
-      <w:proofErr w:type="spellEnd"/>
-      <w:proofErr w:type="gramEnd"/>
-      <w:r>
-        <w:t>()</w:t>
-      </w:r>
-    </w:p>
-    <w:p>
-      <w:pPr>
-        <w:pBdr>
-          <w:bottom w:val="single" w:sz="4" w:space="1" w:color="auto"/>
-        </w:pBdr>
-        <w:spacing w:after="0"/>
-      </w:pPr>
-      <w:r>
-        <w:pict w14:anchorId="75F879E3">
-          <v:rect id="_x0000_i1269" style="width:0;height:1.5pt" o:hralign="center" o:hrstd="t" o:hr="t" fillcolor="#a0a0a0" stroked="f"/>
-        </w:pict>
-      </w:r>
-    </w:p>
-    <w:p>
-      <w:pPr>
-        <w:pBdr>
-          <w:bottom w:val="single" w:sz="4" w:space="1" w:color="auto"/>
-        </w:pBdr>
-        <w:spacing w:after="0"/>
-        <w:rPr>
-          <w:b/>
-          <w:bCs/>
-        </w:rPr>
-      </w:pPr>
-      <w:r>
-        <w:rPr>
-          <w:rFonts w:ascii="Segoe UI Emoji" w:hAnsi="Segoe UI Emoji" w:cs="Segoe UI Emoji"/>
-          <w:b/>
-          <w:bCs/>
-        </w:rPr>
-        <w:t>✅</w:t>
-      </w:r>
-      <w:r>
-        <w:rPr>
-          <w:b/>
-          <w:bCs/>
-        </w:rPr>
-        <w:t xml:space="preserve"> 4. Check if Alert Exists</w:t>
-      </w:r>
-    </w:p>
-    <w:p>
-      <w:pPr>
-        <w:pBdr>
-          <w:bottom w:val="single" w:sz="4" w:space="1" w:color="auto"/>
-        </w:pBdr>
-        <w:spacing w:after="0"/>
-      </w:pPr>
-      <w:r>
-        <w:t>Use explicit wait.</w:t>
-      </w:r>
-    </w:p>
-    <w:p>
-      <w:pPr>
-        <w:pBdr>
-          <w:bottom w:val="single" w:sz="4" w:space="1" w:color="auto"/>
-        </w:pBdr>
-        <w:spacing w:after="0"/>
-      </w:pPr>
-      <w:r>
-        <w:pict w14:anchorId="5868E79C">
-          <v:rect id="_x0000_i1270" style="width:0;height:1.5pt" o:hralign="center" o:hrstd="t" o:hr="t" fillcolor="#a0a0a0" stroked="f"/>
-        </w:pict>
-      </w:r>
-    </w:p>
-    <w:p>
-      <w:pPr>
-        <w:pBdr>
-          <w:bottom w:val="single" w:sz="4" w:space="1" w:color="auto"/>
-        </w:pBdr>
-        <w:spacing w:after="0"/>
-      </w:pPr>
-      <w:r>
-        <w:t xml:space="preserve">from </w:t>
-      </w:r>
-      <w:proofErr w:type="spellStart"/>
-      <w:proofErr w:type="gramStart"/>
-      <w:r>
-        <w:t>selenium.webdriver</w:t>
-      </w:r>
-      <w:proofErr w:type="gramEnd"/>
-      <w:r>
-        <w:t>.support.ui</w:t>
-      </w:r>
-      <w:proofErr w:type="spellEnd"/>
-      <w:r>
-        <w:t xml:space="preserve"> import </w:t>
-      </w:r>
-      <w:proofErr w:type="spellStart"/>
-      <w:r>
-        <w:t>WebDriverWait</w:t>
-      </w:r>
-      <w:proofErr w:type="spellEnd"/>
-    </w:p>
-    <w:p>
-      <w:pPr>
-        <w:pBdr>
-          <w:bottom w:val="single" w:sz="4" w:space="1" w:color="auto"/>
-        </w:pBdr>
-        <w:spacing w:after="0"/>
-      </w:pPr>
-      <w:r>
-        <w:t xml:space="preserve">from </w:t>
-      </w:r>
-      <w:proofErr w:type="spellStart"/>
-      <w:proofErr w:type="gramStart"/>
-      <w:r>
-        <w:t>selenium.webdriver</w:t>
-      </w:r>
-      <w:proofErr w:type="gramEnd"/>
-      <w:r>
-        <w:t>.support</w:t>
-      </w:r>
-      <w:proofErr w:type="spellEnd"/>
-      <w:r>
-        <w:t xml:space="preserve"> import </w:t>
-      </w:r>
-      <w:proofErr w:type="spellStart"/>
-      <w:r>
-        <w:t>expected_conditions</w:t>
-      </w:r>
-      <w:proofErr w:type="spellEnd"/>
-      <w:r>
-        <w:t xml:space="preserve"> as EC</w:t>
-      </w:r>
-    </w:p>
-    <w:p>
-      <w:pPr>
-        <w:pBdr>
-          <w:bottom w:val="single" w:sz="4" w:space="1" w:color="auto"/>
-        </w:pBdr>
-        <w:spacing w:after="0"/>
-      </w:pPr>
-    </w:p>
-    <w:p>
-      <w:pPr>
-        <w:pBdr>
-          <w:bottom w:val="single" w:sz="4" w:space="1" w:color="auto"/>
-        </w:pBdr>
-        <w:spacing w:after="0"/>
-      </w:pPr>
-      <w:r>
-        <w:t xml:space="preserve">alert = </w:t>
-      </w:r>
-      <w:proofErr w:type="spellStart"/>
-      <w:proofErr w:type="gramStart"/>
-      <w:r>
-        <w:t>WebDriverWait</w:t>
+          <w:b/>
+          <w:bCs/>
+        </w:rPr>
+        <w:t>Usage</w:t>
+      </w:r>
+    </w:p>
+    <w:p>
+      <w:pPr>
+        <w:pBdr>
+          <w:bottom w:val="single" w:sz="4" w:space="1" w:color="auto"/>
+        </w:pBdr>
+        <w:spacing w:after="0"/>
+      </w:pPr>
+      <w:proofErr w:type="spellStart"/>
+      <w:r>
+        <w:t>msg</w:t>
+      </w:r>
+      <w:proofErr w:type="spellEnd"/>
+      <w:r>
+        <w:t xml:space="preserve"> = </w:t>
+      </w:r>
+      <w:proofErr w:type="spellStart"/>
+      <w:r>
+        <w:t>handle_alert</w:t>
+      </w:r>
+      <w:proofErr w:type="spellEnd"/>
+      <w:r>
+        <w:t>(driver)</w:t>
+      </w:r>
+    </w:p>
+    <w:p>
+      <w:pPr>
+        <w:pBdr>
+          <w:bottom w:val="single" w:sz="4" w:space="1" w:color="auto"/>
+        </w:pBdr>
+        <w:spacing w:after="0"/>
+      </w:pPr>
+      <w:r>
+        <w:t>print(</w:t>
+      </w:r>
+      <w:proofErr w:type="spellStart"/>
+      <w:r>
+        <w:t>msg</w:t>
+      </w:r>
+      <w:proofErr w:type="spellEnd"/>
+      <w:r>
+        <w:t>)</w:t>
+      </w:r>
+    </w:p>
+    <w:p>
+      <w:pPr>
+        <w:pBdr>
+          <w:bottom w:val="single" w:sz="4" w:space="1" w:color="auto"/>
+        </w:pBdr>
+        <w:spacing w:after="0"/>
+      </w:pPr>
+      <w:r>
+        <w:t>Prompt example:</w:t>
+      </w:r>
+    </w:p>
+    <w:p>
+      <w:pPr>
+        <w:pBdr>
+          <w:bottom w:val="single" w:sz="4" w:space="1" w:color="auto"/>
+        </w:pBdr>
+        <w:spacing w:after="0"/>
+      </w:pPr>
+      <w:proofErr w:type="spellStart"/>
+      <w:r>
+        <w:t>handle_</w:t>
+      </w:r>
+      <w:proofErr w:type="gramStart"/>
+      <w:r>
+        <w:t>alert</w:t>
       </w:r>
       <w:proofErr w:type="spellEnd"/>
       <w:r>
@@ -1609,727 +2353,6 @@
       </w:r>
       <w:proofErr w:type="gramEnd"/>
       <w:r>
-        <w:t>driver, 10</w:t>
-      </w:r>
-      <w:proofErr w:type="gramStart"/>
-      <w:r>
-        <w:t>).until</w:t>
-      </w:r>
-      <w:proofErr w:type="gramEnd"/>
-      <w:r>
-        <w:t>(</w:t>
-      </w:r>
-    </w:p>
-    <w:p>
-      <w:pPr>
-        <w:pBdr>
-          <w:bottom w:val="single" w:sz="4" w:space="1" w:color="auto"/>
-        </w:pBdr>
-        <w:spacing w:after="0"/>
-      </w:pPr>
-      <w:r>
-        <w:t xml:space="preserve">    </w:t>
-      </w:r>
-      <w:proofErr w:type="spellStart"/>
-      <w:proofErr w:type="gramStart"/>
-      <w:r>
-        <w:t>EC.alert</w:t>
-      </w:r>
-      <w:proofErr w:type="gramEnd"/>
-      <w:r>
-        <w:t>_is_</w:t>
-      </w:r>
-      <w:proofErr w:type="gramStart"/>
-      <w:r>
-        <w:t>present</w:t>
-      </w:r>
-      <w:proofErr w:type="spellEnd"/>
-      <w:r>
-        <w:t>(</w:t>
-      </w:r>
-      <w:proofErr w:type="gramEnd"/>
-      <w:r>
-        <w:t>)</w:t>
-      </w:r>
-    </w:p>
-    <w:p>
-      <w:pPr>
-        <w:pBdr>
-          <w:bottom w:val="single" w:sz="4" w:space="1" w:color="auto"/>
-        </w:pBdr>
-        <w:spacing w:after="0"/>
-      </w:pPr>
-      <w:r>
-        <w:t>)</w:t>
-      </w:r>
-    </w:p>
-    <w:p>
-      <w:pPr>
-        <w:pBdr>
-          <w:bottom w:val="single" w:sz="4" w:space="1" w:color="auto"/>
-        </w:pBdr>
-        <w:spacing w:after="0"/>
-      </w:pPr>
-    </w:p>
-    <w:p>
-      <w:pPr>
-        <w:pBdr>
-          <w:bottom w:val="single" w:sz="4" w:space="1" w:color="auto"/>
-        </w:pBdr>
-        <w:spacing w:after="0"/>
-      </w:pPr>
-      <w:r>
-        <w:t>print(</w:t>
-      </w:r>
-      <w:proofErr w:type="spellStart"/>
-      <w:r>
-        <w:t>alert.text</w:t>
-      </w:r>
-      <w:proofErr w:type="spellEnd"/>
-      <w:r>
-        <w:t>)</w:t>
-      </w:r>
-    </w:p>
-    <w:p>
-      <w:pPr>
-        <w:pBdr>
-          <w:bottom w:val="single" w:sz="4" w:space="1" w:color="auto"/>
-        </w:pBdr>
-        <w:spacing w:after="0"/>
-      </w:pPr>
-      <w:proofErr w:type="spellStart"/>
-      <w:proofErr w:type="gramStart"/>
-      <w:r>
-        <w:t>alert.accept</w:t>
-      </w:r>
-      <w:proofErr w:type="spellEnd"/>
-      <w:proofErr w:type="gramEnd"/>
-      <w:r>
-        <w:t>()</w:t>
-      </w:r>
-    </w:p>
-    <w:p>
-      <w:pPr>
-        <w:pBdr>
-          <w:bottom w:val="single" w:sz="4" w:space="1" w:color="auto"/>
-        </w:pBdr>
-        <w:spacing w:after="0"/>
-      </w:pPr>
-      <w:r>
-        <w:pict w14:anchorId="4B8A261C">
-          <v:rect id="_x0000_i1271" style="width:0;height:1.5pt" o:hralign="center" o:hrstd="t" o:hr="t" fillcolor="#a0a0a0" stroked="f"/>
-        </w:pict>
-      </w:r>
-    </w:p>
-    <w:p>
-      <w:pPr>
-        <w:pBdr>
-          <w:bottom w:val="single" w:sz="4" w:space="1" w:color="auto"/>
-        </w:pBdr>
-        <w:spacing w:after="0"/>
-        <w:rPr>
-          <w:b/>
-          <w:bCs/>
-        </w:rPr>
-      </w:pPr>
-      <w:r>
-        <w:rPr>
-          <w:b/>
-          <w:bCs/>
-        </w:rPr>
-        <w:t>Why senior engineers prefer this</w:t>
-      </w:r>
-    </w:p>
-    <w:p>
-      <w:pPr>
-        <w:pBdr>
-          <w:bottom w:val="single" w:sz="4" w:space="1" w:color="auto"/>
-        </w:pBdr>
-        <w:spacing w:after="0"/>
-      </w:pPr>
-      <w:r>
-        <w:t>Because direct:</w:t>
-      </w:r>
-    </w:p>
-    <w:p>
-      <w:pPr>
-        <w:pBdr>
-          <w:bottom w:val="single" w:sz="4" w:space="1" w:color="auto"/>
-        </w:pBdr>
-        <w:spacing w:after="0"/>
-      </w:pPr>
-      <w:proofErr w:type="spellStart"/>
-      <w:proofErr w:type="gramStart"/>
-      <w:r>
-        <w:t>driver.switch</w:t>
-      </w:r>
-      <w:proofErr w:type="gramEnd"/>
-      <w:r>
-        <w:t>_</w:t>
-      </w:r>
-      <w:proofErr w:type="gramStart"/>
-      <w:r>
-        <w:t>to.alert</w:t>
-      </w:r>
-      <w:proofErr w:type="spellEnd"/>
-      <w:proofErr w:type="gramEnd"/>
-    </w:p>
-    <w:p>
-      <w:pPr>
-        <w:pBdr>
-          <w:bottom w:val="single" w:sz="4" w:space="1" w:color="auto"/>
-        </w:pBdr>
-        <w:spacing w:after="0"/>
-      </w:pPr>
-      <w:r>
-        <w:t>may fail with:</w:t>
-      </w:r>
-    </w:p>
-    <w:p>
-      <w:pPr>
-        <w:pBdr>
-          <w:bottom w:val="single" w:sz="4" w:space="1" w:color="auto"/>
-        </w:pBdr>
-        <w:spacing w:after="0"/>
-      </w:pPr>
-      <w:proofErr w:type="spellStart"/>
-      <w:r>
-        <w:t>NoAlertPresentException</w:t>
-      </w:r>
-      <w:proofErr w:type="spellEnd"/>
-    </w:p>
-    <w:p>
-      <w:pPr>
-        <w:pBdr>
-          <w:bottom w:val="single" w:sz="4" w:space="1" w:color="auto"/>
-        </w:pBdr>
-        <w:spacing w:after="0"/>
-      </w:pPr>
-      <w:r>
-        <w:pict w14:anchorId="0DE4E33B">
-          <v:rect id="_x0000_i1272" style="width:0;height:1.5pt" o:hralign="center" o:hrstd="t" o:hr="t" fillcolor="#a0a0a0" stroked="f"/>
-        </w:pict>
-      </w:r>
-    </w:p>
-    <w:p>
-      <w:pPr>
-        <w:pBdr>
-          <w:bottom w:val="single" w:sz="4" w:space="1" w:color="auto"/>
-        </w:pBdr>
-        <w:spacing w:after="0"/>
-        <w:rPr>
-          <w:b/>
-          <w:bCs/>
-        </w:rPr>
-      </w:pPr>
-      <w:r>
-        <w:rPr>
-          <w:rFonts w:ascii="Segoe UI Emoji" w:hAnsi="Segoe UI Emoji" w:cs="Segoe UI Emoji"/>
-          <w:b/>
-          <w:bCs/>
-        </w:rPr>
-        <w:t>✅</w:t>
-      </w:r>
-      <w:r>
-        <w:rPr>
-          <w:b/>
-          <w:bCs/>
-        </w:rPr>
-        <w:t xml:space="preserve"> 5. Reusable Alert Handler (Framework Style)</w:t>
-      </w:r>
-    </w:p>
-    <w:p>
-      <w:pPr>
-        <w:pBdr>
-          <w:bottom w:val="single" w:sz="4" w:space="1" w:color="auto"/>
-        </w:pBdr>
-        <w:spacing w:after="0"/>
-      </w:pPr>
-      <w:r>
-        <w:t>Reusable utility.</w:t>
-      </w:r>
-    </w:p>
-    <w:p>
-      <w:pPr>
-        <w:pBdr>
-          <w:bottom w:val="single" w:sz="4" w:space="1" w:color="auto"/>
-        </w:pBdr>
-        <w:spacing w:after="0"/>
-      </w:pPr>
-      <w:r>
-        <w:pict w14:anchorId="20EE06DB">
-          <v:rect id="_x0000_i1273" style="width:0;height:1.5pt" o:hralign="center" o:hrstd="t" o:hr="t" fillcolor="#a0a0a0" stroked="f"/>
-        </w:pict>
-      </w:r>
-    </w:p>
-    <w:p>
-      <w:pPr>
-        <w:pBdr>
-          <w:bottom w:val="single" w:sz="4" w:space="1" w:color="auto"/>
-        </w:pBdr>
-        <w:spacing w:after="0"/>
-      </w:pPr>
-      <w:r>
-        <w:t xml:space="preserve">def </w:t>
-      </w:r>
-      <w:proofErr w:type="spellStart"/>
-      <w:r>
-        <w:t>handle_</w:t>
-      </w:r>
-      <w:proofErr w:type="gramStart"/>
-      <w:r>
-        <w:t>alert</w:t>
-      </w:r>
-      <w:proofErr w:type="spellEnd"/>
-      <w:r>
-        <w:t>(</w:t>
-      </w:r>
-      <w:proofErr w:type="gramEnd"/>
-      <w:r>
-        <w:t>driver, action="accept", text=None):</w:t>
-      </w:r>
-    </w:p>
-    <w:p>
-      <w:pPr>
-        <w:pBdr>
-          <w:bottom w:val="single" w:sz="4" w:space="1" w:color="auto"/>
-        </w:pBdr>
-        <w:spacing w:after="0"/>
-      </w:pPr>
-      <w:r>
-        <w:t xml:space="preserve">    try:</w:t>
-      </w:r>
-    </w:p>
-    <w:p>
-      <w:pPr>
-        <w:pBdr>
-          <w:bottom w:val="single" w:sz="4" w:space="1" w:color="auto"/>
-        </w:pBdr>
-        <w:spacing w:after="0"/>
-      </w:pPr>
-      <w:r>
-        <w:t xml:space="preserve">        alert = </w:t>
-      </w:r>
-      <w:proofErr w:type="spellStart"/>
-      <w:proofErr w:type="gramStart"/>
-      <w:r>
-        <w:t>WebDriverWait</w:t>
-      </w:r>
-      <w:proofErr w:type="spellEnd"/>
-      <w:r>
-        <w:t>(</w:t>
-      </w:r>
-      <w:proofErr w:type="gramEnd"/>
-      <w:r>
-        <w:t>driver, 10</w:t>
-      </w:r>
-      <w:proofErr w:type="gramStart"/>
-      <w:r>
-        <w:t>).until</w:t>
-      </w:r>
-      <w:proofErr w:type="gramEnd"/>
-      <w:r>
-        <w:t>(</w:t>
-      </w:r>
-    </w:p>
-    <w:p>
-      <w:pPr>
-        <w:pBdr>
-          <w:bottom w:val="single" w:sz="4" w:space="1" w:color="auto"/>
-        </w:pBdr>
-        <w:spacing w:after="0"/>
-      </w:pPr>
-      <w:r>
-        <w:t xml:space="preserve">            </w:t>
-      </w:r>
-      <w:proofErr w:type="spellStart"/>
-      <w:proofErr w:type="gramStart"/>
-      <w:r>
-        <w:t>EC.alert</w:t>
-      </w:r>
-      <w:proofErr w:type="gramEnd"/>
-      <w:r>
-        <w:t>_is_</w:t>
-      </w:r>
-      <w:proofErr w:type="gramStart"/>
-      <w:r>
-        <w:t>present</w:t>
-      </w:r>
-      <w:proofErr w:type="spellEnd"/>
-      <w:r>
-        <w:t>(</w:t>
-      </w:r>
-      <w:proofErr w:type="gramEnd"/>
-      <w:r>
-        <w:t>)</w:t>
-      </w:r>
-    </w:p>
-    <w:p>
-      <w:pPr>
-        <w:pBdr>
-          <w:bottom w:val="single" w:sz="4" w:space="1" w:color="auto"/>
-        </w:pBdr>
-        <w:spacing w:after="0"/>
-      </w:pPr>
-      <w:r>
-        <w:t xml:space="preserve">        )</w:t>
-      </w:r>
-    </w:p>
-    <w:p>
-      <w:pPr>
-        <w:pBdr>
-          <w:bottom w:val="single" w:sz="4" w:space="1" w:color="auto"/>
-        </w:pBdr>
-        <w:spacing w:after="0"/>
-      </w:pPr>
-    </w:p>
-    <w:p>
-      <w:pPr>
-        <w:pBdr>
-          <w:bottom w:val="single" w:sz="4" w:space="1" w:color="auto"/>
-        </w:pBdr>
-        <w:spacing w:after="0"/>
-      </w:pPr>
-      <w:r>
-        <w:t xml:space="preserve">        message = </w:t>
-      </w:r>
-      <w:proofErr w:type="spellStart"/>
-      <w:r>
-        <w:t>alert.text</w:t>
-      </w:r>
-      <w:proofErr w:type="spellEnd"/>
-    </w:p>
-    <w:p>
-      <w:pPr>
-        <w:pBdr>
-          <w:bottom w:val="single" w:sz="4" w:space="1" w:color="auto"/>
-        </w:pBdr>
-        <w:spacing w:after="0"/>
-      </w:pPr>
-    </w:p>
-    <w:p>
-      <w:pPr>
-        <w:pBdr>
-          <w:bottom w:val="single" w:sz="4" w:space="1" w:color="auto"/>
-        </w:pBdr>
-        <w:spacing w:after="0"/>
-      </w:pPr>
-      <w:r>
-        <w:t xml:space="preserve">        if text:</w:t>
-      </w:r>
-    </w:p>
-    <w:p>
-      <w:pPr>
-        <w:pBdr>
-          <w:bottom w:val="single" w:sz="4" w:space="1" w:color="auto"/>
-        </w:pBdr>
-        <w:spacing w:after="0"/>
-      </w:pPr>
-      <w:r>
-        <w:t xml:space="preserve">            </w:t>
-      </w:r>
-      <w:proofErr w:type="spellStart"/>
-      <w:proofErr w:type="gramStart"/>
-      <w:r>
-        <w:t>alert.send</w:t>
-      </w:r>
-      <w:proofErr w:type="gramEnd"/>
-      <w:r>
-        <w:t>_keys</w:t>
-      </w:r>
-      <w:proofErr w:type="spellEnd"/>
-      <w:r>
-        <w:t>(text)</w:t>
-      </w:r>
-    </w:p>
-    <w:p>
-      <w:pPr>
-        <w:pBdr>
-          <w:bottom w:val="single" w:sz="4" w:space="1" w:color="auto"/>
-        </w:pBdr>
-        <w:spacing w:after="0"/>
-      </w:pPr>
-    </w:p>
-    <w:p>
-      <w:pPr>
-        <w:pBdr>
-          <w:bottom w:val="single" w:sz="4" w:space="1" w:color="auto"/>
-        </w:pBdr>
-        <w:spacing w:after="0"/>
-      </w:pPr>
-      <w:r>
-        <w:t xml:space="preserve">        if </w:t>
-      </w:r>
-      <w:proofErr w:type="spellStart"/>
-      <w:proofErr w:type="gramStart"/>
-      <w:r>
-        <w:t>action.lower</w:t>
-      </w:r>
-      <w:proofErr w:type="spellEnd"/>
-      <w:proofErr w:type="gramEnd"/>
-      <w:r>
-        <w:t>() == "accept":</w:t>
-      </w:r>
-    </w:p>
-    <w:p>
-      <w:pPr>
-        <w:pBdr>
-          <w:bottom w:val="single" w:sz="4" w:space="1" w:color="auto"/>
-        </w:pBdr>
-        <w:spacing w:after="0"/>
-      </w:pPr>
-      <w:r>
-        <w:t xml:space="preserve">            </w:t>
-      </w:r>
-      <w:proofErr w:type="spellStart"/>
-      <w:proofErr w:type="gramStart"/>
-      <w:r>
-        <w:t>alert.accept</w:t>
-      </w:r>
-      <w:proofErr w:type="spellEnd"/>
-      <w:proofErr w:type="gramEnd"/>
-      <w:r>
-        <w:t>()</w:t>
-      </w:r>
-    </w:p>
-    <w:p>
-      <w:pPr>
-        <w:pBdr>
-          <w:bottom w:val="single" w:sz="4" w:space="1" w:color="auto"/>
-        </w:pBdr>
-        <w:spacing w:after="0"/>
-      </w:pPr>
-      <w:r>
-        <w:t xml:space="preserve">        </w:t>
-      </w:r>
-      <w:proofErr w:type="spellStart"/>
-      <w:r>
-        <w:t>elif</w:t>
-      </w:r>
-      <w:proofErr w:type="spellEnd"/>
-      <w:r>
-        <w:t xml:space="preserve"> </w:t>
-      </w:r>
-      <w:proofErr w:type="spellStart"/>
-      <w:proofErr w:type="gramStart"/>
-      <w:r>
-        <w:t>action.lower</w:t>
-      </w:r>
-      <w:proofErr w:type="spellEnd"/>
-      <w:proofErr w:type="gramEnd"/>
-      <w:r>
-        <w:t>() == "dismiss":</w:t>
-      </w:r>
-    </w:p>
-    <w:p>
-      <w:pPr>
-        <w:pBdr>
-          <w:bottom w:val="single" w:sz="4" w:space="1" w:color="auto"/>
-        </w:pBdr>
-        <w:spacing w:after="0"/>
-      </w:pPr>
-      <w:r>
-        <w:t xml:space="preserve">            </w:t>
-      </w:r>
-      <w:proofErr w:type="spellStart"/>
-      <w:proofErr w:type="gramStart"/>
-      <w:r>
-        <w:t>alert.dismiss</w:t>
-      </w:r>
-      <w:proofErr w:type="spellEnd"/>
-      <w:proofErr w:type="gramEnd"/>
-      <w:r>
-        <w:t>()</w:t>
-      </w:r>
-    </w:p>
-    <w:p>
-      <w:pPr>
-        <w:pBdr>
-          <w:bottom w:val="single" w:sz="4" w:space="1" w:color="auto"/>
-        </w:pBdr>
-        <w:spacing w:after="0"/>
-      </w:pPr>
-    </w:p>
-    <w:p>
-      <w:pPr>
-        <w:pBdr>
-          <w:bottom w:val="single" w:sz="4" w:space="1" w:color="auto"/>
-        </w:pBdr>
-        <w:spacing w:after="0"/>
-      </w:pPr>
-      <w:r>
-        <w:t xml:space="preserve">        return message</w:t>
-      </w:r>
-    </w:p>
-    <w:p>
-      <w:pPr>
-        <w:pBdr>
-          <w:bottom w:val="single" w:sz="4" w:space="1" w:color="auto"/>
-        </w:pBdr>
-        <w:spacing w:after="0"/>
-      </w:pPr>
-    </w:p>
-    <w:p>
-      <w:pPr>
-        <w:pBdr>
-          <w:bottom w:val="single" w:sz="4" w:space="1" w:color="auto"/>
-        </w:pBdr>
-        <w:spacing w:after="0"/>
-      </w:pPr>
-      <w:r>
-        <w:t xml:space="preserve">    except Exception as e:</w:t>
-      </w:r>
-    </w:p>
-    <w:p>
-      <w:pPr>
-        <w:pBdr>
-          <w:bottom w:val="single" w:sz="4" w:space="1" w:color="auto"/>
-        </w:pBdr>
-        <w:spacing w:after="0"/>
-      </w:pPr>
-      <w:r>
-        <w:t xml:space="preserve">        </w:t>
-      </w:r>
-      <w:proofErr w:type="gramStart"/>
-      <w:r>
-        <w:t>print(</w:t>
-      </w:r>
-      <w:proofErr w:type="spellStart"/>
-      <w:proofErr w:type="gramEnd"/>
-      <w:r>
-        <w:t>f"Alert</w:t>
-      </w:r>
-      <w:proofErr w:type="spellEnd"/>
-      <w:r>
-        <w:t xml:space="preserve"> not </w:t>
-      </w:r>
-      <w:proofErr w:type="gramStart"/>
-      <w:r>
-        <w:t>found:</w:t>
-      </w:r>
-      <w:proofErr w:type="gramEnd"/>
-      <w:r>
-        <w:t xml:space="preserve"> {e}")</w:t>
-      </w:r>
-    </w:p>
-    <w:p>
-      <w:pPr>
-        <w:pBdr>
-          <w:bottom w:val="single" w:sz="4" w:space="1" w:color="auto"/>
-        </w:pBdr>
-        <w:spacing w:after="0"/>
-      </w:pPr>
-      <w:r>
-        <w:t xml:space="preserve">        return None</w:t>
-      </w:r>
-    </w:p>
-    <w:p>
-      <w:pPr>
-        <w:pBdr>
-          <w:bottom w:val="single" w:sz="4" w:space="1" w:color="auto"/>
-        </w:pBdr>
-        <w:spacing w:after="0"/>
-      </w:pPr>
-      <w:r>
-        <w:pict w14:anchorId="6689D0C7">
-          <v:rect id="_x0000_i1274" style="width:0;height:1.5pt" o:hralign="center" o:hrstd="t" o:hr="t" fillcolor="#a0a0a0" stroked="f"/>
-        </w:pict>
-      </w:r>
-    </w:p>
-    <w:p>
-      <w:pPr>
-        <w:pBdr>
-          <w:bottom w:val="single" w:sz="4" w:space="1" w:color="auto"/>
-        </w:pBdr>
-        <w:spacing w:after="0"/>
-        <w:rPr>
-          <w:b/>
-          <w:bCs/>
-        </w:rPr>
-      </w:pPr>
-      <w:r>
-        <w:rPr>
-          <w:b/>
-          <w:bCs/>
-        </w:rPr>
-        <w:t>Usage</w:t>
-      </w:r>
-    </w:p>
-    <w:p>
-      <w:pPr>
-        <w:pBdr>
-          <w:bottom w:val="single" w:sz="4" w:space="1" w:color="auto"/>
-        </w:pBdr>
-        <w:spacing w:after="0"/>
-      </w:pPr>
-      <w:proofErr w:type="spellStart"/>
-      <w:r>
-        <w:t>msg</w:t>
-      </w:r>
-      <w:proofErr w:type="spellEnd"/>
-      <w:r>
-        <w:t xml:space="preserve"> = </w:t>
-      </w:r>
-      <w:proofErr w:type="spellStart"/>
-      <w:r>
-        <w:t>handle_alert</w:t>
-      </w:r>
-      <w:proofErr w:type="spellEnd"/>
-      <w:r>
-        <w:t>(driver)</w:t>
-      </w:r>
-    </w:p>
-    <w:p>
-      <w:pPr>
-        <w:pBdr>
-          <w:bottom w:val="single" w:sz="4" w:space="1" w:color="auto"/>
-        </w:pBdr>
-        <w:spacing w:after="0"/>
-      </w:pPr>
-      <w:r>
-        <w:t>print(</w:t>
-      </w:r>
-      <w:proofErr w:type="spellStart"/>
-      <w:r>
-        <w:t>msg</w:t>
-      </w:r>
-      <w:proofErr w:type="spellEnd"/>
-      <w:r>
-        <w:t>)</w:t>
-      </w:r>
-    </w:p>
-    <w:p>
-      <w:pPr>
-        <w:pBdr>
-          <w:bottom w:val="single" w:sz="4" w:space="1" w:color="auto"/>
-        </w:pBdr>
-        <w:spacing w:after="0"/>
-      </w:pPr>
-      <w:r>
-        <w:t>Prompt example:</w:t>
-      </w:r>
-    </w:p>
-    <w:p>
-      <w:pPr>
-        <w:pBdr>
-          <w:bottom w:val="single" w:sz="4" w:space="1" w:color="auto"/>
-        </w:pBdr>
-        <w:spacing w:after="0"/>
-      </w:pPr>
-      <w:proofErr w:type="spellStart"/>
-      <w:r>
-        <w:t>handle_</w:t>
-      </w:r>
-      <w:proofErr w:type="gramStart"/>
-      <w:r>
-        <w:t>alert</w:t>
-      </w:r>
-      <w:proofErr w:type="spellEnd"/>
-      <w:r>
-        <w:t>(</w:t>
-      </w:r>
-      <w:proofErr w:type="gramEnd"/>
-      <w:r>
         <w:t>driver, action="accept", text="Admin")</w:t>
       </w:r>
     </w:p>
@@ -2342,7 +2365,7 @@
       </w:pPr>
       <w:r>
         <w:pict w14:anchorId="501B5E99">
-          <v:rect id="_x0000_i1275" style="width:0;height:1.5pt" o:hralign="center" o:hrstd="t" o:hr="t" fillcolor="#a0a0a0" stroked="f"/>
+          <v:rect id="_x0000_i1041" style="width:0;height:1.5pt" o:hralign="center" o:hrstd="t" o:hr="t" fillcolor="#a0a0a0" stroked="f"/>
         </w:pict>
       </w:r>
     </w:p>
@@ -2408,7 +2431,7 @@
       </w:pPr>
       <w:r>
         <w:pict w14:anchorId="4508FA89">
-          <v:rect id="_x0000_i1276" style="width:0;height:1.5pt" o:hralign="center" o:hrstd="t" o:hr="t" fillcolor="#a0a0a0" stroked="f"/>
+          <v:rect id="_x0000_i1042" style="width:0;height:1.5pt" o:hralign="center" o:hrstd="t" o:hr="t" fillcolor="#a0a0a0" stroked="f"/>
         </w:pict>
       </w:r>
     </w:p>
@@ -2473,7 +2496,7 @@
       </w:pPr>
       <w:r>
         <w:pict w14:anchorId="04802347">
-          <v:rect id="_x0000_i1277" style="width:0;height:1.5pt" o:hralign="center" o:hrstd="t" o:hr="t" fillcolor="#a0a0a0" stroked="f"/>
+          <v:rect id="_x0000_i1043" style="width:0;height:1.5pt" o:hralign="center" o:hrstd="t" o:hr="t" fillcolor="#a0a0a0" stroked="f"/>
         </w:pict>
       </w:r>
     </w:p>
@@ -2621,7 +2644,7 @@
       </w:pPr>
       <w:r>
         <w:pict w14:anchorId="42D61589">
-          <v:rect id="_x0000_i1278" style="width:0;height:1.5pt" o:hralign="center" o:hrstd="t" o:hr="t" fillcolor="#a0a0a0" stroked="f"/>
+          <v:rect id="_x0000_i1044" style="width:0;height:1.5pt" o:hralign="center" o:hrstd="t" o:hr="t" fillcolor="#a0a0a0" stroked="f"/>
         </w:pict>
       </w:r>
     </w:p>
@@ -2802,7 +2825,7 @@
       </w:pPr>
       <w:r>
         <w:pict w14:anchorId="2A051232">
-          <v:rect id="_x0000_i1279" style="width:0;height:1.5pt" o:hralign="center" o:hrstd="t" o:hr="t" fillcolor="#a0a0a0" stroked="f"/>
+          <v:rect id="_x0000_i1045" style="width:0;height:1.5pt" o:hralign="center" o:hrstd="t" o:hr="t" fillcolor="#a0a0a0" stroked="f"/>
         </w:pict>
       </w:r>
     </w:p>
@@ -2874,20 +2897,550 @@
         <w:spacing w:after="0"/>
       </w:pPr>
       <w:r>
+        <w:t>Best practice: disable before launch.</w:t>
+      </w:r>
+    </w:p>
+    <w:p>
+      <w:pPr>
+        <w:pBdr>
+          <w:bottom w:val="single" w:sz="4" w:space="1" w:color="auto"/>
+        </w:pBdr>
+        <w:spacing w:after="0"/>
+      </w:pPr>
+      <w:r>
+        <w:pict w14:anchorId="1F97D172">
+          <v:rect id="_x0000_i1046" style="width:0;height:1.5pt" o:hralign="center" o:hrstd="t" o:hr="t" fillcolor="#a0a0a0" stroked="f"/>
+        </w:pict>
+      </w:r>
+    </w:p>
+    <w:p>
+      <w:pPr>
+        <w:pBdr>
+          <w:bottom w:val="single" w:sz="4" w:space="1" w:color="auto"/>
+        </w:pBdr>
+        <w:spacing w:after="0"/>
+        <w:rPr>
+          <w:b/>
+          <w:bCs/>
+        </w:rPr>
+      </w:pPr>
+      <w:r>
+        <w:rPr>
+          <w:b/>
+          <w:bCs/>
+        </w:rPr>
+        <w:t>Chrome Options</w:t>
+      </w:r>
+    </w:p>
+    <w:p>
+      <w:pPr>
+        <w:pBdr>
+          <w:bottom w:val="single" w:sz="4" w:space="1" w:color="auto"/>
+        </w:pBdr>
+        <w:spacing w:after="0"/>
+      </w:pPr>
+      <w:r>
+        <w:t xml:space="preserve">from selenium import </w:t>
+      </w:r>
+      <w:proofErr w:type="spellStart"/>
+      <w:r>
+        <w:t>webdriver</w:t>
+      </w:r>
+      <w:proofErr w:type="spellEnd"/>
+    </w:p>
+    <w:p>
+      <w:pPr>
+        <w:pBdr>
+          <w:bottom w:val="single" w:sz="4" w:space="1" w:color="auto"/>
+        </w:pBdr>
+        <w:spacing w:after="0"/>
+      </w:pPr>
+    </w:p>
+    <w:p>
+      <w:pPr>
+        <w:pBdr>
+          <w:bottom w:val="single" w:sz="4" w:space="1" w:color="auto"/>
+        </w:pBdr>
+        <w:spacing w:after="0"/>
+      </w:pPr>
+      <w:r>
+        <w:t xml:space="preserve">options = </w:t>
+      </w:r>
+      <w:proofErr w:type="spellStart"/>
+      <w:proofErr w:type="gramStart"/>
+      <w:r>
+        <w:t>webdriver.ChromeOptions</w:t>
+      </w:r>
+      <w:proofErr w:type="spellEnd"/>
+      <w:proofErr w:type="gramEnd"/>
+      <w:r>
+        <w:t>()</w:t>
+      </w:r>
+    </w:p>
+    <w:p>
+      <w:pPr>
+        <w:pBdr>
+          <w:bottom w:val="single" w:sz="4" w:space="1" w:color="auto"/>
+        </w:pBdr>
+        <w:spacing w:after="0"/>
+      </w:pPr>
+      <w:proofErr w:type="spellStart"/>
+      <w:r>
+        <w:t>options.add_argument</w:t>
+      </w:r>
+      <w:proofErr w:type="spellEnd"/>
+      <w:r>
+        <w:t>("--disable-notifications")</w:t>
+      </w:r>
+    </w:p>
+    <w:p>
+      <w:pPr>
+        <w:pBdr>
+          <w:bottom w:val="single" w:sz="4" w:space="1" w:color="auto"/>
+        </w:pBdr>
+        <w:spacing w:after="0"/>
+      </w:pPr>
+    </w:p>
+    <w:p>
+      <w:pPr>
+        <w:pBdr>
+          <w:bottom w:val="single" w:sz="4" w:space="1" w:color="auto"/>
+        </w:pBdr>
+        <w:spacing w:after="0"/>
+      </w:pPr>
+      <w:r>
+        <w:t xml:space="preserve">driver = </w:t>
+      </w:r>
+      <w:proofErr w:type="spellStart"/>
+      <w:proofErr w:type="gramStart"/>
+      <w:r>
+        <w:t>webdriver.Chrome</w:t>
+      </w:r>
+      <w:proofErr w:type="spellEnd"/>
+      <w:proofErr w:type="gramEnd"/>
+      <w:r>
+        <w:t>(options=options)</w:t>
+      </w:r>
+    </w:p>
+    <w:p>
+      <w:pPr>
+        <w:pBdr>
+          <w:bottom w:val="single" w:sz="4" w:space="1" w:color="auto"/>
+        </w:pBdr>
+        <w:spacing w:after="0"/>
+      </w:pPr>
+      <w:r>
+        <w:pict w14:anchorId="1E4ACE9E">
+          <v:rect id="_x0000_i1047" style="width:0;height:1.5pt" o:hralign="center" o:hrstd="t" o:hr="t" fillcolor="#a0a0a0" stroked="f"/>
+        </w:pict>
+      </w:r>
+    </w:p>
+    <w:p>
+      <w:pPr>
+        <w:pBdr>
+          <w:bottom w:val="single" w:sz="4" w:space="1" w:color="auto"/>
+        </w:pBdr>
+        <w:spacing w:after="0"/>
+        <w:rPr>
+          <w:b/>
+          <w:bCs/>
+        </w:rPr>
+      </w:pPr>
+      <w:r>
+        <w:rPr>
+          <w:b/>
+          <w:bCs/>
+        </w:rPr>
+        <w:t>Senior enterprise version</w:t>
+      </w:r>
+    </w:p>
+    <w:p>
+      <w:pPr>
+        <w:pBdr>
+          <w:bottom w:val="single" w:sz="4" w:space="1" w:color="auto"/>
+        </w:pBdr>
+        <w:spacing w:after="0"/>
+      </w:pPr>
+      <w:proofErr w:type="spellStart"/>
+      <w:r>
+        <w:t>prefs</w:t>
+      </w:r>
+      <w:proofErr w:type="spellEnd"/>
+      <w:r>
+        <w:t xml:space="preserve"> = {</w:t>
+      </w:r>
+    </w:p>
+    <w:p>
+      <w:pPr>
+        <w:pBdr>
+          <w:bottom w:val="single" w:sz="4" w:space="1" w:color="auto"/>
+        </w:pBdr>
+        <w:spacing w:after="0"/>
+      </w:pPr>
+      <w:r>
+        <w:t xml:space="preserve">    "</w:t>
+      </w:r>
+      <w:proofErr w:type="spellStart"/>
+      <w:proofErr w:type="gramStart"/>
+      <w:r>
+        <w:t>profile</w:t>
+      </w:r>
+      <w:proofErr w:type="gramEnd"/>
+      <w:r>
+        <w:t>.default_content_setting_</w:t>
+      </w:r>
+      <w:proofErr w:type="gramStart"/>
+      <w:r>
+        <w:t>values.notifications</w:t>
+      </w:r>
+      <w:proofErr w:type="spellEnd"/>
+      <w:proofErr w:type="gramEnd"/>
+      <w:r>
+        <w:t>": 2</w:t>
+      </w:r>
+    </w:p>
+    <w:p>
+      <w:pPr>
+        <w:pBdr>
+          <w:bottom w:val="single" w:sz="4" w:space="1" w:color="auto"/>
+        </w:pBdr>
+        <w:spacing w:after="0"/>
+      </w:pPr>
+      <w:r>
+        <w:t>}</w:t>
+      </w:r>
+    </w:p>
+    <w:p>
+      <w:pPr>
+        <w:pBdr>
+          <w:bottom w:val="single" w:sz="4" w:space="1" w:color="auto"/>
+        </w:pBdr>
+        <w:spacing w:after="0"/>
+      </w:pPr>
+    </w:p>
+    <w:p>
+      <w:pPr>
+        <w:pBdr>
+          <w:bottom w:val="single" w:sz="4" w:space="1" w:color="auto"/>
+        </w:pBdr>
+        <w:spacing w:after="0"/>
+      </w:pPr>
+      <w:r>
+        <w:t xml:space="preserve">options = </w:t>
+      </w:r>
+      <w:proofErr w:type="spellStart"/>
+      <w:proofErr w:type="gramStart"/>
+      <w:r>
+        <w:t>webdriver.ChromeOptions</w:t>
+      </w:r>
+      <w:proofErr w:type="spellEnd"/>
+      <w:proofErr w:type="gramEnd"/>
+      <w:r>
+        <w:t>()</w:t>
+      </w:r>
+    </w:p>
+    <w:p>
+      <w:pPr>
+        <w:pBdr>
+          <w:bottom w:val="single" w:sz="4" w:space="1" w:color="auto"/>
+        </w:pBdr>
+        <w:spacing w:after="0"/>
+      </w:pPr>
+      <w:proofErr w:type="spellStart"/>
+      <w:r>
+        <w:t>options.add_experimental_</w:t>
+      </w:r>
+      <w:proofErr w:type="gramStart"/>
+      <w:r>
+        <w:t>option</w:t>
+      </w:r>
+      <w:proofErr w:type="spellEnd"/>
+      <w:r>
+        <w:t>(</w:t>
+      </w:r>
+      <w:proofErr w:type="gramEnd"/>
+      <w:r>
+        <w:t>"</w:t>
+      </w:r>
+      <w:proofErr w:type="spellStart"/>
+      <w:r>
+        <w:t>prefs</w:t>
+      </w:r>
+      <w:proofErr w:type="spellEnd"/>
+      <w:r>
+        <w:t xml:space="preserve">", </w:t>
+      </w:r>
+      <w:proofErr w:type="spellStart"/>
+      <w:r>
+        <w:t>prefs</w:t>
+      </w:r>
+      <w:proofErr w:type="spellEnd"/>
+      <w:r>
+        <w:t>)</w:t>
+      </w:r>
+    </w:p>
+    <w:p>
+      <w:pPr>
+        <w:pBdr>
+          <w:bottom w:val="single" w:sz="4" w:space="1" w:color="auto"/>
+        </w:pBdr>
+        <w:spacing w:after="0"/>
+      </w:pPr>
+    </w:p>
+    <w:p>
+      <w:pPr>
+        <w:pBdr>
+          <w:bottom w:val="single" w:sz="4" w:space="1" w:color="auto"/>
+        </w:pBdr>
+        <w:spacing w:after="0"/>
+      </w:pPr>
+      <w:r>
+        <w:t xml:space="preserve">driver = </w:t>
+      </w:r>
+      <w:proofErr w:type="spellStart"/>
+      <w:proofErr w:type="gramStart"/>
+      <w:r>
+        <w:t>webdriver.Chrome</w:t>
+      </w:r>
+      <w:proofErr w:type="spellEnd"/>
+      <w:proofErr w:type="gramEnd"/>
+      <w:r>
+        <w:t>(options=options)</w:t>
+      </w:r>
+    </w:p>
+    <w:p>
+      <w:pPr>
+        <w:pBdr>
+          <w:bottom w:val="single" w:sz="4" w:space="1" w:color="auto"/>
+        </w:pBdr>
+        <w:spacing w:after="0"/>
+      </w:pPr>
+      <w:r>
+        <w:pict w14:anchorId="36E552D3">
+          <v:rect id="_x0000_i1048" style="width:0;height:1.5pt" o:hralign="center" o:hrstd="t" o:hr="t" fillcolor="#a0a0a0" stroked="f"/>
+        </w:pict>
+      </w:r>
+    </w:p>
+    <w:p>
+      <w:pPr>
+        <w:pBdr>
+          <w:bottom w:val="single" w:sz="4" w:space="1" w:color="auto"/>
+        </w:pBdr>
+        <w:spacing w:after="0"/>
+        <w:rPr>
+          <w:b/>
+          <w:bCs/>
+        </w:rPr>
+      </w:pPr>
+      <w:r>
+        <w:rPr>
+          <w:rFonts w:ascii="Segoe UI Emoji" w:hAnsi="Segoe UI Emoji" w:cs="Segoe UI Emoji"/>
+          <w:b/>
+          <w:bCs/>
+        </w:rPr>
+        <w:t>✅</w:t>
+      </w:r>
+      <w:r>
+        <w:rPr>
+          <w:b/>
+          <w:bCs/>
+        </w:rPr>
+        <w:t xml:space="preserve"> 8. File Upload Popup</w:t>
+      </w:r>
+    </w:p>
+    <w:p>
+      <w:pPr>
+        <w:pBdr>
+          <w:bottom w:val="single" w:sz="4" w:space="1" w:color="auto"/>
+        </w:pBdr>
+        <w:spacing w:after="0"/>
+      </w:pPr>
+      <w:r>
+        <w:t>System popup cannot be handled directly.</w:t>
+      </w:r>
+    </w:p>
+    <w:p>
+      <w:pPr>
+        <w:pBdr>
+          <w:bottom w:val="single" w:sz="4" w:space="1" w:color="auto"/>
+        </w:pBdr>
+        <w:spacing w:after="0"/>
+      </w:pPr>
+      <w:r>
+        <w:t>Best practice:</w:t>
+      </w:r>
+    </w:p>
+    <w:p>
+      <w:pPr>
+        <w:pBdr>
+          <w:bottom w:val="single" w:sz="4" w:space="1" w:color="auto"/>
+        </w:pBdr>
+        <w:spacing w:after="0"/>
+      </w:pPr>
+      <w:r>
+        <w:t xml:space="preserve">Use </w:t>
+      </w:r>
+      <w:proofErr w:type="spellStart"/>
+      <w:r>
+        <w:t>send_</w:t>
+      </w:r>
+      <w:proofErr w:type="gramStart"/>
+      <w:r>
+        <w:t>keys</w:t>
+      </w:r>
+      <w:proofErr w:type="spellEnd"/>
+      <w:r>
+        <w:t>(</w:t>
+      </w:r>
+      <w:proofErr w:type="gramEnd"/>
+      <w:r>
+        <w:t>).</w:t>
+      </w:r>
+    </w:p>
+    <w:p>
+      <w:pPr>
+        <w:pBdr>
+          <w:bottom w:val="single" w:sz="4" w:space="1" w:color="auto"/>
+        </w:pBdr>
+        <w:spacing w:after="0"/>
+      </w:pPr>
+      <w:r>
+        <w:pict w14:anchorId="16A730D0">
+          <v:rect id="_x0000_i1049" style="width:0;height:1.5pt" o:hralign="center" o:hrstd="t" o:hr="t" fillcolor="#a0a0a0" stroked="f"/>
+        </w:pict>
+      </w:r>
+    </w:p>
+    <w:p>
+      <w:pPr>
+        <w:pBdr>
+          <w:bottom w:val="single" w:sz="4" w:space="1" w:color="auto"/>
+        </w:pBdr>
+        <w:spacing w:after="0"/>
+      </w:pPr>
+      <w:proofErr w:type="spellStart"/>
+      <w:proofErr w:type="gramStart"/>
+      <w:r>
+        <w:t>driver.find</w:t>
+      </w:r>
+      <w:proofErr w:type="gramEnd"/>
+      <w:r>
+        <w:t>_</w:t>
+      </w:r>
+      <w:proofErr w:type="gramStart"/>
+      <w:r>
+        <w:t>element</w:t>
+      </w:r>
+      <w:proofErr w:type="spellEnd"/>
+      <w:r>
+        <w:t>(</w:t>
+      </w:r>
+      <w:proofErr w:type="gramEnd"/>
+      <w:r>
+        <w:t>By.ID, "upload"</w:t>
+      </w:r>
+      <w:proofErr w:type="gramStart"/>
+      <w:r>
+        <w:t>).</w:t>
+      </w:r>
+      <w:proofErr w:type="spellStart"/>
+      <w:r>
+        <w:t>send</w:t>
+      </w:r>
+      <w:proofErr w:type="gramEnd"/>
+      <w:r>
+        <w:t>_keys</w:t>
+      </w:r>
+      <w:proofErr w:type="spellEnd"/>
+      <w:r>
+        <w:t>("C:/files/test.pdf")</w:t>
+      </w:r>
+    </w:p>
+    <w:p>
+      <w:pPr>
+        <w:pBdr>
+          <w:bottom w:val="single" w:sz="4" w:space="1" w:color="auto"/>
+        </w:pBdr>
+        <w:spacing w:after="0"/>
+      </w:pPr>
+      <w:r>
+        <w:pict w14:anchorId="27084BF8">
+          <v:rect id="_x0000_i1050" style="width:0;height:1.5pt" o:hralign="center" o:hrstd="t" o:hr="t" fillcolor="#a0a0a0" stroked="f"/>
+        </w:pict>
+      </w:r>
+    </w:p>
+    <w:p>
+      <w:pPr>
+        <w:pBdr>
+          <w:bottom w:val="single" w:sz="4" w:space="1" w:color="auto"/>
+        </w:pBdr>
+        <w:spacing w:after="0"/>
+      </w:pPr>
+      <w:r>
+        <w:t>No need to interact with OS popup.</w:t>
+      </w:r>
+    </w:p>
+    <w:p>
+      <w:pPr>
+        <w:pBdr>
+          <w:bottom w:val="single" w:sz="4" w:space="1" w:color="auto"/>
+        </w:pBdr>
+        <w:spacing w:after="0"/>
+      </w:pPr>
+      <w:r>
+        <w:pict w14:anchorId="0457299C">
+          <v:rect id="_x0000_i1051" style="width:0;height:1.5pt" o:hralign="center" o:hrstd="t" o:hr="t" fillcolor="#a0a0a0" stroked="f"/>
+        </w:pict>
+      </w:r>
+    </w:p>
+    <w:p>
+      <w:pPr>
+        <w:pBdr>
+          <w:bottom w:val="single" w:sz="4" w:space="1" w:color="auto"/>
+        </w:pBdr>
+        <w:spacing w:after="0"/>
+        <w:rPr>
+          <w:b/>
+          <w:bCs/>
+        </w:rPr>
+      </w:pPr>
+      <w:r>
+        <w:rPr>
+          <w:rFonts w:ascii="Segoe UI Emoji" w:hAnsi="Segoe UI Emoji" w:cs="Segoe UI Emoji"/>
+          <w:b/>
+          <w:bCs/>
+        </w:rPr>
         <w:lastRenderedPageBreak/>
-        <w:t>Best practice: disable before launch.</w:t>
-      </w:r>
-    </w:p>
-    <w:p>
-      <w:pPr>
-        <w:pBdr>
-          <w:bottom w:val="single" w:sz="4" w:space="1" w:color="auto"/>
-        </w:pBdr>
-        <w:spacing w:after="0"/>
-      </w:pPr>
-      <w:r>
-        <w:pict w14:anchorId="1F97D172">
-          <v:rect id="_x0000_i1280" style="width:0;height:1.5pt" o:hralign="center" o:hrstd="t" o:hr="t" fillcolor="#a0a0a0" stroked="f"/>
+        <w:t>✅</w:t>
+      </w:r>
+      <w:r>
+        <w:rPr>
+          <w:b/>
+          <w:bCs/>
+        </w:rPr>
+        <w:t xml:space="preserve"> 9. Unexpected Alert Handling</w:t>
+      </w:r>
+    </w:p>
+    <w:p>
+      <w:pPr>
+        <w:pBdr>
+          <w:bottom w:val="single" w:sz="4" w:space="1" w:color="auto"/>
+        </w:pBdr>
+        <w:spacing w:after="0"/>
+      </w:pPr>
+      <w:r>
+        <w:t>Sometimes alerts appear unexpectedly.</w:t>
+      </w:r>
+    </w:p>
+    <w:p>
+      <w:pPr>
+        <w:pBdr>
+          <w:bottom w:val="single" w:sz="4" w:space="1" w:color="auto"/>
+        </w:pBdr>
+        <w:spacing w:after="0"/>
+      </w:pPr>
+      <w:r>
+        <w:pict w14:anchorId="1EE40836">
+          <v:rect id="_x0000_i1052" style="width:0;height:1.5pt" o:hralign="center" o:hrstd="t" o:hr="t" fillcolor="#a0a0a0" stroked="f"/>
         </w:pict>
       </w:r>
     </w:p>
@@ -2897,59 +3450,75 @@
           <w:bottom w:val="single" w:sz="4" w:space="1" w:color="auto"/>
         </w:pBdr>
         <w:spacing w:after="0"/>
-        <w:rPr>
-          <w:b/>
-          <w:bCs/>
-        </w:rPr>
-      </w:pPr>
-      <w:r>
-        <w:rPr>
-          <w:b/>
-          <w:bCs/>
-        </w:rPr>
-        <w:t>Chrome Options</w:t>
-      </w:r>
-    </w:p>
-    <w:p>
-      <w:pPr>
-        <w:pBdr>
-          <w:bottom w:val="single" w:sz="4" w:space="1" w:color="auto"/>
-        </w:pBdr>
-        <w:spacing w:after="0"/>
-      </w:pPr>
-      <w:r>
-        <w:t xml:space="preserve">from selenium import </w:t>
-      </w:r>
-      <w:proofErr w:type="spellStart"/>
-      <w:r>
-        <w:t>webdriver</w:t>
-      </w:r>
-      <w:proofErr w:type="spellEnd"/>
-    </w:p>
-    <w:p>
-      <w:pPr>
-        <w:pBdr>
-          <w:bottom w:val="single" w:sz="4" w:space="1" w:color="auto"/>
-        </w:pBdr>
-        <w:spacing w:after="0"/>
-      </w:pPr>
-    </w:p>
-    <w:p>
-      <w:pPr>
-        <w:pBdr>
-          <w:bottom w:val="single" w:sz="4" w:space="1" w:color="auto"/>
-        </w:pBdr>
-        <w:spacing w:after="0"/>
-      </w:pPr>
-      <w:r>
-        <w:t xml:space="preserve">options = </w:t>
-      </w:r>
-      <w:proofErr w:type="spellStart"/>
-      <w:proofErr w:type="gramStart"/>
-      <w:r>
-        <w:t>webdriver.ChromeOptions</w:t>
-      </w:r>
-      <w:proofErr w:type="spellEnd"/>
+      </w:pPr>
+      <w:r>
+        <w:t xml:space="preserve">from </w:t>
+      </w:r>
+      <w:proofErr w:type="spellStart"/>
+      <w:proofErr w:type="gramStart"/>
+      <w:r>
+        <w:t>selenium.common</w:t>
+      </w:r>
+      <w:proofErr w:type="gramEnd"/>
+      <w:r>
+        <w:t>.exceptions</w:t>
+      </w:r>
+      <w:proofErr w:type="spellEnd"/>
+      <w:r>
+        <w:t xml:space="preserve"> import </w:t>
+      </w:r>
+      <w:proofErr w:type="spellStart"/>
+      <w:r>
+        <w:t>UnexpectedAlertPresentException</w:t>
+      </w:r>
+      <w:proofErr w:type="spellEnd"/>
+    </w:p>
+    <w:p>
+      <w:pPr>
+        <w:pBdr>
+          <w:bottom w:val="single" w:sz="4" w:space="1" w:color="auto"/>
+        </w:pBdr>
+        <w:spacing w:after="0"/>
+      </w:pPr>
+      <w:r>
+        <w:t>try:</w:t>
+      </w:r>
+    </w:p>
+    <w:p>
+      <w:pPr>
+        <w:pBdr>
+          <w:bottom w:val="single" w:sz="4" w:space="1" w:color="auto"/>
+        </w:pBdr>
+        <w:spacing w:after="0"/>
+      </w:pPr>
+      <w:r>
+        <w:t xml:space="preserve">    </w:t>
+      </w:r>
+      <w:proofErr w:type="spellStart"/>
+      <w:proofErr w:type="gramStart"/>
+      <w:r>
+        <w:t>driver.find</w:t>
+      </w:r>
+      <w:proofErr w:type="gramEnd"/>
+      <w:r>
+        <w:t>_</w:t>
+      </w:r>
+      <w:proofErr w:type="gramStart"/>
+      <w:r>
+        <w:t>element</w:t>
+      </w:r>
+      <w:proofErr w:type="spellEnd"/>
+      <w:r>
+        <w:t>(</w:t>
+      </w:r>
+      <w:proofErr w:type="gramEnd"/>
+      <w:r>
+        <w:t>By.ID, "save"</w:t>
+      </w:r>
+      <w:proofErr w:type="gramStart"/>
+      <w:r>
+        <w:t>).click</w:t>
+      </w:r>
       <w:proofErr w:type="gramEnd"/>
       <w:r>
         <w:t>()</w:t>
@@ -2962,54 +3531,94 @@
         </w:pBdr>
         <w:spacing w:after="0"/>
       </w:pPr>
-      <w:proofErr w:type="spellStart"/>
-      <w:r>
-        <w:t>options.add_argument</w:t>
-      </w:r>
-      <w:proofErr w:type="spellEnd"/>
-      <w:r>
-        <w:t>("--disable-notifications")</w:t>
-      </w:r>
-    </w:p>
-    <w:p>
-      <w:pPr>
-        <w:pBdr>
-          <w:bottom w:val="single" w:sz="4" w:space="1" w:color="auto"/>
-        </w:pBdr>
-        <w:spacing w:after="0"/>
-      </w:pPr>
-    </w:p>
-    <w:p>
-      <w:pPr>
-        <w:pBdr>
-          <w:bottom w:val="single" w:sz="4" w:space="1" w:color="auto"/>
-        </w:pBdr>
-        <w:spacing w:after="0"/>
-      </w:pPr>
-      <w:r>
-        <w:t xml:space="preserve">driver = </w:t>
-      </w:r>
-      <w:proofErr w:type="spellStart"/>
-      <w:proofErr w:type="gramStart"/>
-      <w:r>
-        <w:t>webdriver.Chrome</w:t>
-      </w:r>
-      <w:proofErr w:type="spellEnd"/>
-      <w:proofErr w:type="gramEnd"/>
-      <w:r>
-        <w:t>(options=options)</w:t>
-      </w:r>
-    </w:p>
-    <w:p>
-      <w:pPr>
-        <w:pBdr>
-          <w:bottom w:val="single" w:sz="4" w:space="1" w:color="auto"/>
-        </w:pBdr>
-        <w:spacing w:after="0"/>
-      </w:pPr>
-      <w:r>
-        <w:pict w14:anchorId="1E4ACE9E">
-          <v:rect id="_x0000_i1281" style="width:0;height:1.5pt" o:hralign="center" o:hrstd="t" o:hr="t" fillcolor="#a0a0a0" stroked="f"/>
+      <w:r>
+        <w:t xml:space="preserve">except </w:t>
+      </w:r>
+      <w:proofErr w:type="spellStart"/>
+      <w:r>
+        <w:t>UnexpectedAlertPresentException</w:t>
+      </w:r>
+      <w:proofErr w:type="spellEnd"/>
+      <w:r>
+        <w:t>:</w:t>
+      </w:r>
+    </w:p>
+    <w:p>
+      <w:pPr>
+        <w:pBdr>
+          <w:bottom w:val="single" w:sz="4" w:space="1" w:color="auto"/>
+        </w:pBdr>
+        <w:spacing w:after="0"/>
+      </w:pPr>
+      <w:r>
+        <w:t xml:space="preserve">    alert = </w:t>
+      </w:r>
+      <w:proofErr w:type="spellStart"/>
+      <w:proofErr w:type="gramStart"/>
+      <w:r>
+        <w:t>driver.switch</w:t>
+      </w:r>
+      <w:proofErr w:type="gramEnd"/>
+      <w:r>
+        <w:t>_</w:t>
+      </w:r>
+      <w:proofErr w:type="gramStart"/>
+      <w:r>
+        <w:t>to.alert</w:t>
+      </w:r>
+      <w:proofErr w:type="spellEnd"/>
+      <w:proofErr w:type="gramEnd"/>
+    </w:p>
+    <w:p>
+      <w:pPr>
+        <w:pBdr>
+          <w:bottom w:val="single" w:sz="4" w:space="1" w:color="auto"/>
+        </w:pBdr>
+        <w:spacing w:after="0"/>
+      </w:pPr>
+      <w:r>
+        <w:t xml:space="preserve">    print(</w:t>
+      </w:r>
+      <w:proofErr w:type="spellStart"/>
+      <w:r>
+        <w:t>alert.text</w:t>
+      </w:r>
+      <w:proofErr w:type="spellEnd"/>
+      <w:r>
+        <w:t>)</w:t>
+      </w:r>
+    </w:p>
+    <w:p>
+      <w:pPr>
+        <w:pBdr>
+          <w:bottom w:val="single" w:sz="4" w:space="1" w:color="auto"/>
+        </w:pBdr>
+        <w:spacing w:after="0"/>
+      </w:pPr>
+      <w:r>
+        <w:t xml:space="preserve">    </w:t>
+      </w:r>
+      <w:proofErr w:type="spellStart"/>
+      <w:proofErr w:type="gramStart"/>
+      <w:r>
+        <w:t>alert.accept</w:t>
+      </w:r>
+      <w:proofErr w:type="spellEnd"/>
+      <w:proofErr w:type="gramEnd"/>
+      <w:r>
+        <w:t>()</w:t>
+      </w:r>
+    </w:p>
+    <w:p>
+      <w:pPr>
+        <w:pBdr>
+          <w:bottom w:val="single" w:sz="4" w:space="1" w:color="auto"/>
+        </w:pBdr>
+        <w:spacing w:after="0"/>
+      </w:pPr>
+      <w:r>
+        <w:pict w14:anchorId="2D1BBE7C">
+          <v:rect id="_x0000_i1053" style="width:0;height:1.5pt" o:hralign="center" o:hrstd="t" o:hr="t" fillcolor="#a0a0a0" stroked="f"/>
         </w:pict>
       </w:r>
     </w:p>
@@ -3026,90 +3635,149 @@
       </w:pPr>
       <w:r>
         <w:rPr>
-          <w:b/>
-          <w:bCs/>
-        </w:rPr>
-        <w:t>Senior enterprise version</w:t>
-      </w:r>
-    </w:p>
-    <w:p>
-      <w:pPr>
-        <w:pBdr>
-          <w:bottom w:val="single" w:sz="4" w:space="1" w:color="auto"/>
-        </w:pBdr>
-        <w:spacing w:after="0"/>
-      </w:pPr>
-      <w:proofErr w:type="spellStart"/>
-      <w:r>
-        <w:t>prefs</w:t>
-      </w:r>
-      <w:proofErr w:type="spellEnd"/>
-      <w:r>
-        <w:t xml:space="preserve"> = {</w:t>
-      </w:r>
-    </w:p>
-    <w:p>
-      <w:pPr>
-        <w:pBdr>
-          <w:bottom w:val="single" w:sz="4" w:space="1" w:color="auto"/>
-        </w:pBdr>
-        <w:spacing w:after="0"/>
-      </w:pPr>
-      <w:r>
-        <w:t xml:space="preserve">    "</w:t>
-      </w:r>
-      <w:proofErr w:type="spellStart"/>
-      <w:proofErr w:type="gramStart"/>
-      <w:r>
-        <w:t>profile</w:t>
-      </w:r>
-      <w:proofErr w:type="gramEnd"/>
-      <w:r>
-        <w:t>.default_content_setting_</w:t>
-      </w:r>
-      <w:proofErr w:type="gramStart"/>
-      <w:r>
-        <w:t>values.notifications</w:t>
-      </w:r>
-      <w:proofErr w:type="spellEnd"/>
-      <w:proofErr w:type="gramEnd"/>
-      <w:r>
-        <w:t>": 2</w:t>
-      </w:r>
-    </w:p>
-    <w:p>
-      <w:pPr>
-        <w:pBdr>
-          <w:bottom w:val="single" w:sz="4" w:space="1" w:color="auto"/>
-        </w:pBdr>
-        <w:spacing w:after="0"/>
-      </w:pPr>
-      <w:r>
-        <w:t>}</w:t>
-      </w:r>
-    </w:p>
-    <w:p>
-      <w:pPr>
-        <w:pBdr>
-          <w:bottom w:val="single" w:sz="4" w:space="1" w:color="auto"/>
-        </w:pBdr>
-        <w:spacing w:after="0"/>
-      </w:pPr>
-    </w:p>
-    <w:p>
-      <w:pPr>
-        <w:pBdr>
-          <w:bottom w:val="single" w:sz="4" w:space="1" w:color="auto"/>
-        </w:pBdr>
-        <w:spacing w:after="0"/>
-      </w:pPr>
-      <w:r>
-        <w:t xml:space="preserve">options = </w:t>
-      </w:r>
-      <w:proofErr w:type="spellStart"/>
-      <w:proofErr w:type="gramStart"/>
-      <w:r>
-        <w:t>webdriver.ChromeOptions</w:t>
+          <w:rFonts w:ascii="Segoe UI Emoji" w:hAnsi="Segoe UI Emoji" w:cs="Segoe UI Emoji"/>
+          <w:b/>
+          <w:bCs/>
+        </w:rPr>
+        <w:t>✅</w:t>
+      </w:r>
+      <w:r>
+        <w:rPr>
+          <w:b/>
+          <w:bCs/>
+        </w:rPr>
+        <w:t xml:space="preserve"> 10. Verify Alert Text</w:t>
+      </w:r>
+    </w:p>
+    <w:p>
+      <w:pPr>
+        <w:pBdr>
+          <w:bottom w:val="single" w:sz="4" w:space="1" w:color="auto"/>
+        </w:pBdr>
+        <w:spacing w:after="0"/>
+      </w:pPr>
+      <w:r>
+        <w:t>Validation step.</w:t>
+      </w:r>
+    </w:p>
+    <w:p>
+      <w:pPr>
+        <w:pBdr>
+          <w:bottom w:val="single" w:sz="4" w:space="1" w:color="auto"/>
+        </w:pBdr>
+        <w:spacing w:after="0"/>
+      </w:pPr>
+      <w:r>
+        <w:pict w14:anchorId="1C675DBC">
+          <v:rect id="_x0000_i1054" style="width:0;height:1.5pt" o:hralign="center" o:hrstd="t" o:hr="t" fillcolor="#a0a0a0" stroked="f"/>
+        </w:pict>
+      </w:r>
+    </w:p>
+    <w:p>
+      <w:pPr>
+        <w:pBdr>
+          <w:bottom w:val="single" w:sz="4" w:space="1" w:color="auto"/>
+        </w:pBdr>
+        <w:spacing w:after="0"/>
+      </w:pPr>
+      <w:r>
+        <w:t xml:space="preserve">alert = </w:t>
+      </w:r>
+      <w:proofErr w:type="spellStart"/>
+      <w:proofErr w:type="gramStart"/>
+      <w:r>
+        <w:t>WebDriverWait</w:t>
+      </w:r>
+      <w:proofErr w:type="spellEnd"/>
+      <w:r>
+        <w:t>(</w:t>
+      </w:r>
+      <w:proofErr w:type="gramEnd"/>
+      <w:r>
+        <w:t>driver, 10</w:t>
+      </w:r>
+      <w:proofErr w:type="gramStart"/>
+      <w:r>
+        <w:t>).until</w:t>
+      </w:r>
+      <w:proofErr w:type="gramEnd"/>
+      <w:r>
+        <w:t>(</w:t>
+      </w:r>
+    </w:p>
+    <w:p>
+      <w:pPr>
+        <w:pBdr>
+          <w:bottom w:val="single" w:sz="4" w:space="1" w:color="auto"/>
+        </w:pBdr>
+        <w:spacing w:after="0"/>
+      </w:pPr>
+      <w:r>
+        <w:t xml:space="preserve">    </w:t>
+      </w:r>
+      <w:proofErr w:type="spellStart"/>
+      <w:proofErr w:type="gramStart"/>
+      <w:r>
+        <w:t>EC.alert</w:t>
+      </w:r>
+      <w:proofErr w:type="gramEnd"/>
+      <w:r>
+        <w:t>_is_</w:t>
+      </w:r>
+      <w:proofErr w:type="gramStart"/>
+      <w:r>
+        <w:t>present</w:t>
+      </w:r>
+      <w:proofErr w:type="spellEnd"/>
+      <w:r>
+        <w:t>(</w:t>
+      </w:r>
+      <w:proofErr w:type="gramEnd"/>
+      <w:r>
+        <w:t>)</w:t>
+      </w:r>
+    </w:p>
+    <w:p>
+      <w:pPr>
+        <w:pBdr>
+          <w:bottom w:val="single" w:sz="4" w:space="1" w:color="auto"/>
+        </w:pBdr>
+        <w:spacing w:after="0"/>
+      </w:pPr>
+      <w:r>
+        <w:t>)</w:t>
+      </w:r>
+    </w:p>
+    <w:p>
+      <w:pPr>
+        <w:pBdr>
+          <w:bottom w:val="single" w:sz="4" w:space="1" w:color="auto"/>
+        </w:pBdr>
+        <w:spacing w:after="0"/>
+      </w:pPr>
+      <w:r>
+        <w:t xml:space="preserve">assert </w:t>
+      </w:r>
+      <w:proofErr w:type="spellStart"/>
+      <w:r>
+        <w:t>alert.text</w:t>
+      </w:r>
+      <w:proofErr w:type="spellEnd"/>
+      <w:r>
+        <w:t xml:space="preserve"> == "Record saved successfully"</w:t>
+      </w:r>
+    </w:p>
+    <w:p>
+      <w:pPr>
+        <w:pBdr>
+          <w:bottom w:val="single" w:sz="4" w:space="1" w:color="auto"/>
+        </w:pBdr>
+        <w:spacing w:after="0"/>
+      </w:pPr>
+      <w:proofErr w:type="spellStart"/>
+      <w:proofErr w:type="gramStart"/>
+      <w:r>
+        <w:t>alert.accept</w:t>
       </w:r>
       <w:proofErr w:type="spellEnd"/>
       <w:proofErr w:type="gramEnd"/>
@@ -3124,13 +3792,163 @@
         </w:pBdr>
         <w:spacing w:after="0"/>
       </w:pPr>
-      <w:proofErr w:type="spellStart"/>
-      <w:r>
-        <w:t>options.add_experimental_</w:t>
-      </w:r>
-      <w:proofErr w:type="gramStart"/>
-      <w:r>
-        <w:t>option</w:t>
+      <w:r>
+        <w:pict w14:anchorId="4483C219">
+          <v:rect id="_x0000_i1055" style="width:0;height:1.5pt" o:hralign="center" o:hrstd="t" o:hr="t" fillcolor="#a0a0a0" stroked="f"/>
+        </w:pict>
+      </w:r>
+    </w:p>
+    <w:p>
+      <w:pPr>
+        <w:pBdr>
+          <w:bottom w:val="single" w:sz="4" w:space="1" w:color="auto"/>
+        </w:pBdr>
+        <w:spacing w:after="0"/>
+        <w:rPr>
+          <w:b/>
+          <w:bCs/>
+        </w:rPr>
+      </w:pPr>
+      <w:r>
+        <w:rPr>
+          <w:rFonts w:ascii="Segoe UI Emoji" w:hAnsi="Segoe UI Emoji" w:cs="Segoe UI Emoji"/>
+          <w:b/>
+          <w:bCs/>
+        </w:rPr>
+        <w:t>✅</w:t>
+      </w:r>
+      <w:r>
+        <w:rPr>
+          <w:b/>
+          <w:bCs/>
+        </w:rPr>
+        <w:t xml:space="preserve"> Advanced Framework Utility Class</w:t>
+      </w:r>
+    </w:p>
+    <w:p>
+      <w:pPr>
+        <w:pBdr>
+          <w:bottom w:val="single" w:sz="4" w:space="1" w:color="auto"/>
+        </w:pBdr>
+        <w:spacing w:after="0"/>
+      </w:pPr>
+      <w:r>
+        <w:t>Senior reusable class.</w:t>
+      </w:r>
+    </w:p>
+    <w:p>
+      <w:pPr>
+        <w:pBdr>
+          <w:bottom w:val="single" w:sz="4" w:space="1" w:color="auto"/>
+        </w:pBdr>
+        <w:spacing w:after="0"/>
+      </w:pPr>
+      <w:r>
+        <w:pict w14:anchorId="0DBA19E5">
+          <v:rect id="_x0000_i1056" style="width:0;height:1.5pt" o:hralign="center" o:hrstd="t" o:hr="t" fillcolor="#a0a0a0" stroked="f"/>
+        </w:pict>
+      </w:r>
+    </w:p>
+    <w:p>
+      <w:pPr>
+        <w:pBdr>
+          <w:bottom w:val="single" w:sz="4" w:space="1" w:color="auto"/>
+        </w:pBdr>
+        <w:spacing w:after="0"/>
+      </w:pPr>
+      <w:r>
+        <w:t xml:space="preserve">class </w:t>
+      </w:r>
+      <w:proofErr w:type="spellStart"/>
+      <w:r>
+        <w:t>AlertHandler</w:t>
+      </w:r>
+      <w:proofErr w:type="spellEnd"/>
+      <w:r>
+        <w:t>:</w:t>
+      </w:r>
+    </w:p>
+    <w:p>
+      <w:pPr>
+        <w:pBdr>
+          <w:bottom w:val="single" w:sz="4" w:space="1" w:color="auto"/>
+        </w:pBdr>
+        <w:spacing w:after="0"/>
+      </w:pPr>
+    </w:p>
+    <w:p>
+      <w:pPr>
+        <w:pBdr>
+          <w:bottom w:val="single" w:sz="4" w:space="1" w:color="auto"/>
+        </w:pBdr>
+        <w:spacing w:after="0"/>
+      </w:pPr>
+      <w:r>
+        <w:t xml:space="preserve">    def __</w:t>
+      </w:r>
+      <w:proofErr w:type="spellStart"/>
+      <w:r>
+        <w:t>init</w:t>
+      </w:r>
+      <w:proofErr w:type="spellEnd"/>
+      <w:r>
+        <w:t>_</w:t>
+      </w:r>
+      <w:proofErr w:type="gramStart"/>
+      <w:r>
+        <w:t>_(</w:t>
+      </w:r>
+      <w:proofErr w:type="gramEnd"/>
+      <w:r>
+        <w:t>self, driver):</w:t>
+      </w:r>
+    </w:p>
+    <w:p>
+      <w:pPr>
+        <w:pBdr>
+          <w:bottom w:val="single" w:sz="4" w:space="1" w:color="auto"/>
+        </w:pBdr>
+        <w:spacing w:after="0"/>
+      </w:pPr>
+      <w:r>
+        <w:t xml:space="preserve">        </w:t>
+      </w:r>
+      <w:proofErr w:type="spellStart"/>
+      <w:proofErr w:type="gramStart"/>
+      <w:r>
+        <w:t>self.driver</w:t>
+      </w:r>
+      <w:proofErr w:type="spellEnd"/>
+      <w:proofErr w:type="gramEnd"/>
+      <w:r>
+        <w:t xml:space="preserve"> = driver</w:t>
+      </w:r>
+    </w:p>
+    <w:p>
+      <w:pPr>
+        <w:pBdr>
+          <w:bottom w:val="single" w:sz="4" w:space="1" w:color="auto"/>
+        </w:pBdr>
+        <w:spacing w:after="0"/>
+      </w:pPr>
+    </w:p>
+    <w:p>
+      <w:pPr>
+        <w:pBdr>
+          <w:bottom w:val="single" w:sz="4" w:space="1" w:color="auto"/>
+        </w:pBdr>
+        <w:spacing w:after="0"/>
+      </w:pPr>
+      <w:r>
+        <w:t xml:space="preserve">    def </w:t>
+      </w:r>
+      <w:proofErr w:type="spellStart"/>
+      <w:r>
+        <w:t>wait_for_</w:t>
+      </w:r>
+      <w:proofErr w:type="gramStart"/>
+      <w:r>
+        <w:t>alert</w:t>
       </w:r>
       <w:proofErr w:type="spellEnd"/>
       <w:r>
@@ -3138,21 +3956,74 @@
       </w:r>
       <w:proofErr w:type="gramEnd"/>
       <w:r>
-        <w:t>"</w:t>
-      </w:r>
-      <w:proofErr w:type="spellStart"/>
-      <w:r>
-        <w:t>prefs</w:t>
-      </w:r>
-      <w:proofErr w:type="spellEnd"/>
-      <w:r>
-        <w:t xml:space="preserve">", </w:t>
-      </w:r>
-      <w:proofErr w:type="spellStart"/>
-      <w:r>
-        <w:t>prefs</w:t>
-      </w:r>
-      <w:proofErr w:type="spellEnd"/>
+        <w:t>self, timeout=10):</w:t>
+      </w:r>
+    </w:p>
+    <w:p>
+      <w:pPr>
+        <w:pBdr>
+          <w:bottom w:val="single" w:sz="4" w:space="1" w:color="auto"/>
+        </w:pBdr>
+        <w:spacing w:after="0"/>
+      </w:pPr>
+      <w:r>
+        <w:t xml:space="preserve">        return </w:t>
+      </w:r>
+      <w:proofErr w:type="spellStart"/>
+      <w:proofErr w:type="gramStart"/>
+      <w:r>
+        <w:t>WebDriverWait</w:t>
+      </w:r>
+      <w:proofErr w:type="spellEnd"/>
+      <w:r>
+        <w:t>(</w:t>
+      </w:r>
+      <w:proofErr w:type="spellStart"/>
+      <w:r>
+        <w:t>self.driver</w:t>
+      </w:r>
+      <w:proofErr w:type="spellEnd"/>
+      <w:proofErr w:type="gramEnd"/>
+      <w:r>
+        <w:t>, timeout</w:t>
+      </w:r>
+      <w:proofErr w:type="gramStart"/>
+      <w:r>
+        <w:t>).until</w:t>
+      </w:r>
+      <w:proofErr w:type="gramEnd"/>
+      <w:r>
+        <w:t>(</w:t>
+      </w:r>
+    </w:p>
+    <w:p>
+      <w:pPr>
+        <w:pBdr>
+          <w:bottom w:val="single" w:sz="4" w:space="1" w:color="auto"/>
+        </w:pBdr>
+        <w:spacing w:after="0"/>
+      </w:pPr>
+      <w:r>
+        <w:t xml:space="preserve">            </w:t>
+      </w:r>
+      <w:proofErr w:type="spellStart"/>
+      <w:proofErr w:type="gramStart"/>
+      <w:r>
+        <w:t>EC.alert</w:t>
+      </w:r>
+      <w:proofErr w:type="gramEnd"/>
+      <w:r>
+        <w:t>_is_</w:t>
+      </w:r>
+      <w:proofErr w:type="gramStart"/>
+      <w:r>
+        <w:t>present</w:t>
+      </w:r>
+      <w:proofErr w:type="spellEnd"/>
+      <w:r>
+        <w:t>(</w:t>
+      </w:r>
+      <w:proofErr w:type="gramEnd"/>
       <w:r>
         <w:t>)</w:t>
       </w:r>
@@ -3164,38 +4035,272 @@
         </w:pBdr>
         <w:spacing w:after="0"/>
       </w:pPr>
-    </w:p>
-    <w:p>
-      <w:pPr>
-        <w:pBdr>
-          <w:bottom w:val="single" w:sz="4" w:space="1" w:color="auto"/>
-        </w:pBdr>
-        <w:spacing w:after="0"/>
-      </w:pPr>
-      <w:r>
-        <w:t xml:space="preserve">driver = </w:t>
-      </w:r>
-      <w:proofErr w:type="spellStart"/>
-      <w:proofErr w:type="gramStart"/>
-      <w:r>
-        <w:t>webdriver.Chrome</w:t>
-      </w:r>
-      <w:proofErr w:type="spellEnd"/>
-      <w:proofErr w:type="gramEnd"/>
-      <w:r>
-        <w:t>(options=options)</w:t>
-      </w:r>
-    </w:p>
-    <w:p>
-      <w:pPr>
-        <w:pBdr>
-          <w:bottom w:val="single" w:sz="4" w:space="1" w:color="auto"/>
-        </w:pBdr>
-        <w:spacing w:after="0"/>
-      </w:pPr>
-      <w:r>
-        <w:pict w14:anchorId="36E552D3">
-          <v:rect id="_x0000_i1282" style="width:0;height:1.5pt" o:hralign="center" o:hrstd="t" o:hr="t" fillcolor="#a0a0a0" stroked="f"/>
+      <w:r>
+        <w:t xml:space="preserve">        )</w:t>
+      </w:r>
+    </w:p>
+    <w:p>
+      <w:pPr>
+        <w:pBdr>
+          <w:bottom w:val="single" w:sz="4" w:space="1" w:color="auto"/>
+        </w:pBdr>
+        <w:spacing w:after="0"/>
+      </w:pPr>
+    </w:p>
+    <w:p>
+      <w:pPr>
+        <w:pBdr>
+          <w:bottom w:val="single" w:sz="4" w:space="1" w:color="auto"/>
+        </w:pBdr>
+        <w:spacing w:after="0"/>
+      </w:pPr>
+      <w:r>
+        <w:t xml:space="preserve">    def </w:t>
+      </w:r>
+      <w:proofErr w:type="spellStart"/>
+      <w:r>
+        <w:t>accept_alert</w:t>
+      </w:r>
+      <w:proofErr w:type="spellEnd"/>
+      <w:r>
+        <w:t>(self):</w:t>
+      </w:r>
+    </w:p>
+    <w:p>
+      <w:pPr>
+        <w:pBdr>
+          <w:bottom w:val="single" w:sz="4" w:space="1" w:color="auto"/>
+        </w:pBdr>
+        <w:spacing w:after="0"/>
+      </w:pPr>
+      <w:r>
+        <w:t xml:space="preserve">        </w:t>
+      </w:r>
+      <w:proofErr w:type="spellStart"/>
+      <w:proofErr w:type="gramStart"/>
+      <w:r>
+        <w:t>self.wait</w:t>
+      </w:r>
+      <w:proofErr w:type="gramEnd"/>
+      <w:r>
+        <w:t>_for_alert</w:t>
+      </w:r>
+      <w:proofErr w:type="spellEnd"/>
+      <w:r>
+        <w:t>(</w:t>
+      </w:r>
+      <w:proofErr w:type="gramStart"/>
+      <w:r>
+        <w:t>).accept</w:t>
+      </w:r>
+      <w:proofErr w:type="gramEnd"/>
+      <w:r>
+        <w:t>()</w:t>
+      </w:r>
+    </w:p>
+    <w:p>
+      <w:pPr>
+        <w:pBdr>
+          <w:bottom w:val="single" w:sz="4" w:space="1" w:color="auto"/>
+        </w:pBdr>
+        <w:spacing w:after="0"/>
+      </w:pPr>
+    </w:p>
+    <w:p>
+      <w:pPr>
+        <w:pBdr>
+          <w:bottom w:val="single" w:sz="4" w:space="1" w:color="auto"/>
+        </w:pBdr>
+        <w:spacing w:after="0"/>
+      </w:pPr>
+      <w:r>
+        <w:t xml:space="preserve">    def </w:t>
+      </w:r>
+      <w:proofErr w:type="spellStart"/>
+      <w:r>
+        <w:t>dismiss_alert</w:t>
+      </w:r>
+      <w:proofErr w:type="spellEnd"/>
+      <w:r>
+        <w:t>(self):</w:t>
+      </w:r>
+    </w:p>
+    <w:p>
+      <w:pPr>
+        <w:pBdr>
+          <w:bottom w:val="single" w:sz="4" w:space="1" w:color="auto"/>
+        </w:pBdr>
+        <w:spacing w:after="0"/>
+      </w:pPr>
+      <w:r>
+        <w:t xml:space="preserve">        </w:t>
+      </w:r>
+      <w:proofErr w:type="spellStart"/>
+      <w:proofErr w:type="gramStart"/>
+      <w:r>
+        <w:t>self.wait</w:t>
+      </w:r>
+      <w:proofErr w:type="gramEnd"/>
+      <w:r>
+        <w:t>_for_alert</w:t>
+      </w:r>
+      <w:proofErr w:type="spellEnd"/>
+      <w:r>
+        <w:t>(</w:t>
+      </w:r>
+      <w:proofErr w:type="gramStart"/>
+      <w:r>
+        <w:t>).dismiss</w:t>
+      </w:r>
+      <w:proofErr w:type="gramEnd"/>
+      <w:r>
+        <w:t>()</w:t>
+      </w:r>
+    </w:p>
+    <w:p>
+      <w:pPr>
+        <w:pBdr>
+          <w:bottom w:val="single" w:sz="4" w:space="1" w:color="auto"/>
+        </w:pBdr>
+        <w:spacing w:after="0"/>
+      </w:pPr>
+    </w:p>
+    <w:p>
+      <w:pPr>
+        <w:pBdr>
+          <w:bottom w:val="single" w:sz="4" w:space="1" w:color="auto"/>
+        </w:pBdr>
+        <w:spacing w:after="0"/>
+      </w:pPr>
+      <w:r>
+        <w:t xml:space="preserve">    def </w:t>
+      </w:r>
+      <w:proofErr w:type="spellStart"/>
+      <w:r>
+        <w:t>get_alert_text</w:t>
+      </w:r>
+      <w:proofErr w:type="spellEnd"/>
+      <w:r>
+        <w:t>(self):</w:t>
+      </w:r>
+    </w:p>
+    <w:p>
+      <w:pPr>
+        <w:pBdr>
+          <w:bottom w:val="single" w:sz="4" w:space="1" w:color="auto"/>
+        </w:pBdr>
+        <w:spacing w:after="0"/>
+      </w:pPr>
+      <w:r>
+        <w:t xml:space="preserve">        return </w:t>
+      </w:r>
+      <w:proofErr w:type="spellStart"/>
+      <w:proofErr w:type="gramStart"/>
+      <w:r>
+        <w:t>self.wait</w:t>
+      </w:r>
+      <w:proofErr w:type="gramEnd"/>
+      <w:r>
+        <w:t>_for_</w:t>
+      </w:r>
+      <w:proofErr w:type="gramStart"/>
+      <w:r>
+        <w:t>alert</w:t>
+      </w:r>
+      <w:proofErr w:type="spellEnd"/>
+      <w:r>
+        <w:t>(</w:t>
+      </w:r>
+      <w:proofErr w:type="gramEnd"/>
+      <w:r>
+        <w:t>).text</w:t>
+      </w:r>
+    </w:p>
+    <w:p>
+      <w:pPr>
+        <w:pBdr>
+          <w:bottom w:val="single" w:sz="4" w:space="1" w:color="auto"/>
+        </w:pBdr>
+        <w:spacing w:after="0"/>
+      </w:pPr>
+    </w:p>
+    <w:p>
+      <w:pPr>
+        <w:pBdr>
+          <w:bottom w:val="single" w:sz="4" w:space="1" w:color="auto"/>
+        </w:pBdr>
+        <w:spacing w:after="0"/>
+      </w:pPr>
+      <w:r>
+        <w:t xml:space="preserve">    def </w:t>
+      </w:r>
+      <w:proofErr w:type="spellStart"/>
+      <w:r>
+        <w:t>enter_</w:t>
+      </w:r>
+      <w:proofErr w:type="gramStart"/>
+      <w:r>
+        <w:t>text</w:t>
+      </w:r>
+      <w:proofErr w:type="spellEnd"/>
+      <w:r>
+        <w:t>(</w:t>
+      </w:r>
+      <w:proofErr w:type="gramEnd"/>
+      <w:r>
+        <w:t>self, text):</w:t>
+      </w:r>
+    </w:p>
+    <w:p>
+      <w:pPr>
+        <w:pBdr>
+          <w:bottom w:val="single" w:sz="4" w:space="1" w:color="auto"/>
+        </w:pBdr>
+        <w:spacing w:after="0"/>
+      </w:pPr>
+      <w:r>
+        <w:t xml:space="preserve">        </w:t>
+      </w:r>
+      <w:proofErr w:type="spellStart"/>
+      <w:proofErr w:type="gramStart"/>
+      <w:r>
+        <w:t>self.wait</w:t>
+      </w:r>
+      <w:proofErr w:type="gramEnd"/>
+      <w:r>
+        <w:t>_for_alert</w:t>
+      </w:r>
+      <w:proofErr w:type="spellEnd"/>
+      <w:r>
+        <w:t>(</w:t>
+      </w:r>
+      <w:proofErr w:type="gramStart"/>
+      <w:r>
+        <w:t>).</w:t>
+      </w:r>
+      <w:proofErr w:type="spellStart"/>
+      <w:r>
+        <w:t>send</w:t>
+      </w:r>
+      <w:proofErr w:type="gramEnd"/>
+      <w:r>
+        <w:t>_keys</w:t>
+      </w:r>
+      <w:proofErr w:type="spellEnd"/>
+      <w:r>
+        <w:t>(text)</w:t>
+      </w:r>
+    </w:p>
+    <w:p>
+      <w:pPr>
+        <w:pBdr>
+          <w:bottom w:val="single" w:sz="4" w:space="1" w:color="auto"/>
+        </w:pBdr>
+        <w:spacing w:after="0"/>
+      </w:pPr>
+      <w:r>
+        <w:pict w14:anchorId="37800D61">
+          <v:rect id="_x0000_i1057" style="width:0;height:1.5pt" o:hralign="center" o:hrstd="t" o:hr="t" fillcolor="#a0a0a0" stroked="f"/>
         </w:pict>
       </w:r>
     </w:p>
@@ -3212,59 +4317,48 @@
       </w:pPr>
       <w:r>
         <w:rPr>
-          <w:rFonts w:ascii="Segoe UI Emoji" w:hAnsi="Segoe UI Emoji" w:cs="Segoe UI Emoji"/>
-          <w:b/>
-          <w:bCs/>
-        </w:rPr>
-        <w:t>✅</w:t>
-      </w:r>
-      <w:r>
-        <w:rPr>
-          <w:b/>
-          <w:bCs/>
-        </w:rPr>
-        <w:t xml:space="preserve"> 8. File Upload Popup</w:t>
-      </w:r>
-    </w:p>
-    <w:p>
-      <w:pPr>
-        <w:pBdr>
-          <w:bottom w:val="single" w:sz="4" w:space="1" w:color="auto"/>
-        </w:pBdr>
-        <w:spacing w:after="0"/>
-      </w:pPr>
-      <w:r>
-        <w:t>System popup cannot be handled directly.</w:t>
-      </w:r>
-    </w:p>
-    <w:p>
-      <w:pPr>
-        <w:pBdr>
-          <w:bottom w:val="single" w:sz="4" w:space="1" w:color="auto"/>
-        </w:pBdr>
-        <w:spacing w:after="0"/>
-      </w:pPr>
-      <w:r>
-        <w:t>Best practice:</w:t>
-      </w:r>
-    </w:p>
-    <w:p>
-      <w:pPr>
-        <w:pBdr>
-          <w:bottom w:val="single" w:sz="4" w:space="1" w:color="auto"/>
-        </w:pBdr>
-        <w:spacing w:after="0"/>
-      </w:pPr>
-      <w:r>
-        <w:t xml:space="preserve">Use </w:t>
-      </w:r>
-      <w:proofErr w:type="spellStart"/>
-      <w:r>
-        <w:t>send_</w:t>
-      </w:r>
-      <w:proofErr w:type="gramStart"/>
-      <w:r>
-        <w:t>keys</w:t>
+          <w:b/>
+          <w:bCs/>
+        </w:rPr>
+        <w:t>Usage</w:t>
+      </w:r>
+    </w:p>
+    <w:p>
+      <w:pPr>
+        <w:pBdr>
+          <w:bottom w:val="single" w:sz="4" w:space="1" w:color="auto"/>
+        </w:pBdr>
+        <w:spacing w:after="0"/>
+      </w:pPr>
+      <w:r>
+        <w:t xml:space="preserve">alert = </w:t>
+      </w:r>
+      <w:proofErr w:type="spellStart"/>
+      <w:r>
+        <w:t>AlertHandler</w:t>
+      </w:r>
+      <w:proofErr w:type="spellEnd"/>
+      <w:r>
+        <w:t>(driver)</w:t>
+      </w:r>
+    </w:p>
+    <w:p>
+      <w:pPr>
+        <w:pBdr>
+          <w:bottom w:val="single" w:sz="4" w:space="1" w:color="auto"/>
+        </w:pBdr>
+        <w:spacing w:after="0"/>
+      </w:pPr>
+      <w:r>
+        <w:t>print(</w:t>
+      </w:r>
+      <w:proofErr w:type="spellStart"/>
+      <w:r>
+        <w:t>alert.get_alert_</w:t>
+      </w:r>
+      <w:proofErr w:type="gramStart"/>
+      <w:r>
+        <w:t>text</w:t>
       </w:r>
       <w:proofErr w:type="spellEnd"/>
       <w:r>
@@ -3272,33 +4366,20 @@
       </w:r>
       <w:proofErr w:type="gramEnd"/>
       <w:r>
-        <w:t>).</w:t>
-      </w:r>
-    </w:p>
-    <w:p>
-      <w:pPr>
-        <w:pBdr>
-          <w:bottom w:val="single" w:sz="4" w:space="1" w:color="auto"/>
-        </w:pBdr>
-        <w:spacing w:after="0"/>
-      </w:pPr>
-      <w:r>
-        <w:pict w14:anchorId="16A730D0">
-          <v:rect id="_x0000_i1283" style="width:0;height:1.5pt" o:hralign="center" o:hrstd="t" o:hr="t" fillcolor="#a0a0a0" stroked="f"/>
-        </w:pict>
-      </w:r>
-    </w:p>
-    <w:p>
-      <w:pPr>
-        <w:pBdr>
-          <w:bottom w:val="single" w:sz="4" w:space="1" w:color="auto"/>
-        </w:pBdr>
-        <w:spacing w:after="0"/>
-      </w:pPr>
-      <w:proofErr w:type="spellStart"/>
-      <w:proofErr w:type="gramStart"/>
-      <w:r>
-        <w:t>driver.find</w:t>
+        <w:t>))</w:t>
+      </w:r>
+    </w:p>
+    <w:p>
+      <w:pPr>
+        <w:pBdr>
+          <w:bottom w:val="single" w:sz="4" w:space="1" w:color="auto"/>
+        </w:pBdr>
+        <w:spacing w:after="0"/>
+      </w:pPr>
+      <w:proofErr w:type="spellStart"/>
+      <w:proofErr w:type="gramStart"/>
+      <w:r>
+        <w:t>alert.accept</w:t>
       </w:r>
       <w:proofErr w:type="gramEnd"/>
       <w:r>
@@ -3306,7 +4387,7 @@
       </w:r>
       <w:proofErr w:type="gramStart"/>
       <w:r>
-        <w:t>element</w:t>
+        <w:t>alert</w:t>
       </w:r>
       <w:proofErr w:type="spellEnd"/>
       <w:r>
@@ -3314,262 +4395,6 @@
       </w:r>
       <w:proofErr w:type="gramEnd"/>
       <w:r>
-        <w:t>By.ID, "upload"</w:t>
-      </w:r>
-      <w:proofErr w:type="gramStart"/>
-      <w:r>
-        <w:t>).</w:t>
-      </w:r>
-      <w:proofErr w:type="spellStart"/>
-      <w:r>
-        <w:t>send</w:t>
-      </w:r>
-      <w:proofErr w:type="gramEnd"/>
-      <w:r>
-        <w:t>_keys</w:t>
-      </w:r>
-      <w:proofErr w:type="spellEnd"/>
-      <w:r>
-        <w:t>("C:/files/test.pdf")</w:t>
-      </w:r>
-    </w:p>
-    <w:p>
-      <w:pPr>
-        <w:pBdr>
-          <w:bottom w:val="single" w:sz="4" w:space="1" w:color="auto"/>
-        </w:pBdr>
-        <w:spacing w:after="0"/>
-      </w:pPr>
-      <w:r>
-        <w:pict w14:anchorId="27084BF8">
-          <v:rect id="_x0000_i1284" style="width:0;height:1.5pt" o:hralign="center" o:hrstd="t" o:hr="t" fillcolor="#a0a0a0" stroked="f"/>
-        </w:pict>
-      </w:r>
-    </w:p>
-    <w:p>
-      <w:pPr>
-        <w:pBdr>
-          <w:bottom w:val="single" w:sz="4" w:space="1" w:color="auto"/>
-        </w:pBdr>
-        <w:spacing w:after="0"/>
-      </w:pPr>
-      <w:r>
-        <w:t>No need to interact with OS popup.</w:t>
-      </w:r>
-    </w:p>
-    <w:p>
-      <w:pPr>
-        <w:pBdr>
-          <w:bottom w:val="single" w:sz="4" w:space="1" w:color="auto"/>
-        </w:pBdr>
-        <w:spacing w:after="0"/>
-      </w:pPr>
-      <w:r>
-        <w:pict w14:anchorId="0457299C">
-          <v:rect id="_x0000_i1285" style="width:0;height:1.5pt" o:hralign="center" o:hrstd="t" o:hr="t" fillcolor="#a0a0a0" stroked="f"/>
-        </w:pict>
-      </w:r>
-    </w:p>
-    <w:p>
-      <w:pPr>
-        <w:pBdr>
-          <w:bottom w:val="single" w:sz="4" w:space="1" w:color="auto"/>
-        </w:pBdr>
-        <w:spacing w:after="0"/>
-        <w:rPr>
-          <w:b/>
-          <w:bCs/>
-        </w:rPr>
-      </w:pPr>
-      <w:r>
-        <w:rPr>
-          <w:rFonts w:ascii="Segoe UI Emoji" w:hAnsi="Segoe UI Emoji" w:cs="Segoe UI Emoji"/>
-          <w:b/>
-          <w:bCs/>
-        </w:rPr>
-        <w:t>✅</w:t>
-      </w:r>
-      <w:r>
-        <w:rPr>
-          <w:b/>
-          <w:bCs/>
-        </w:rPr>
-        <w:t xml:space="preserve"> 9. Unexpected Alert Handling</w:t>
-      </w:r>
-    </w:p>
-    <w:p>
-      <w:pPr>
-        <w:pBdr>
-          <w:bottom w:val="single" w:sz="4" w:space="1" w:color="auto"/>
-        </w:pBdr>
-        <w:spacing w:after="0"/>
-      </w:pPr>
-      <w:r>
-        <w:t>Sometimes alerts appear unexpectedly.</w:t>
-      </w:r>
-    </w:p>
-    <w:p>
-      <w:pPr>
-        <w:pBdr>
-          <w:bottom w:val="single" w:sz="4" w:space="1" w:color="auto"/>
-        </w:pBdr>
-        <w:spacing w:after="0"/>
-      </w:pPr>
-      <w:r>
-        <w:pict w14:anchorId="1EE40836">
-          <v:rect id="_x0000_i1286" style="width:0;height:1.5pt" o:hralign="center" o:hrstd="t" o:hr="t" fillcolor="#a0a0a0" stroked="f"/>
-        </w:pict>
-      </w:r>
-    </w:p>
-    <w:p>
-      <w:pPr>
-        <w:pBdr>
-          <w:bottom w:val="single" w:sz="4" w:space="1" w:color="auto"/>
-        </w:pBdr>
-        <w:spacing w:after="0"/>
-      </w:pPr>
-      <w:r>
-        <w:t xml:space="preserve">from </w:t>
-      </w:r>
-      <w:proofErr w:type="spellStart"/>
-      <w:proofErr w:type="gramStart"/>
-      <w:r>
-        <w:t>selenium.common</w:t>
-      </w:r>
-      <w:proofErr w:type="gramEnd"/>
-      <w:r>
-        <w:t>.exceptions</w:t>
-      </w:r>
-      <w:proofErr w:type="spellEnd"/>
-      <w:r>
-        <w:t xml:space="preserve"> import </w:t>
-      </w:r>
-      <w:proofErr w:type="spellStart"/>
-      <w:r>
-        <w:t>UnexpectedAlertPresentException</w:t>
-      </w:r>
-      <w:proofErr w:type="spellEnd"/>
-    </w:p>
-    <w:p>
-      <w:pPr>
-        <w:pBdr>
-          <w:bottom w:val="single" w:sz="4" w:space="1" w:color="auto"/>
-        </w:pBdr>
-        <w:spacing w:after="0"/>
-      </w:pPr>
-    </w:p>
-    <w:p>
-      <w:pPr>
-        <w:pBdr>
-          <w:bottom w:val="single" w:sz="4" w:space="1" w:color="auto"/>
-        </w:pBdr>
-        <w:spacing w:after="0"/>
-      </w:pPr>
-      <w:r>
-        <w:t>try:</w:t>
-      </w:r>
-    </w:p>
-    <w:p>
-      <w:pPr>
-        <w:pBdr>
-          <w:bottom w:val="single" w:sz="4" w:space="1" w:color="auto"/>
-        </w:pBdr>
-        <w:spacing w:after="0"/>
-      </w:pPr>
-      <w:r>
-        <w:t xml:space="preserve">    </w:t>
-      </w:r>
-      <w:proofErr w:type="spellStart"/>
-      <w:proofErr w:type="gramStart"/>
-      <w:r>
-        <w:t>driver.find</w:t>
-      </w:r>
-      <w:proofErr w:type="gramEnd"/>
-      <w:r>
-        <w:t>_</w:t>
-      </w:r>
-      <w:proofErr w:type="gramStart"/>
-      <w:r>
-        <w:t>element</w:t>
-      </w:r>
-      <w:proofErr w:type="spellEnd"/>
-      <w:r>
-        <w:t>(</w:t>
-      </w:r>
-      <w:proofErr w:type="gramEnd"/>
-      <w:r>
-        <w:t>By.ID, "save"</w:t>
-      </w:r>
-      <w:proofErr w:type="gramStart"/>
-      <w:r>
-        <w:t>).click</w:t>
-      </w:r>
-      <w:proofErr w:type="gramEnd"/>
-      <w:r>
-        <w:t>()</w:t>
-      </w:r>
-    </w:p>
-    <w:p>
-      <w:pPr>
-        <w:pBdr>
-          <w:bottom w:val="single" w:sz="4" w:space="1" w:color="auto"/>
-        </w:pBdr>
-        <w:spacing w:after="0"/>
-      </w:pPr>
-      <w:r>
-        <w:t xml:space="preserve">except </w:t>
-      </w:r>
-      <w:proofErr w:type="spellStart"/>
-      <w:r>
-        <w:t>UnexpectedAlertPresentException</w:t>
-      </w:r>
-      <w:proofErr w:type="spellEnd"/>
-      <w:r>
-        <w:t>:</w:t>
-      </w:r>
-    </w:p>
-    <w:p>
-      <w:pPr>
-        <w:pBdr>
-          <w:bottom w:val="single" w:sz="4" w:space="1" w:color="auto"/>
-        </w:pBdr>
-        <w:spacing w:after="0"/>
-      </w:pPr>
-      <w:r>
-        <w:t xml:space="preserve">    alert = </w:t>
-      </w:r>
-      <w:proofErr w:type="spellStart"/>
-      <w:proofErr w:type="gramStart"/>
-      <w:r>
-        <w:t>driver.switch</w:t>
-      </w:r>
-      <w:proofErr w:type="gramEnd"/>
-      <w:r>
-        <w:t>_</w:t>
-      </w:r>
-      <w:proofErr w:type="gramStart"/>
-      <w:r>
-        <w:t>to.alert</w:t>
-      </w:r>
-      <w:proofErr w:type="spellEnd"/>
-      <w:proofErr w:type="gramEnd"/>
-    </w:p>
-    <w:p>
-      <w:pPr>
-        <w:pBdr>
-          <w:bottom w:val="single" w:sz="4" w:space="1" w:color="auto"/>
-        </w:pBdr>
-        <w:spacing w:after="0"/>
-      </w:pPr>
-      <w:r>
-        <w:t xml:space="preserve">    print(</w:t>
-      </w:r>
-      <w:proofErr w:type="spellStart"/>
-      <w:r>
-        <w:t>alert.text</w:t>
-      </w:r>
-      <w:proofErr w:type="spellEnd"/>
-      <w:r>
         <w:t>)</w:t>
       </w:r>
     </w:p>
@@ -3581,826 +4406,8 @@
         <w:spacing w:after="0"/>
       </w:pPr>
       <w:r>
-        <w:t xml:space="preserve">    </w:t>
-      </w:r>
-      <w:proofErr w:type="spellStart"/>
-      <w:proofErr w:type="gramStart"/>
-      <w:r>
-        <w:t>alert.accept</w:t>
-      </w:r>
-      <w:proofErr w:type="spellEnd"/>
-      <w:proofErr w:type="gramEnd"/>
-      <w:r>
-        <w:t>()</w:t>
-      </w:r>
-    </w:p>
-    <w:p>
-      <w:pPr>
-        <w:pBdr>
-          <w:bottom w:val="single" w:sz="4" w:space="1" w:color="auto"/>
-        </w:pBdr>
-        <w:spacing w:after="0"/>
-      </w:pPr>
-      <w:r>
-        <w:pict w14:anchorId="2D1BBE7C">
-          <v:rect id="_x0000_i1287" style="width:0;height:1.5pt" o:hralign="center" o:hrstd="t" o:hr="t" fillcolor="#a0a0a0" stroked="f"/>
-        </w:pict>
-      </w:r>
-    </w:p>
-    <w:p>
-      <w:pPr>
-        <w:pBdr>
-          <w:bottom w:val="single" w:sz="4" w:space="1" w:color="auto"/>
-        </w:pBdr>
-        <w:spacing w:after="0"/>
-        <w:rPr>
-          <w:b/>
-          <w:bCs/>
-        </w:rPr>
-      </w:pPr>
-      <w:r>
-        <w:rPr>
-          <w:rFonts w:ascii="Segoe UI Emoji" w:hAnsi="Segoe UI Emoji" w:cs="Segoe UI Emoji"/>
-          <w:b/>
-          <w:bCs/>
-        </w:rPr>
-        <w:t>✅</w:t>
-      </w:r>
-      <w:r>
-        <w:rPr>
-          <w:b/>
-          <w:bCs/>
-        </w:rPr>
-        <w:t xml:space="preserve"> 10. Verify Alert Text</w:t>
-      </w:r>
-    </w:p>
-    <w:p>
-      <w:pPr>
-        <w:pBdr>
-          <w:bottom w:val="single" w:sz="4" w:space="1" w:color="auto"/>
-        </w:pBdr>
-        <w:spacing w:after="0"/>
-      </w:pPr>
-      <w:r>
-        <w:t>Validation step.</w:t>
-      </w:r>
-    </w:p>
-    <w:p>
-      <w:pPr>
-        <w:pBdr>
-          <w:bottom w:val="single" w:sz="4" w:space="1" w:color="auto"/>
-        </w:pBdr>
-        <w:spacing w:after="0"/>
-      </w:pPr>
-      <w:r>
-        <w:pict w14:anchorId="1C675DBC">
-          <v:rect id="_x0000_i1288" style="width:0;height:1.5pt" o:hralign="center" o:hrstd="t" o:hr="t" fillcolor="#a0a0a0" stroked="f"/>
-        </w:pict>
-      </w:r>
-    </w:p>
-    <w:p>
-      <w:pPr>
-        <w:pBdr>
-          <w:bottom w:val="single" w:sz="4" w:space="1" w:color="auto"/>
-        </w:pBdr>
-        <w:spacing w:after="0"/>
-      </w:pPr>
-      <w:r>
-        <w:t xml:space="preserve">alert = </w:t>
-      </w:r>
-      <w:proofErr w:type="spellStart"/>
-      <w:proofErr w:type="gramStart"/>
-      <w:r>
-        <w:t>WebDriverWait</w:t>
-      </w:r>
-      <w:proofErr w:type="spellEnd"/>
-      <w:r>
-        <w:t>(</w:t>
-      </w:r>
-      <w:proofErr w:type="gramEnd"/>
-      <w:r>
-        <w:t>driver, 10</w:t>
-      </w:r>
-      <w:proofErr w:type="gramStart"/>
-      <w:r>
-        <w:t>).until</w:t>
-      </w:r>
-      <w:proofErr w:type="gramEnd"/>
-      <w:r>
-        <w:t>(</w:t>
-      </w:r>
-    </w:p>
-    <w:p>
-      <w:pPr>
-        <w:pBdr>
-          <w:bottom w:val="single" w:sz="4" w:space="1" w:color="auto"/>
-        </w:pBdr>
-        <w:spacing w:after="0"/>
-      </w:pPr>
-      <w:r>
-        <w:t xml:space="preserve">    </w:t>
-      </w:r>
-      <w:proofErr w:type="spellStart"/>
-      <w:proofErr w:type="gramStart"/>
-      <w:r>
-        <w:t>EC.alert</w:t>
-      </w:r>
-      <w:proofErr w:type="gramEnd"/>
-      <w:r>
-        <w:t>_is_</w:t>
-      </w:r>
-      <w:proofErr w:type="gramStart"/>
-      <w:r>
-        <w:t>present</w:t>
-      </w:r>
-      <w:proofErr w:type="spellEnd"/>
-      <w:r>
-        <w:t>(</w:t>
-      </w:r>
-      <w:proofErr w:type="gramEnd"/>
-      <w:r>
-        <w:t>)</w:t>
-      </w:r>
-    </w:p>
-    <w:p>
-      <w:pPr>
-        <w:pBdr>
-          <w:bottom w:val="single" w:sz="4" w:space="1" w:color="auto"/>
-        </w:pBdr>
-        <w:spacing w:after="0"/>
-      </w:pPr>
-      <w:r>
-        <w:t>)</w:t>
-      </w:r>
-    </w:p>
-    <w:p>
-      <w:pPr>
-        <w:pBdr>
-          <w:bottom w:val="single" w:sz="4" w:space="1" w:color="auto"/>
-        </w:pBdr>
-        <w:spacing w:after="0"/>
-      </w:pPr>
-    </w:p>
-    <w:p>
-      <w:pPr>
-        <w:pBdr>
-          <w:bottom w:val="single" w:sz="4" w:space="1" w:color="auto"/>
-        </w:pBdr>
-        <w:spacing w:after="0"/>
-      </w:pPr>
-      <w:r>
-        <w:t xml:space="preserve">assert </w:t>
-      </w:r>
-      <w:proofErr w:type="spellStart"/>
-      <w:r>
-        <w:t>alert.text</w:t>
-      </w:r>
-      <w:proofErr w:type="spellEnd"/>
-      <w:r>
-        <w:t xml:space="preserve"> == "Record saved successfully"</w:t>
-      </w:r>
-    </w:p>
-    <w:p>
-      <w:pPr>
-        <w:pBdr>
-          <w:bottom w:val="single" w:sz="4" w:space="1" w:color="auto"/>
-        </w:pBdr>
-        <w:spacing w:after="0"/>
-      </w:pPr>
-      <w:proofErr w:type="spellStart"/>
-      <w:proofErr w:type="gramStart"/>
-      <w:r>
-        <w:t>alert.accept</w:t>
-      </w:r>
-      <w:proofErr w:type="spellEnd"/>
-      <w:proofErr w:type="gramEnd"/>
-      <w:r>
-        <w:t>()</w:t>
-      </w:r>
-    </w:p>
-    <w:p>
-      <w:pPr>
-        <w:pBdr>
-          <w:bottom w:val="single" w:sz="4" w:space="1" w:color="auto"/>
-        </w:pBdr>
-        <w:spacing w:after="0"/>
-      </w:pPr>
-      <w:r>
-        <w:pict w14:anchorId="4483C219">
-          <v:rect id="_x0000_i1289" style="width:0;height:1.5pt" o:hralign="center" o:hrstd="t" o:hr="t" fillcolor="#a0a0a0" stroked="f"/>
-        </w:pict>
-      </w:r>
-    </w:p>
-    <w:p>
-      <w:pPr>
-        <w:pBdr>
-          <w:bottom w:val="single" w:sz="4" w:space="1" w:color="auto"/>
-        </w:pBdr>
-        <w:spacing w:after="0"/>
-        <w:rPr>
-          <w:b/>
-          <w:bCs/>
-        </w:rPr>
-      </w:pPr>
-      <w:r>
-        <w:rPr>
-          <w:rFonts w:ascii="Segoe UI Emoji" w:hAnsi="Segoe UI Emoji" w:cs="Segoe UI Emoji"/>
-          <w:b/>
-          <w:bCs/>
-        </w:rPr>
-        <w:t>✅</w:t>
-      </w:r>
-      <w:r>
-        <w:rPr>
-          <w:b/>
-          <w:bCs/>
-        </w:rPr>
-        <w:t xml:space="preserve"> Advanced Framework Utility Class</w:t>
-      </w:r>
-    </w:p>
-    <w:p>
-      <w:pPr>
-        <w:pBdr>
-          <w:bottom w:val="single" w:sz="4" w:space="1" w:color="auto"/>
-        </w:pBdr>
-        <w:spacing w:after="0"/>
-      </w:pPr>
-      <w:r>
-        <w:t>Senior reusable class.</w:t>
-      </w:r>
-    </w:p>
-    <w:p>
-      <w:pPr>
-        <w:pBdr>
-          <w:bottom w:val="single" w:sz="4" w:space="1" w:color="auto"/>
-        </w:pBdr>
-        <w:spacing w:after="0"/>
-      </w:pPr>
-      <w:r>
-        <w:pict w14:anchorId="0DBA19E5">
-          <v:rect id="_x0000_i1290" style="width:0;height:1.5pt" o:hralign="center" o:hrstd="t" o:hr="t" fillcolor="#a0a0a0" stroked="f"/>
-        </w:pict>
-      </w:r>
-    </w:p>
-    <w:p>
-      <w:pPr>
-        <w:pBdr>
-          <w:bottom w:val="single" w:sz="4" w:space="1" w:color="auto"/>
-        </w:pBdr>
-        <w:spacing w:after="0"/>
-      </w:pPr>
-      <w:r>
-        <w:t xml:space="preserve">class </w:t>
-      </w:r>
-      <w:proofErr w:type="spellStart"/>
-      <w:r>
-        <w:t>AlertHandler</w:t>
-      </w:r>
-      <w:proofErr w:type="spellEnd"/>
-      <w:r>
-        <w:t>:</w:t>
-      </w:r>
-    </w:p>
-    <w:p>
-      <w:pPr>
-        <w:pBdr>
-          <w:bottom w:val="single" w:sz="4" w:space="1" w:color="auto"/>
-        </w:pBdr>
-        <w:spacing w:after="0"/>
-      </w:pPr>
-    </w:p>
-    <w:p>
-      <w:pPr>
-        <w:pBdr>
-          <w:bottom w:val="single" w:sz="4" w:space="1" w:color="auto"/>
-        </w:pBdr>
-        <w:spacing w:after="0"/>
-      </w:pPr>
-      <w:r>
-        <w:t xml:space="preserve">    def __</w:t>
-      </w:r>
-      <w:proofErr w:type="spellStart"/>
-      <w:r>
-        <w:t>init</w:t>
-      </w:r>
-      <w:proofErr w:type="spellEnd"/>
-      <w:r>
-        <w:t>_</w:t>
-      </w:r>
-      <w:proofErr w:type="gramStart"/>
-      <w:r>
-        <w:t>_(</w:t>
-      </w:r>
-      <w:proofErr w:type="gramEnd"/>
-      <w:r>
-        <w:t>self, driver):</w:t>
-      </w:r>
-    </w:p>
-    <w:p>
-      <w:pPr>
-        <w:pBdr>
-          <w:bottom w:val="single" w:sz="4" w:space="1" w:color="auto"/>
-        </w:pBdr>
-        <w:spacing w:after="0"/>
-      </w:pPr>
-      <w:r>
-        <w:t xml:space="preserve">        </w:t>
-      </w:r>
-      <w:proofErr w:type="spellStart"/>
-      <w:proofErr w:type="gramStart"/>
-      <w:r>
-        <w:t>self.driver</w:t>
-      </w:r>
-      <w:proofErr w:type="spellEnd"/>
-      <w:proofErr w:type="gramEnd"/>
-      <w:r>
-        <w:t xml:space="preserve"> = driver</w:t>
-      </w:r>
-    </w:p>
-    <w:p>
-      <w:pPr>
-        <w:pBdr>
-          <w:bottom w:val="single" w:sz="4" w:space="1" w:color="auto"/>
-        </w:pBdr>
-        <w:spacing w:after="0"/>
-      </w:pPr>
-    </w:p>
-    <w:p>
-      <w:pPr>
-        <w:pBdr>
-          <w:bottom w:val="single" w:sz="4" w:space="1" w:color="auto"/>
-        </w:pBdr>
-        <w:spacing w:after="0"/>
-      </w:pPr>
-      <w:r>
-        <w:t xml:space="preserve">    def </w:t>
-      </w:r>
-      <w:proofErr w:type="spellStart"/>
-      <w:r>
-        <w:t>wait_for_</w:t>
-      </w:r>
-      <w:proofErr w:type="gramStart"/>
-      <w:r>
-        <w:t>alert</w:t>
-      </w:r>
-      <w:proofErr w:type="spellEnd"/>
-      <w:r>
-        <w:t>(</w:t>
-      </w:r>
-      <w:proofErr w:type="gramEnd"/>
-      <w:r>
-        <w:t>self, timeout=10):</w:t>
-      </w:r>
-    </w:p>
-    <w:p>
-      <w:pPr>
-        <w:pBdr>
-          <w:bottom w:val="single" w:sz="4" w:space="1" w:color="auto"/>
-        </w:pBdr>
-        <w:spacing w:after="0"/>
-      </w:pPr>
-      <w:r>
-        <w:t xml:space="preserve">        return </w:t>
-      </w:r>
-      <w:proofErr w:type="spellStart"/>
-      <w:proofErr w:type="gramStart"/>
-      <w:r>
-        <w:t>WebDriverWait</w:t>
-      </w:r>
-      <w:proofErr w:type="spellEnd"/>
-      <w:r>
-        <w:t>(</w:t>
-      </w:r>
-      <w:proofErr w:type="spellStart"/>
-      <w:r>
-        <w:t>self.driver</w:t>
-      </w:r>
-      <w:proofErr w:type="spellEnd"/>
-      <w:proofErr w:type="gramEnd"/>
-      <w:r>
-        <w:t>, timeout</w:t>
-      </w:r>
-      <w:proofErr w:type="gramStart"/>
-      <w:r>
-        <w:t>).until</w:t>
-      </w:r>
-      <w:proofErr w:type="gramEnd"/>
-      <w:r>
-        <w:t>(</w:t>
-      </w:r>
-    </w:p>
-    <w:p>
-      <w:pPr>
-        <w:pBdr>
-          <w:bottom w:val="single" w:sz="4" w:space="1" w:color="auto"/>
-        </w:pBdr>
-        <w:spacing w:after="0"/>
-      </w:pPr>
-      <w:r>
-        <w:t xml:space="preserve">            </w:t>
-      </w:r>
-      <w:proofErr w:type="spellStart"/>
-      <w:proofErr w:type="gramStart"/>
-      <w:r>
-        <w:t>EC.alert</w:t>
-      </w:r>
-      <w:proofErr w:type="gramEnd"/>
-      <w:r>
-        <w:t>_is_</w:t>
-      </w:r>
-      <w:proofErr w:type="gramStart"/>
-      <w:r>
-        <w:t>present</w:t>
-      </w:r>
-      <w:proofErr w:type="spellEnd"/>
-      <w:r>
-        <w:t>(</w:t>
-      </w:r>
-      <w:proofErr w:type="gramEnd"/>
-      <w:r>
-        <w:t>)</w:t>
-      </w:r>
-    </w:p>
-    <w:p>
-      <w:pPr>
-        <w:pBdr>
-          <w:bottom w:val="single" w:sz="4" w:space="1" w:color="auto"/>
-        </w:pBdr>
-        <w:spacing w:after="0"/>
-      </w:pPr>
-      <w:r>
-        <w:t xml:space="preserve">        )</w:t>
-      </w:r>
-    </w:p>
-    <w:p>
-      <w:pPr>
-        <w:pBdr>
-          <w:bottom w:val="single" w:sz="4" w:space="1" w:color="auto"/>
-        </w:pBdr>
-        <w:spacing w:after="0"/>
-      </w:pPr>
-    </w:p>
-    <w:p>
-      <w:pPr>
-        <w:pBdr>
-          <w:bottom w:val="single" w:sz="4" w:space="1" w:color="auto"/>
-        </w:pBdr>
-        <w:spacing w:after="0"/>
-      </w:pPr>
-      <w:r>
-        <w:t xml:space="preserve">    def </w:t>
-      </w:r>
-      <w:proofErr w:type="spellStart"/>
-      <w:r>
-        <w:t>accept_alert</w:t>
-      </w:r>
-      <w:proofErr w:type="spellEnd"/>
-      <w:r>
-        <w:t>(self):</w:t>
-      </w:r>
-    </w:p>
-    <w:p>
-      <w:pPr>
-        <w:pBdr>
-          <w:bottom w:val="single" w:sz="4" w:space="1" w:color="auto"/>
-        </w:pBdr>
-        <w:spacing w:after="0"/>
-      </w:pPr>
-      <w:r>
-        <w:t xml:space="preserve">        </w:t>
-      </w:r>
-      <w:proofErr w:type="spellStart"/>
-      <w:proofErr w:type="gramStart"/>
-      <w:r>
-        <w:t>self.wait</w:t>
-      </w:r>
-      <w:proofErr w:type="gramEnd"/>
-      <w:r>
-        <w:t>_for_alert</w:t>
-      </w:r>
-      <w:proofErr w:type="spellEnd"/>
-      <w:r>
-        <w:t>(</w:t>
-      </w:r>
-      <w:proofErr w:type="gramStart"/>
-      <w:r>
-        <w:t>).accept</w:t>
-      </w:r>
-      <w:proofErr w:type="gramEnd"/>
-      <w:r>
-        <w:t>()</w:t>
-      </w:r>
-    </w:p>
-    <w:p>
-      <w:pPr>
-        <w:pBdr>
-          <w:bottom w:val="single" w:sz="4" w:space="1" w:color="auto"/>
-        </w:pBdr>
-        <w:spacing w:after="0"/>
-      </w:pPr>
-    </w:p>
-    <w:p>
-      <w:pPr>
-        <w:pBdr>
-          <w:bottom w:val="single" w:sz="4" w:space="1" w:color="auto"/>
-        </w:pBdr>
-        <w:spacing w:after="0"/>
-      </w:pPr>
-      <w:r>
-        <w:t xml:space="preserve">    def </w:t>
-      </w:r>
-      <w:proofErr w:type="spellStart"/>
-      <w:r>
-        <w:t>dismiss_alert</w:t>
-      </w:r>
-      <w:proofErr w:type="spellEnd"/>
-      <w:r>
-        <w:t>(self):</w:t>
-      </w:r>
-    </w:p>
-    <w:p>
-      <w:pPr>
-        <w:pBdr>
-          <w:bottom w:val="single" w:sz="4" w:space="1" w:color="auto"/>
-        </w:pBdr>
-        <w:spacing w:after="0"/>
-      </w:pPr>
-      <w:r>
-        <w:t xml:space="preserve">        </w:t>
-      </w:r>
-      <w:proofErr w:type="spellStart"/>
-      <w:proofErr w:type="gramStart"/>
-      <w:r>
-        <w:t>self.wait</w:t>
-      </w:r>
-      <w:proofErr w:type="gramEnd"/>
-      <w:r>
-        <w:t>_for_alert</w:t>
-      </w:r>
-      <w:proofErr w:type="spellEnd"/>
-      <w:r>
-        <w:t>(</w:t>
-      </w:r>
-      <w:proofErr w:type="gramStart"/>
-      <w:r>
-        <w:t>).dismiss</w:t>
-      </w:r>
-      <w:proofErr w:type="gramEnd"/>
-      <w:r>
-        <w:t>()</w:t>
-      </w:r>
-    </w:p>
-    <w:p>
-      <w:pPr>
-        <w:pBdr>
-          <w:bottom w:val="single" w:sz="4" w:space="1" w:color="auto"/>
-        </w:pBdr>
-        <w:spacing w:after="0"/>
-      </w:pPr>
-    </w:p>
-    <w:p>
-      <w:pPr>
-        <w:pBdr>
-          <w:bottom w:val="single" w:sz="4" w:space="1" w:color="auto"/>
-        </w:pBdr>
-        <w:spacing w:after="0"/>
-      </w:pPr>
-      <w:r>
-        <w:t xml:space="preserve">    def </w:t>
-      </w:r>
-      <w:proofErr w:type="spellStart"/>
-      <w:r>
-        <w:t>get_alert_text</w:t>
-      </w:r>
-      <w:proofErr w:type="spellEnd"/>
-      <w:r>
-        <w:t>(self):</w:t>
-      </w:r>
-    </w:p>
-    <w:p>
-      <w:pPr>
-        <w:pBdr>
-          <w:bottom w:val="single" w:sz="4" w:space="1" w:color="auto"/>
-        </w:pBdr>
-        <w:spacing w:after="0"/>
-      </w:pPr>
-      <w:r>
-        <w:t xml:space="preserve">        return </w:t>
-      </w:r>
-      <w:proofErr w:type="spellStart"/>
-      <w:proofErr w:type="gramStart"/>
-      <w:r>
-        <w:t>self.wait</w:t>
-      </w:r>
-      <w:proofErr w:type="gramEnd"/>
-      <w:r>
-        <w:t>_for_</w:t>
-      </w:r>
-      <w:proofErr w:type="gramStart"/>
-      <w:r>
-        <w:t>alert</w:t>
-      </w:r>
-      <w:proofErr w:type="spellEnd"/>
-      <w:r>
-        <w:t>(</w:t>
-      </w:r>
-      <w:proofErr w:type="gramEnd"/>
-      <w:r>
-        <w:t>).text</w:t>
-      </w:r>
-    </w:p>
-    <w:p>
-      <w:pPr>
-        <w:pBdr>
-          <w:bottom w:val="single" w:sz="4" w:space="1" w:color="auto"/>
-        </w:pBdr>
-        <w:spacing w:after="0"/>
-      </w:pPr>
-    </w:p>
-    <w:p>
-      <w:pPr>
-        <w:pBdr>
-          <w:bottom w:val="single" w:sz="4" w:space="1" w:color="auto"/>
-        </w:pBdr>
-        <w:spacing w:after="0"/>
-      </w:pPr>
-      <w:r>
-        <w:t xml:space="preserve">    def </w:t>
-      </w:r>
-      <w:proofErr w:type="spellStart"/>
-      <w:r>
-        <w:t>enter_</w:t>
-      </w:r>
-      <w:proofErr w:type="gramStart"/>
-      <w:r>
-        <w:t>text</w:t>
-      </w:r>
-      <w:proofErr w:type="spellEnd"/>
-      <w:r>
-        <w:t>(</w:t>
-      </w:r>
-      <w:proofErr w:type="gramEnd"/>
-      <w:r>
-        <w:t>self, text):</w:t>
-      </w:r>
-    </w:p>
-    <w:p>
-      <w:pPr>
-        <w:pBdr>
-          <w:bottom w:val="single" w:sz="4" w:space="1" w:color="auto"/>
-        </w:pBdr>
-        <w:spacing w:after="0"/>
-      </w:pPr>
-      <w:r>
-        <w:t xml:space="preserve">        </w:t>
-      </w:r>
-      <w:proofErr w:type="spellStart"/>
-      <w:proofErr w:type="gramStart"/>
-      <w:r>
-        <w:t>self.wait</w:t>
-      </w:r>
-      <w:proofErr w:type="gramEnd"/>
-      <w:r>
-        <w:t>_for_alert</w:t>
-      </w:r>
-      <w:proofErr w:type="spellEnd"/>
-      <w:r>
-        <w:t>(</w:t>
-      </w:r>
-      <w:proofErr w:type="gramStart"/>
-      <w:r>
-        <w:t>).</w:t>
-      </w:r>
-      <w:proofErr w:type="spellStart"/>
-      <w:r>
-        <w:t>send</w:t>
-      </w:r>
-      <w:proofErr w:type="gramEnd"/>
-      <w:r>
-        <w:t>_keys</w:t>
-      </w:r>
-      <w:proofErr w:type="spellEnd"/>
-      <w:r>
-        <w:t>(text)</w:t>
-      </w:r>
-    </w:p>
-    <w:p>
-      <w:pPr>
-        <w:pBdr>
-          <w:bottom w:val="single" w:sz="4" w:space="1" w:color="auto"/>
-        </w:pBdr>
-        <w:spacing w:after="0"/>
-      </w:pPr>
-      <w:r>
-        <w:pict w14:anchorId="37800D61">
-          <v:rect id="_x0000_i1291" style="width:0;height:1.5pt" o:hralign="center" o:hrstd="t" o:hr="t" fillcolor="#a0a0a0" stroked="f"/>
-        </w:pict>
-      </w:r>
-    </w:p>
-    <w:p>
-      <w:pPr>
-        <w:pBdr>
-          <w:bottom w:val="single" w:sz="4" w:space="1" w:color="auto"/>
-        </w:pBdr>
-        <w:spacing w:after="0"/>
-        <w:rPr>
-          <w:b/>
-          <w:bCs/>
-        </w:rPr>
-      </w:pPr>
-      <w:r>
-        <w:rPr>
-          <w:b/>
-          <w:bCs/>
-        </w:rPr>
-        <w:t>Usage</w:t>
-      </w:r>
-    </w:p>
-    <w:p>
-      <w:pPr>
-        <w:pBdr>
-          <w:bottom w:val="single" w:sz="4" w:space="1" w:color="auto"/>
-        </w:pBdr>
-        <w:spacing w:after="0"/>
-      </w:pPr>
-      <w:r>
-        <w:t xml:space="preserve">alert = </w:t>
-      </w:r>
-      <w:proofErr w:type="spellStart"/>
-      <w:r>
-        <w:t>AlertHandler</w:t>
-      </w:r>
-      <w:proofErr w:type="spellEnd"/>
-      <w:r>
-        <w:t>(driver)</w:t>
-      </w:r>
-    </w:p>
-    <w:p>
-      <w:pPr>
-        <w:pBdr>
-          <w:bottom w:val="single" w:sz="4" w:space="1" w:color="auto"/>
-        </w:pBdr>
-        <w:spacing w:after="0"/>
-      </w:pPr>
-      <w:r>
-        <w:t>print(</w:t>
-      </w:r>
-      <w:proofErr w:type="spellStart"/>
-      <w:r>
-        <w:t>alert.get_alert_</w:t>
-      </w:r>
-      <w:proofErr w:type="gramStart"/>
-      <w:r>
-        <w:t>text</w:t>
-      </w:r>
-      <w:proofErr w:type="spellEnd"/>
-      <w:r>
-        <w:t>(</w:t>
-      </w:r>
-      <w:proofErr w:type="gramEnd"/>
-      <w:r>
-        <w:t>))</w:t>
-      </w:r>
-    </w:p>
-    <w:p>
-      <w:pPr>
-        <w:pBdr>
-          <w:bottom w:val="single" w:sz="4" w:space="1" w:color="auto"/>
-        </w:pBdr>
-        <w:spacing w:after="0"/>
-      </w:pPr>
-      <w:proofErr w:type="spellStart"/>
-      <w:proofErr w:type="gramStart"/>
-      <w:r>
-        <w:t>alert.accept</w:t>
-      </w:r>
-      <w:proofErr w:type="gramEnd"/>
-      <w:r>
-        <w:t>_</w:t>
-      </w:r>
-      <w:proofErr w:type="gramStart"/>
-      <w:r>
-        <w:t>alert</w:t>
-      </w:r>
-      <w:proofErr w:type="spellEnd"/>
-      <w:r>
-        <w:t>(</w:t>
-      </w:r>
-      <w:proofErr w:type="gramEnd"/>
-      <w:r>
-        <w:t>)</w:t>
-      </w:r>
-    </w:p>
-    <w:p>
-      <w:pPr>
-        <w:pBdr>
-          <w:bottom w:val="single" w:sz="4" w:space="1" w:color="auto"/>
-        </w:pBdr>
-        <w:spacing w:after="0"/>
-      </w:pPr>
-      <w:r>
         <w:pict w14:anchorId="468E1C01">
-          <v:rect id="_x0000_i1292" style="width:0;height:1.5pt" o:hralign="center" o:hrstd="t" o:hr="t" fillcolor="#a0a0a0" stroked="f"/>
+          <v:rect id="_x0000_i1058" style="width:0;height:1.5pt" o:hralign="center" o:hrstd="t" o:hr="t" fillcolor="#a0a0a0" stroked="f"/>
         </w:pict>
       </w:r>
     </w:p>
@@ -4445,7 +4452,7 @@
       </w:tblPr>
       <w:tblGrid>
         <w:gridCol w:w="3625"/>
-        <w:gridCol w:w="2829"/>
+        <w:gridCol w:w="1902"/>
       </w:tblGrid>
       <w:tr>
         <w:trPr>
@@ -4644,7 +4651,7 @@
       </w:pPr>
       <w:r>
         <w:pict w14:anchorId="54D51D11">
-          <v:rect id="_x0000_i1293" style="width:0;height:1.5pt" o:hralign="center" o:hrstd="t" o:hr="t" fillcolor="#a0a0a0" stroked="f"/>
+          <v:rect id="_x0000_i1059" style="width:0;height:1.5pt" o:hralign="center" o:hrstd="t" o:hr="t" fillcolor="#a0a0a0" stroked="f"/>
         </w:pict>
       </w:r>
     </w:p>
@@ -4734,7 +4741,6 @@
         <w:rPr>
           <w:rFonts w:ascii="Segoe UI Symbol" w:hAnsi="Segoe UI Symbol" w:cs="Segoe UI Symbol"/>
         </w:rPr>
-        <w:lastRenderedPageBreak/>
         <w:t>✔</w:t>
       </w:r>
       <w:r>
@@ -4762,7 +4768,7 @@
       </w:pPr>
       <w:r>
         <w:pict w14:anchorId="0EC8F2B1">
-          <v:rect id="_x0000_i1294" style="width:0;height:1.5pt" o:hralign="center" o:hrstd="t" o:hr="t" fillcolor="#a0a0a0" stroked="f"/>
+          <v:rect id="_x0000_i1060" style="width:0;height:1.5pt" o:hralign="center" o:hrstd="t" o:hr="t" fillcolor="#a0a0a0" stroked="f"/>
         </w:pict>
       </w:r>
     </w:p>
@@ -4811,9 +4817,187 @@
         </w:pBdr>
         <w:spacing w:after="0"/>
       </w:pPr>
-      <w:r>
-        <w:pict w14:anchorId="4E1317CA">
-          <v:rect id="_x0000_i1295" style="width:0;height:1.5pt" o:hralign="center" o:hrstd="t" o:hr="t" fillcolor="#a0a0a0" stroked="f"/>
+      <w:proofErr w:type="spellStart"/>
+      <w:proofErr w:type="gramStart"/>
+      <w:r>
+        <w:t>driver.find</w:t>
+      </w:r>
+      <w:proofErr w:type="gramEnd"/>
+      <w:r>
+        <w:t>_</w:t>
+      </w:r>
+      <w:proofErr w:type="gramStart"/>
+      <w:r>
+        <w:t>element</w:t>
+      </w:r>
+      <w:proofErr w:type="spellEnd"/>
+      <w:r>
+        <w:t>(</w:t>
+      </w:r>
+      <w:proofErr w:type="gramEnd"/>
+      <w:r>
+        <w:t>By.ID, "</w:t>
+      </w:r>
+      <w:proofErr w:type="spellStart"/>
+      <w:r>
+        <w:t>saveBtn</w:t>
+      </w:r>
+      <w:proofErr w:type="spellEnd"/>
+      <w:r>
+        <w:t>"</w:t>
+      </w:r>
+      <w:proofErr w:type="gramStart"/>
+      <w:r>
+        <w:t>).click</w:t>
+      </w:r>
+      <w:proofErr w:type="gramEnd"/>
+      <w:r>
+        <w:t>()</w:t>
+      </w:r>
+    </w:p>
+    <w:p>
+      <w:pPr>
+        <w:pBdr>
+          <w:bottom w:val="single" w:sz="4" w:space="1" w:color="auto"/>
+        </w:pBdr>
+        <w:spacing w:after="0"/>
+      </w:pPr>
+    </w:p>
+    <w:p>
+      <w:pPr>
+        <w:pBdr>
+          <w:bottom w:val="single" w:sz="4" w:space="1" w:color="auto"/>
+        </w:pBdr>
+        <w:spacing w:after="0"/>
+      </w:pPr>
+      <w:r>
+        <w:t xml:space="preserve">alert = </w:t>
+      </w:r>
+      <w:proofErr w:type="spellStart"/>
+      <w:proofErr w:type="gramStart"/>
+      <w:r>
+        <w:t>WebDriverWait</w:t>
+      </w:r>
+      <w:proofErr w:type="spellEnd"/>
+      <w:r>
+        <w:t>(</w:t>
+      </w:r>
+      <w:proofErr w:type="gramEnd"/>
+      <w:r>
+        <w:t>driver, 10</w:t>
+      </w:r>
+      <w:proofErr w:type="gramStart"/>
+      <w:r>
+        <w:t>).until</w:t>
+      </w:r>
+      <w:proofErr w:type="gramEnd"/>
+      <w:r>
+        <w:t>(</w:t>
+      </w:r>
+    </w:p>
+    <w:p>
+      <w:pPr>
+        <w:pBdr>
+          <w:bottom w:val="single" w:sz="4" w:space="1" w:color="auto"/>
+        </w:pBdr>
+        <w:spacing w:after="0"/>
+      </w:pPr>
+      <w:r>
+        <w:t xml:space="preserve">    </w:t>
+      </w:r>
+      <w:proofErr w:type="spellStart"/>
+      <w:proofErr w:type="gramStart"/>
+      <w:r>
+        <w:t>EC.alert</w:t>
+      </w:r>
+      <w:proofErr w:type="gramEnd"/>
+      <w:r>
+        <w:t>_is_</w:t>
+      </w:r>
+      <w:proofErr w:type="gramStart"/>
+      <w:r>
+        <w:t>present</w:t>
+      </w:r>
+      <w:proofErr w:type="spellEnd"/>
+      <w:r>
+        <w:t>(</w:t>
+      </w:r>
+      <w:proofErr w:type="gramEnd"/>
+      <w:r>
+        <w:t>)</w:t>
+      </w:r>
+    </w:p>
+    <w:p>
+      <w:pPr>
+        <w:pBdr>
+          <w:bottom w:val="single" w:sz="4" w:space="1" w:color="auto"/>
+        </w:pBdr>
+        <w:spacing w:after="0"/>
+      </w:pPr>
+      <w:r>
+        <w:t>)</w:t>
+      </w:r>
+    </w:p>
+    <w:p>
+      <w:pPr>
+        <w:pBdr>
+          <w:bottom w:val="single" w:sz="4" w:space="1" w:color="auto"/>
+        </w:pBdr>
+        <w:spacing w:after="0"/>
+      </w:pPr>
+      <w:r>
+        <w:t xml:space="preserve">assert "saved" in </w:t>
+      </w:r>
+      <w:proofErr w:type="spellStart"/>
+      <w:r>
+        <w:t>alert.</w:t>
+      </w:r>
+      <w:proofErr w:type="gramStart"/>
+      <w:r>
+        <w:t>text.lower</w:t>
+      </w:r>
+      <w:proofErr w:type="spellEnd"/>
+      <w:proofErr w:type="gramEnd"/>
+      <w:r>
+        <w:t>()</w:t>
+      </w:r>
+    </w:p>
+    <w:p>
+      <w:pPr>
+        <w:pBdr>
+          <w:bottom w:val="single" w:sz="4" w:space="1" w:color="auto"/>
+        </w:pBdr>
+        <w:spacing w:after="0"/>
+      </w:pPr>
+    </w:p>
+    <w:p>
+      <w:pPr>
+        <w:pBdr>
+          <w:bottom w:val="single" w:sz="4" w:space="1" w:color="auto"/>
+        </w:pBdr>
+        <w:spacing w:after="0"/>
+      </w:pPr>
+      <w:proofErr w:type="spellStart"/>
+      <w:proofErr w:type="gramStart"/>
+      <w:r>
+        <w:t>alert.accept</w:t>
+      </w:r>
+      <w:proofErr w:type="spellEnd"/>
+      <w:proofErr w:type="gramEnd"/>
+      <w:r>
+        <w:t>()</w:t>
+      </w:r>
+    </w:p>
+    <w:p>
+      <w:pPr>
+        <w:pBdr>
+          <w:bottom w:val="single" w:sz="4" w:space="1" w:color="auto"/>
+        </w:pBdr>
+        <w:spacing w:after="0"/>
+      </w:pPr>
+      <w:r>
+        <w:pict w14:anchorId="4D846FA8">
+          <v:rect id="_x0000_i1062" style="width:0;height:1.5pt" o:hralign="center" o:hrstd="t" o:hr="t" fillcolor="#a0a0a0" stroked="f"/>
         </w:pict>
       </w:r>
     </w:p>
@@ -4823,196 +5007,150 @@
           <w:bottom w:val="single" w:sz="4" w:space="1" w:color="auto"/>
         </w:pBdr>
         <w:spacing w:after="0"/>
-      </w:pPr>
-      <w:proofErr w:type="spellStart"/>
-      <w:proofErr w:type="gramStart"/>
-      <w:r>
-        <w:t>driver.find</w:t>
-      </w:r>
-      <w:proofErr w:type="gramEnd"/>
-      <w:r>
+        <w:rPr>
+          <w:b/>
+          <w:bCs/>
+        </w:rPr>
+      </w:pPr>
+      <w:r>
+        <w:rPr>
+          <w:rFonts w:ascii="Segoe UI Emoji" w:hAnsi="Segoe UI Emoji" w:cs="Segoe UI Emoji"/>
+          <w:b/>
+          <w:bCs/>
+        </w:rPr>
+        <w:t>✅</w:t>
+      </w:r>
+      <w:r>
+        <w:rPr>
+          <w:b/>
+          <w:bCs/>
+        </w:rPr>
+        <w:t xml:space="preserve"> Interview Answer</w:t>
+      </w:r>
+    </w:p>
+    <w:p>
+      <w:pPr>
+        <w:pBdr>
+          <w:bottom w:val="single" w:sz="4" w:space="1" w:color="auto"/>
+        </w:pBdr>
+        <w:spacing w:after="0"/>
+      </w:pPr>
+      <w:r>
+        <w:rPr>
+          <w:b/>
+          <w:bCs/>
+        </w:rPr>
+        <w:t xml:space="preserve">In Selenium, JavaScript alerts are handled using </w:t>
+      </w:r>
+      <w:proofErr w:type="spellStart"/>
+      <w:proofErr w:type="gramStart"/>
+      <w:r>
+        <w:rPr>
+          <w:b/>
+          <w:bCs/>
+        </w:rPr>
+        <w:t>driver.switch</w:t>
+      </w:r>
+      <w:proofErr w:type="gramEnd"/>
+      <w:r>
+        <w:rPr>
+          <w:b/>
+          <w:bCs/>
+        </w:rPr>
         <w:t>_</w:t>
       </w:r>
       <w:proofErr w:type="gramStart"/>
       <w:r>
-        <w:t>element</w:t>
-      </w:r>
-      <w:proofErr w:type="spellEnd"/>
-      <w:r>
+        <w:rPr>
+          <w:b/>
+          <w:bCs/>
+        </w:rPr>
+        <w:t>to.alert</w:t>
+      </w:r>
+      <w:proofErr w:type="spellEnd"/>
+      <w:proofErr w:type="gramEnd"/>
+      <w:r>
+        <w:rPr>
+          <w:b/>
+          <w:bCs/>
+        </w:rPr>
+        <w:t xml:space="preserve">, where </w:t>
+      </w:r>
+      <w:proofErr w:type="gramStart"/>
+      <w:r>
+        <w:rPr>
+          <w:b/>
+          <w:bCs/>
+        </w:rPr>
+        <w:t>accept(</w:t>
+      </w:r>
+      <w:proofErr w:type="gramEnd"/>
+      <w:r>
+        <w:rPr>
+          <w:b/>
+          <w:bCs/>
+        </w:rPr>
+        <w:t xml:space="preserve">), </w:t>
+      </w:r>
+      <w:proofErr w:type="gramStart"/>
+      <w:r>
+        <w:rPr>
+          <w:b/>
+          <w:bCs/>
+        </w:rPr>
+        <w:t>dismiss(</w:t>
+      </w:r>
+      <w:proofErr w:type="gramEnd"/>
+      <w:r>
+        <w:rPr>
+          <w:b/>
+          <w:bCs/>
+        </w:rPr>
+        <w:t xml:space="preserve">), and </w:t>
+      </w:r>
+      <w:proofErr w:type="spellStart"/>
+      <w:r>
+        <w:rPr>
+          <w:b/>
+          <w:bCs/>
+        </w:rPr>
+        <w:t>send_</w:t>
+      </w:r>
+      <w:proofErr w:type="gramStart"/>
+      <w:r>
+        <w:rPr>
+          <w:b/>
+          <w:bCs/>
+        </w:rPr>
+        <w:t>keys</w:t>
+      </w:r>
+      <w:proofErr w:type="spellEnd"/>
+      <w:r>
+        <w:rPr>
+          <w:b/>
+          <w:bCs/>
+        </w:rPr>
         <w:t>(</w:t>
       </w:r>
       <w:proofErr w:type="gramEnd"/>
       <w:r>
-        <w:t>By.ID, "</w:t>
-      </w:r>
-      <w:proofErr w:type="spellStart"/>
-      <w:r>
-        <w:t>saveBtn</w:t>
-      </w:r>
-      <w:proofErr w:type="spellEnd"/>
-      <w:r>
-        <w:t>"</w:t>
-      </w:r>
-      <w:proofErr w:type="gramStart"/>
-      <w:r>
-        <w:t>).click</w:t>
-      </w:r>
-      <w:proofErr w:type="gramEnd"/>
-      <w:r>
-        <w:t>()</w:t>
-      </w:r>
-    </w:p>
-    <w:p>
-      <w:pPr>
-        <w:pBdr>
-          <w:bottom w:val="single" w:sz="4" w:space="1" w:color="auto"/>
-        </w:pBdr>
-        <w:spacing w:after="0"/>
-      </w:pPr>
-    </w:p>
-    <w:p>
-      <w:pPr>
-        <w:pBdr>
-          <w:bottom w:val="single" w:sz="4" w:space="1" w:color="auto"/>
-        </w:pBdr>
-        <w:spacing w:after="0"/>
-      </w:pPr>
-      <w:r>
-        <w:t xml:space="preserve">alert = </w:t>
-      </w:r>
-      <w:proofErr w:type="spellStart"/>
-      <w:proofErr w:type="gramStart"/>
-      <w:r>
-        <w:t>WebDriverWait</w:t>
-      </w:r>
-      <w:proofErr w:type="spellEnd"/>
-      <w:r>
-        <w:t>(</w:t>
-      </w:r>
-      <w:proofErr w:type="gramEnd"/>
-      <w:r>
-        <w:t>driver, 10</w:t>
-      </w:r>
-      <w:proofErr w:type="gramStart"/>
-      <w:r>
-        <w:t>).until</w:t>
-      </w:r>
-      <w:proofErr w:type="gramEnd"/>
-      <w:r>
-        <w:t>(</w:t>
-      </w:r>
-    </w:p>
-    <w:p>
-      <w:pPr>
-        <w:pBdr>
-          <w:bottom w:val="single" w:sz="4" w:space="1" w:color="auto"/>
-        </w:pBdr>
-        <w:spacing w:after="0"/>
-      </w:pPr>
-      <w:r>
-        <w:t xml:space="preserve">    </w:t>
-      </w:r>
-      <w:proofErr w:type="spellStart"/>
-      <w:proofErr w:type="gramStart"/>
-      <w:r>
-        <w:t>EC.alert</w:t>
-      </w:r>
-      <w:proofErr w:type="gramEnd"/>
-      <w:r>
-        <w:t>_is_</w:t>
-      </w:r>
-      <w:proofErr w:type="gramStart"/>
-      <w:r>
-        <w:t>present</w:t>
-      </w:r>
-      <w:proofErr w:type="spellEnd"/>
-      <w:r>
-        <w:t>(</w:t>
-      </w:r>
-      <w:proofErr w:type="gramEnd"/>
-      <w:r>
-        <w:t>)</w:t>
-      </w:r>
-    </w:p>
-    <w:p>
-      <w:pPr>
-        <w:pBdr>
-          <w:bottom w:val="single" w:sz="4" w:space="1" w:color="auto"/>
-        </w:pBdr>
-        <w:spacing w:after="0"/>
-      </w:pPr>
-      <w:r>
-        <w:t>)</w:t>
-      </w:r>
-    </w:p>
-    <w:p>
-      <w:pPr>
-        <w:pBdr>
-          <w:bottom w:val="single" w:sz="4" w:space="1" w:color="auto"/>
-        </w:pBdr>
-        <w:spacing w:after="0"/>
-      </w:pPr>
-    </w:p>
-    <w:p>
-      <w:pPr>
-        <w:pBdr>
-          <w:bottom w:val="single" w:sz="4" w:space="1" w:color="auto"/>
-        </w:pBdr>
-        <w:spacing w:after="0"/>
-      </w:pPr>
-      <w:r>
-        <w:t xml:space="preserve">assert "saved" in </w:t>
-      </w:r>
-      <w:proofErr w:type="spellStart"/>
-      <w:r>
-        <w:t>alert.</w:t>
-      </w:r>
-      <w:proofErr w:type="gramStart"/>
-      <w:r>
-        <w:t>text.lower</w:t>
-      </w:r>
-      <w:proofErr w:type="spellEnd"/>
-      <w:proofErr w:type="gramEnd"/>
-      <w:r>
-        <w:t>()</w:t>
-      </w:r>
-    </w:p>
-    <w:p>
-      <w:pPr>
-        <w:pBdr>
-          <w:bottom w:val="single" w:sz="4" w:space="1" w:color="auto"/>
-        </w:pBdr>
-        <w:spacing w:after="0"/>
-      </w:pPr>
-    </w:p>
-    <w:p>
-      <w:pPr>
-        <w:pBdr>
-          <w:bottom w:val="single" w:sz="4" w:space="1" w:color="auto"/>
-        </w:pBdr>
-        <w:spacing w:after="0"/>
-      </w:pPr>
-      <w:proofErr w:type="spellStart"/>
-      <w:proofErr w:type="gramStart"/>
-      <w:r>
-        <w:t>alert.accept</w:t>
-      </w:r>
-      <w:proofErr w:type="spellEnd"/>
-      <w:proofErr w:type="gramEnd"/>
-      <w:r>
-        <w:t>()</w:t>
-      </w:r>
-    </w:p>
-    <w:p>
-      <w:pPr>
-        <w:pBdr>
-          <w:bottom w:val="single" w:sz="4" w:space="1" w:color="auto"/>
-        </w:pBdr>
-        <w:spacing w:after="0"/>
-      </w:pPr>
-      <w:r>
-        <w:pict w14:anchorId="4D846FA8">
-          <v:rect id="_x0000_i1296" style="width:0;height:1.5pt" o:hralign="center" o:hrstd="t" o:hr="t" fillcolor="#a0a0a0" stroked="f"/>
+        <w:rPr>
+          <w:b/>
+          <w:bCs/>
+        </w:rPr>
+        <w:t>) are used based on alert type. For HTML popups, standard element locators are used. In enterprise frameworks, alert handling is usually wrapped inside reusable methods with explicit waits to improve reliability and maintainability.</w:t>
+      </w:r>
+    </w:p>
+    <w:p>
+      <w:pPr>
+        <w:pBdr>
+          <w:bottom w:val="single" w:sz="4" w:space="1" w:color="auto"/>
+        </w:pBdr>
+        <w:spacing w:after="0"/>
+      </w:pPr>
+      <w:r>
+        <w:pict w14:anchorId="6CBC609D">
+          <v:rect id="_x0000_i1063" style="width:0;height:1.5pt" o:hralign="center" o:hrstd="t" o:hr="t" fillcolor="#a0a0a0" stroked="f"/>
         </w:pict>
       </w:r>
     </w:p>
@@ -5022,159 +5160,6 @@
           <w:bottom w:val="single" w:sz="4" w:space="1" w:color="auto"/>
         </w:pBdr>
         <w:spacing w:after="0"/>
-        <w:rPr>
-          <w:b/>
-          <w:bCs/>
-        </w:rPr>
-      </w:pPr>
-      <w:r>
-        <w:rPr>
-          <w:rFonts w:ascii="Segoe UI Emoji" w:hAnsi="Segoe UI Emoji" w:cs="Segoe UI Emoji"/>
-          <w:b/>
-          <w:bCs/>
-        </w:rPr>
-        <w:t>✅</w:t>
-      </w:r>
-      <w:r>
-        <w:rPr>
-          <w:b/>
-          <w:bCs/>
-        </w:rPr>
-        <w:t xml:space="preserve"> Interview Answer</w:t>
-      </w:r>
-    </w:p>
-    <w:p>
-      <w:pPr>
-        <w:pBdr>
-          <w:bottom w:val="single" w:sz="4" w:space="1" w:color="auto"/>
-        </w:pBdr>
-        <w:spacing w:after="0"/>
-      </w:pPr>
-      <w:r>
-        <w:rPr>
-          <w:b/>
-          <w:bCs/>
-        </w:rPr>
-        <w:t xml:space="preserve">In Selenium, JavaScript alerts are handled using </w:t>
-      </w:r>
-      <w:proofErr w:type="spellStart"/>
-      <w:proofErr w:type="gramStart"/>
-      <w:r>
-        <w:rPr>
-          <w:b/>
-          <w:bCs/>
-        </w:rPr>
-        <w:t>driver.switch</w:t>
-      </w:r>
-      <w:proofErr w:type="gramEnd"/>
-      <w:r>
-        <w:rPr>
-          <w:b/>
-          <w:bCs/>
-        </w:rPr>
-        <w:t>_</w:t>
-      </w:r>
-      <w:proofErr w:type="gramStart"/>
-      <w:r>
-        <w:rPr>
-          <w:b/>
-          <w:bCs/>
-        </w:rPr>
-        <w:t>to.alert</w:t>
-      </w:r>
-      <w:proofErr w:type="spellEnd"/>
-      <w:proofErr w:type="gramEnd"/>
-      <w:r>
-        <w:rPr>
-          <w:b/>
-          <w:bCs/>
-        </w:rPr>
-        <w:t xml:space="preserve">, where </w:t>
-      </w:r>
-      <w:proofErr w:type="gramStart"/>
-      <w:r>
-        <w:rPr>
-          <w:b/>
-          <w:bCs/>
-        </w:rPr>
-        <w:t>accept(</w:t>
-      </w:r>
-      <w:proofErr w:type="gramEnd"/>
-      <w:r>
-        <w:rPr>
-          <w:b/>
-          <w:bCs/>
-        </w:rPr>
-        <w:t xml:space="preserve">), </w:t>
-      </w:r>
-      <w:proofErr w:type="gramStart"/>
-      <w:r>
-        <w:rPr>
-          <w:b/>
-          <w:bCs/>
-        </w:rPr>
-        <w:t>dismiss(</w:t>
-      </w:r>
-      <w:proofErr w:type="gramEnd"/>
-      <w:r>
-        <w:rPr>
-          <w:b/>
-          <w:bCs/>
-        </w:rPr>
-        <w:t xml:space="preserve">), and </w:t>
-      </w:r>
-      <w:proofErr w:type="spellStart"/>
-      <w:r>
-        <w:rPr>
-          <w:b/>
-          <w:bCs/>
-        </w:rPr>
-        <w:t>send_</w:t>
-      </w:r>
-      <w:proofErr w:type="gramStart"/>
-      <w:r>
-        <w:rPr>
-          <w:b/>
-          <w:bCs/>
-        </w:rPr>
-        <w:t>keys</w:t>
-      </w:r>
-      <w:proofErr w:type="spellEnd"/>
-      <w:r>
-        <w:rPr>
-          <w:b/>
-          <w:bCs/>
-        </w:rPr>
-        <w:t>(</w:t>
-      </w:r>
-      <w:proofErr w:type="gramEnd"/>
-      <w:r>
-        <w:rPr>
-          <w:b/>
-          <w:bCs/>
-        </w:rPr>
-        <w:t>) are used based on alert type. For HTML popups, standard element locators are used. In enterprise frameworks, alert handling is usually wrapped inside reusable methods with explicit waits to improve reliability and maintainability.</w:t>
-      </w:r>
-    </w:p>
-    <w:p>
-      <w:pPr>
-        <w:pBdr>
-          <w:bottom w:val="single" w:sz="4" w:space="1" w:color="auto"/>
-        </w:pBdr>
-        <w:spacing w:after="0"/>
-      </w:pPr>
-      <w:r>
-        <w:pict w14:anchorId="6CBC609D">
-          <v:rect id="_x0000_i1297" style="width:0;height:1.5pt" o:hralign="center" o:hrstd="t" o:hr="t" fillcolor="#a0a0a0" stroked="f"/>
-        </w:pict>
-      </w:r>
-    </w:p>
-    <w:p>
-      <w:pPr>
-        <w:pBdr>
-          <w:bottom w:val="single" w:sz="4" w:space="1" w:color="auto"/>
-        </w:pBdr>
-        <w:spacing w:after="0"/>
       </w:pPr>
       <w:r>
         <w:t xml:space="preserve">If you'd like, I can explain </w:t>
@@ -5189,19 +5174,11 @@
       <w:r>
         <w:t>, which is a common real-project issue.</w:t>
       </w:r>
-    </w:p>
-    <w:p>
-      <w:pPr>
-        <w:pBdr>
-          <w:bottom w:val="single" w:sz="4" w:space="1" w:color="auto"/>
-        </w:pBdr>
-        <w:spacing w:after="0"/>
-      </w:pPr>
     </w:p>
     <w:sectPr>
       <w:pgSz w:w="11906" w:h="16838"/>
       <w:pgMar w:top="284" w:right="284" w:bottom="284" w:left="284" w:header="708" w:footer="708" w:gutter="0"/>
-      <w:cols w:space="708"/>
+      <w:cols w:num="2" w:sep="1" w:space="284"/>
       <w:docGrid w:linePitch="360"/>
     </w:sectPr>
   </w:body>
@@ -5209,7 +5186,7 @@
 </file>
 
 <file path=word/numbering.xml><?xml version="1.0" encoding="utf-8"?>
-<w:numbering xmlns:wpc="http://schemas.microsoft.com/office/word/2010/wordprocessingCanvas" xmlns:cx="http://schemas.microsoft.com/office/drawing/2014/chartex" xmlns:cx1="http://schemas.microsoft.com/office/drawing/2015/9/8/chartex" xmlns:cx2="http://schemas.microsoft.com/office/drawing/2015/10/21/chartex" xmlns:cx3="http://schemas.microsoft.com/office/drawing/2016/5/9/chartex" xmlns:cx4="http://schemas.microsoft.com/office/drawing/2016/5/10/chartex" xmlns:cx5="http://schemas.microsoft.com/office/drawing/2016/5/11/chartex" xmlns:cx6="http://schemas.microsoft.com/office/drawing/2016/5/12/chartex" xmlns:cx7="http://schemas.microsoft.com/office/drawing/2016/5/13/chartex" xmlns:cx8="http://schemas.microsoft.com/office/drawing/2016/5/14/chartex" xmlns:mc="http://schemas.openxmlformats.org/markup-compatibility/2006" xmlns:aink="http://schemas.microsoft.com/office/drawing/2016/ink" xmlns:am3d="http://schemas.microsoft.com/office/drawing/2017/model3d" xmlns:o="urn:schemas-microsoft-com:office:office" xmlns:oel="http://schemas.microsoft.com/office/2019/extlst" xmlns:r="http://schemas.openxmlformats.org/officeDocument/2006/relationships" xmlns:m="http://schemas.openxmlformats.org/officeDocument/2006/math" xmlns:v="urn:schemas-microsoft-com:vml" xmlns:wp14="http://schemas.microsoft.com/office/word/2010/wordprocessingDrawing" xmlns:wp="http://schemas.openxmlformats.org/drawingml/2006/wordprocessingDrawing" xmlns:w10="urn:schemas-microsoft-com:office:word" xmlns:w="http://schemas.openxmlformats.org/wordprocessingml/2006/main" xmlns:w14="http://schemas.microsoft.com/office/word/2010/wordml" xmlns:w15="http://schemas.microsoft.com/office/word/2012/wordml" xmlns:w16cex="http://schemas.microsoft.com/office/word/2018/wordml/cex" xmlns:w16cid="http://schemas.microsoft.com/office/word/2016/wordml/cid" xmlns:w16="http://schemas.microsoft.com/office/word/2018/wordml" xmlns:w16du="http://schemas.microsoft.com/office/word/2023/wordml/word16du" xmlns:w16sdtdh="http://schemas.microsoft.com/office/word/2020/wordml/sdtdatahash" xmlns:w16sdtfl="http://schemas.microsoft.com/office/word/2024/wordml/sdtformatlock" xmlns:w16se="http://schemas.microsoft.com/office/word/2015/wordml/symex" xmlns:wpg="http://schemas.microsoft.com/office/word/2010/wordprocessingGroup" xmlns:wpi="http://schemas.microsoft.com/office/word/2010/wordprocessingInk" xmlns:wne="http://schemas.microsoft.com/office/word/2006/wordml" xmlns:wps="http://schemas.microsoft.com/office/word/2010/wordprocessingShape" mc:Ignorable="w14 w15 w16se w16cid w16 w16cex w16sdtdh w16sdtfl w16du wp14">
+<w:numbering xmlns:wpc="http://schemas.microsoft.com/office/word/2010/wordprocessingCanvas" xmlns:cx="http://schemas.microsoft.com/office/drawing/2014/chartex" xmlns:cx1="http://schemas.microsoft.com/office/drawing/2015/9/8/chartex" xmlns:cx2="http://schemas.microsoft.com/office/drawing/2015/10/21/chartex" xmlns:cx3="http://schemas.microsoft.com/office/drawing/2016/5/9/chartex" xmlns:cx4="http://schemas.microsoft.com/office/drawing/2016/5/10/chartex" xmlns:cx5="http://schemas.microsoft.com/office/drawing/2016/5/11/chartex" xmlns:cx6="http://schemas.microsoft.com/office/drawing/2016/5/12/chartex" xmlns:cx7="http://schemas.microsoft.com/office/drawing/2016/5/13/chartex" xmlns:cx8="http://schemas.microsoft.com/office/drawing/2016/5/14/chartex" xmlns:mc="http://schemas.openxmlformats.org/markup-compatibility/2006" xmlns:aink="http://schemas.microsoft.com/office/drawing/2016/ink" xmlns:am3d="http://schemas.microsoft.com/office/drawing/2017/model3d" xmlns:o="urn:schemas-microsoft-com:office:office" xmlns:oel="http://schemas.microsoft.com/office/2019/extlst" xmlns:r="http://schemas.openxmlformats.org/officeDocument/2006/relationships" xmlns:m="http://schemas.openxmlformats.org/officeDocument/2006/math" xmlns:v="urn:schemas-microsoft-com:vml" xmlns:wp14="http://schemas.microsoft.com/office/word/2010/wordprocessingDrawing" xmlns:wp="http://schemas.openxmlformats.org/drawingml/2006/wordprocessingDrawing" xmlns:w10="urn:schemas-microsoft-com:office:word" xmlns:w="http://schemas.openxmlformats.org/wordprocessingml/2006/main" xmlns:w14="http://schemas.microsoft.com/office/word/2010/wordml" xmlns:w15="http://schemas.microsoft.com/office/word/2012/wordml" xmlns:w16cei="http://schemas.microsoft.com/office/word/2026/wordml/cei" xmlns:w16cex="http://schemas.microsoft.com/office/word/2018/wordml/cex" xmlns:w16cid="http://schemas.microsoft.com/office/word/2016/wordml/cid" xmlns:w16="http://schemas.microsoft.com/office/word/2018/wordml" xmlns:w16du="http://schemas.microsoft.com/office/word/2023/wordml/word16du" xmlns:w16sdtdh="http://schemas.microsoft.com/office/word/2020/wordml/sdtdatahash" xmlns:w16sdtfl="http://schemas.microsoft.com/office/word/2024/wordml/sdtformatlock" xmlns:w16se="http://schemas.microsoft.com/office/word/2015/wordml/symex" xmlns:wpg="http://schemas.microsoft.com/office/word/2010/wordprocessingGroup" xmlns:wpi="http://schemas.microsoft.com/office/word/2010/wordprocessingInk" xmlns:wne="http://schemas.microsoft.com/office/word/2006/wordml" xmlns:wps="http://schemas.microsoft.com/office/word/2010/wordprocessingShape" mc:Ignorable="w14 w15 w16se w16cid w16 w16cex w16sdtdh w16sdtfl w16du wp14">
   <w:abstractNum w:abstractNumId="0" w15:restartNumberingAfterBreak="0">
     <w:nsid w:val="0995598E"/>
     <w:multiLevelType w:val="multilevel"/>
@@ -5968,6 +5945,7 @@
   <w:style w:type="character" w:default="1" w:styleId="DefaultParagraphFont">
     <w:name w:val="Default Paragraph Font"/>
     <w:uiPriority w:val="1"/>
+    <w:semiHidden/>
     <w:unhideWhenUsed/>
   </w:style>
   <w:style w:type="table" w:default="1" w:styleId="TableNormal">
